--- a/马克思主义基本原理.docx
+++ b/马克思主义基本原理.docx
@@ -94,7 +94,7 @@
               <w:rFonts w:hint="eastAsia"/>
               <w:lang w:val="en-US" w:eastAsia="zh-CN"/>
             </w:rPr>
-            <w:instrText xml:space="preserve"> HYPERLINK \l _Toc9696 </w:instrText>
+            <w:instrText xml:space="preserve"> HYPERLINK \l _Toc15535 </w:instrText>
           </w:r>
           <w:r>
             <w:rPr>
@@ -117,13 +117,13 @@
             <w:fldChar w:fldCharType="begin"/>
           </w:r>
           <w:r>
-            <w:instrText xml:space="preserve"> PAGEREF _Toc9696 \h </w:instrText>
-          </w:r>
-          <w:r>
-            <w:fldChar w:fldCharType="separate"/>
-          </w:r>
-          <w:r>
-            <w:t>1</w:t>
+            <w:instrText xml:space="preserve"> PAGEREF _Toc15535 \h </w:instrText>
+          </w:r>
+          <w:r>
+            <w:fldChar w:fldCharType="separate"/>
+          </w:r>
+          <w:r>
+            <w:t>2</w:t>
           </w:r>
           <w:r>
             <w:fldChar w:fldCharType="end"/>
@@ -155,7 +155,7 @@
               <w:rFonts w:hint="eastAsia"/>
               <w:lang w:val="en-US" w:eastAsia="zh-CN"/>
             </w:rPr>
-            <w:instrText xml:space="preserve"> HYPERLINK \l _Toc18445 </w:instrText>
+            <w:instrText xml:space="preserve"> HYPERLINK \l _Toc3687 </w:instrText>
           </w:r>
           <w:r>
             <w:rPr>
@@ -178,13 +178,13 @@
             <w:fldChar w:fldCharType="begin"/>
           </w:r>
           <w:r>
-            <w:instrText xml:space="preserve"> PAGEREF _Toc18445 \h </w:instrText>
-          </w:r>
-          <w:r>
-            <w:fldChar w:fldCharType="separate"/>
-          </w:r>
-          <w:r>
-            <w:t>1</w:t>
+            <w:instrText xml:space="preserve"> PAGEREF _Toc3687 \h </w:instrText>
+          </w:r>
+          <w:r>
+            <w:fldChar w:fldCharType="separate"/>
+          </w:r>
+          <w:r>
+            <w:t>2</w:t>
           </w:r>
           <w:r>
             <w:fldChar w:fldCharType="end"/>
@@ -216,7 +216,7 @@
               <w:rFonts w:hint="eastAsia"/>
               <w:lang w:val="en-US" w:eastAsia="zh-CN"/>
             </w:rPr>
-            <w:instrText xml:space="preserve"> HYPERLINK \l _Toc18142 </w:instrText>
+            <w:instrText xml:space="preserve"> HYPERLINK \l _Toc2163 </w:instrText>
           </w:r>
           <w:r>
             <w:rPr>
@@ -239,13 +239,13 @@
             <w:fldChar w:fldCharType="begin"/>
           </w:r>
           <w:r>
-            <w:instrText xml:space="preserve"> PAGEREF _Toc18142 \h </w:instrText>
-          </w:r>
-          <w:r>
-            <w:fldChar w:fldCharType="separate"/>
-          </w:r>
-          <w:r>
-            <w:t>1</w:t>
+            <w:instrText xml:space="preserve"> PAGEREF _Toc2163 \h </w:instrText>
+          </w:r>
+          <w:r>
+            <w:fldChar w:fldCharType="separate"/>
+          </w:r>
+          <w:r>
+            <w:t>2</w:t>
           </w:r>
           <w:r>
             <w:fldChar w:fldCharType="end"/>
@@ -277,7 +277,7 @@
               <w:rFonts w:hint="eastAsia"/>
               <w:lang w:val="en-US" w:eastAsia="zh-CN"/>
             </w:rPr>
-            <w:instrText xml:space="preserve"> HYPERLINK \l _Toc20628 </w:instrText>
+            <w:instrText xml:space="preserve"> HYPERLINK \l _Toc12007 </w:instrText>
           </w:r>
           <w:r>
             <w:rPr>
@@ -300,13 +300,13 @@
             <w:fldChar w:fldCharType="begin"/>
           </w:r>
           <w:r>
-            <w:instrText xml:space="preserve"> PAGEREF _Toc20628 \h </w:instrText>
-          </w:r>
-          <w:r>
-            <w:fldChar w:fldCharType="separate"/>
-          </w:r>
-          <w:r>
-            <w:t>1</w:t>
+            <w:instrText xml:space="preserve"> PAGEREF _Toc12007 \h </w:instrText>
+          </w:r>
+          <w:r>
+            <w:fldChar w:fldCharType="separate"/>
+          </w:r>
+          <w:r>
+            <w:t>2</w:t>
           </w:r>
           <w:r>
             <w:fldChar w:fldCharType="end"/>
@@ -338,7 +338,7 @@
               <w:rFonts w:hint="eastAsia"/>
               <w:lang w:val="en-US" w:eastAsia="zh-CN"/>
             </w:rPr>
-            <w:instrText xml:space="preserve"> HYPERLINK \l _Toc15976 </w:instrText>
+            <w:instrText xml:space="preserve"> HYPERLINK \l _Toc5939 </w:instrText>
           </w:r>
           <w:r>
             <w:rPr>
@@ -361,13 +361,13 @@
             <w:fldChar w:fldCharType="begin"/>
           </w:r>
           <w:r>
-            <w:instrText xml:space="preserve"> PAGEREF _Toc15976 \h </w:instrText>
-          </w:r>
-          <w:r>
-            <w:fldChar w:fldCharType="separate"/>
-          </w:r>
-          <w:r>
-            <w:t>1</w:t>
+            <w:instrText xml:space="preserve"> PAGEREF _Toc5939 \h </w:instrText>
+          </w:r>
+          <w:r>
+            <w:fldChar w:fldCharType="separate"/>
+          </w:r>
+          <w:r>
+            <w:t>2</w:t>
           </w:r>
           <w:r>
             <w:fldChar w:fldCharType="end"/>
@@ -399,7 +399,7 @@
               <w:rFonts w:hint="eastAsia"/>
               <w:lang w:val="en-US" w:eastAsia="zh-CN"/>
             </w:rPr>
-            <w:instrText xml:space="preserve"> HYPERLINK \l _Toc15289 </w:instrText>
+            <w:instrText xml:space="preserve"> HYPERLINK \l _Toc16133 </w:instrText>
           </w:r>
           <w:r>
             <w:rPr>
@@ -422,13 +422,13 @@
             <w:fldChar w:fldCharType="begin"/>
           </w:r>
           <w:r>
-            <w:instrText xml:space="preserve"> PAGEREF _Toc15289 \h </w:instrText>
-          </w:r>
-          <w:r>
-            <w:fldChar w:fldCharType="separate"/>
-          </w:r>
-          <w:r>
-            <w:t>1</w:t>
+            <w:instrText xml:space="preserve"> PAGEREF _Toc16133 \h </w:instrText>
+          </w:r>
+          <w:r>
+            <w:fldChar w:fldCharType="separate"/>
+          </w:r>
+          <w:r>
+            <w:t>2</w:t>
           </w:r>
           <w:r>
             <w:fldChar w:fldCharType="end"/>
@@ -460,7 +460,7 @@
               <w:rFonts w:hint="eastAsia"/>
               <w:lang w:val="en-US" w:eastAsia="zh-CN"/>
             </w:rPr>
-            <w:instrText xml:space="preserve"> HYPERLINK \l _Toc30796 </w:instrText>
+            <w:instrText xml:space="preserve"> HYPERLINK \l _Toc2656 </w:instrText>
           </w:r>
           <w:r>
             <w:rPr>
@@ -483,13 +483,13 @@
             <w:fldChar w:fldCharType="begin"/>
           </w:r>
           <w:r>
-            <w:instrText xml:space="preserve"> PAGEREF _Toc30796 \h </w:instrText>
-          </w:r>
-          <w:r>
-            <w:fldChar w:fldCharType="separate"/>
-          </w:r>
-          <w:r>
-            <w:t>1</w:t>
+            <w:instrText xml:space="preserve"> PAGEREF _Toc2656 \h </w:instrText>
+          </w:r>
+          <w:r>
+            <w:fldChar w:fldCharType="separate"/>
+          </w:r>
+          <w:r>
+            <w:t>2</w:t>
           </w:r>
           <w:r>
             <w:fldChar w:fldCharType="end"/>
@@ -521,21 +521,21 @@
               <w:rFonts w:hint="eastAsia"/>
               <w:lang w:val="en-US" w:eastAsia="zh-CN"/>
             </w:rPr>
-            <w:instrText xml:space="preserve"> HYPERLINK \l _Toc18988 </w:instrText>
-          </w:r>
-          <w:r>
-            <w:rPr>
-              <w:rFonts w:hint="eastAsia"/>
-              <w:lang w:val="en-US" w:eastAsia="zh-CN"/>
-            </w:rPr>
-            <w:fldChar w:fldCharType="separate"/>
-          </w:r>
-          <w:r>
-            <w:rPr>
-              <w:rFonts w:hint="eastAsia"/>
-              <w:lang w:val="en-US" w:eastAsia="zh-CN"/>
-            </w:rPr>
-            <w:t>考点18 对立统一规律（唯物辩证法第一规律）</w:t>
+            <w:instrText xml:space="preserve"> HYPERLINK \l _Toc28936 </w:instrText>
+          </w:r>
+          <w:r>
+            <w:rPr>
+              <w:rFonts w:hint="eastAsia"/>
+              <w:lang w:val="en-US" w:eastAsia="zh-CN"/>
+            </w:rPr>
+            <w:fldChar w:fldCharType="separate"/>
+          </w:r>
+          <w:r>
+            <w:rPr>
+              <w:rFonts w:hint="eastAsia"/>
+              <w:lang w:val="en-US" w:eastAsia="zh-CN"/>
+            </w:rPr>
+            <w:t>考点18 对立统一规律（唯物辩证法第一规律）（分析题）</w:t>
           </w:r>
           <w:r>
             <w:tab/>
@@ -544,13 +544,74 @@
             <w:fldChar w:fldCharType="begin"/>
           </w:r>
           <w:r>
-            <w:instrText xml:space="preserve"> PAGEREF _Toc18988 \h </w:instrText>
-          </w:r>
-          <w:r>
-            <w:fldChar w:fldCharType="separate"/>
-          </w:r>
-          <w:r>
-            <w:t>2</w:t>
+            <w:instrText xml:space="preserve"> PAGEREF _Toc28936 \h </w:instrText>
+          </w:r>
+          <w:r>
+            <w:fldChar w:fldCharType="separate"/>
+          </w:r>
+          <w:r>
+            <w:t>3</w:t>
+          </w:r>
+          <w:r>
+            <w:fldChar w:fldCharType="end"/>
+          </w:r>
+          <w:r>
+            <w:rPr>
+              <w:rFonts w:hint="eastAsia"/>
+              <w:lang w:val="en-US" w:eastAsia="zh-CN"/>
+            </w:rPr>
+            <w:fldChar w:fldCharType="end"/>
+          </w:r>
+        </w:p>
+        <w:p>
+          <w:pPr>
+            <w:pStyle w:val="8"/>
+            <w:tabs>
+              <w:tab w:val="right" w:leader="dot" w:pos="8306"/>
+            </w:tabs>
+          </w:pPr>
+          <w:r>
+            <w:rPr>
+              <w:rFonts w:hint="eastAsia"/>
+              <w:lang w:val="en-US" w:eastAsia="zh-CN"/>
+            </w:rPr>
+            <w:fldChar w:fldCharType="begin"/>
+          </w:r>
+          <w:r>
+            <w:rPr>
+              <w:rFonts w:hint="eastAsia"/>
+              <w:lang w:val="en-US" w:eastAsia="zh-CN"/>
+            </w:rPr>
+            <w:instrText xml:space="preserve"> HYPERLINK \l _Toc28503 </w:instrText>
+          </w:r>
+          <w:r>
+            <w:rPr>
+              <w:rFonts w:hint="eastAsia"/>
+              <w:lang w:val="en-US" w:eastAsia="zh-CN"/>
+            </w:rPr>
+            <w:fldChar w:fldCharType="separate"/>
+          </w:r>
+          <w:r>
+            <w:rPr>
+              <w:rFonts w:hint="eastAsia"/>
+              <w:lang w:val="en-US" w:eastAsia="zh-CN"/>
+            </w:rPr>
+            <w:t>考点19 量变质变规律（唯物辩证法第二规律）（选择题）</w:t>
+          </w:r>
+          <w:r>
+            <w:tab/>
+          </w:r>
+          <w:r>
+            <w:fldChar w:fldCharType="begin"/>
+          </w:r>
+          <w:r>
+            <w:instrText xml:space="preserve"> PAGEREF _Toc28503 \h </w:instrText>
+          </w:r>
+          <w:r>
+            <w:fldChar w:fldCharType="separate"/>
+          </w:r>
+          <w:r>
+            <w:t>4</w:t>
           </w:r>
           <w:r>
             <w:fldChar w:fldCharType="end"/>
@@ -582,7 +643,7 @@
               <w:rFonts w:hint="eastAsia"/>
               <w:lang w:val="en-US" w:eastAsia="zh-CN"/>
             </w:rPr>
-            <w:instrText xml:space="preserve"> HYPERLINK \l _Toc3631 </w:instrText>
+            <w:instrText xml:space="preserve"> HYPERLINK \l _Toc30791 </w:instrText>
           </w:r>
           <w:r>
             <w:rPr>
@@ -605,13 +666,13 @@
             <w:fldChar w:fldCharType="begin"/>
           </w:r>
           <w:r>
-            <w:instrText xml:space="preserve"> PAGEREF _Toc3631 \h </w:instrText>
-          </w:r>
-          <w:r>
-            <w:fldChar w:fldCharType="separate"/>
-          </w:r>
-          <w:r>
-            <w:t>3</w:t>
+            <w:instrText xml:space="preserve"> PAGEREF _Toc30791 \h </w:instrText>
+          </w:r>
+          <w:r>
+            <w:fldChar w:fldCharType="separate"/>
+          </w:r>
+          <w:r>
+            <w:t>4</w:t>
           </w:r>
           <w:r>
             <w:fldChar w:fldCharType="end"/>
@@ -643,7 +704,7 @@
               <w:rFonts w:hint="eastAsia"/>
               <w:lang w:val="en-US" w:eastAsia="zh-CN"/>
             </w:rPr>
-            <w:instrText xml:space="preserve"> HYPERLINK \l _Toc25579 </w:instrText>
+            <w:instrText xml:space="preserve"> HYPERLINK \l _Toc16853 </w:instrText>
           </w:r>
           <w:r>
             <w:rPr>
@@ -666,13 +727,13 @@
             <w:fldChar w:fldCharType="begin"/>
           </w:r>
           <w:r>
-            <w:instrText xml:space="preserve"> PAGEREF _Toc25579 \h </w:instrText>
-          </w:r>
-          <w:r>
-            <w:fldChar w:fldCharType="separate"/>
-          </w:r>
-          <w:r>
-            <w:t>3</w:t>
+            <w:instrText xml:space="preserve"> PAGEREF _Toc16853 \h </w:instrText>
+          </w:r>
+          <w:r>
+            <w:fldChar w:fldCharType="separate"/>
+          </w:r>
+          <w:r>
+            <w:t>4</w:t>
           </w:r>
           <w:r>
             <w:fldChar w:fldCharType="end"/>
@@ -704,7 +765,7 @@
               <w:rFonts w:hint="eastAsia"/>
               <w:lang w:val="en-US" w:eastAsia="zh-CN"/>
             </w:rPr>
-            <w:instrText xml:space="preserve"> HYPERLINK \l _Toc20827 </w:instrText>
+            <w:instrText xml:space="preserve"> HYPERLINK \l _Toc10303 </w:instrText>
           </w:r>
           <w:r>
             <w:rPr>
@@ -727,13 +788,13 @@
             <w:fldChar w:fldCharType="begin"/>
           </w:r>
           <w:r>
-            <w:instrText xml:space="preserve"> PAGEREF _Toc20827 \h </w:instrText>
-          </w:r>
-          <w:r>
-            <w:fldChar w:fldCharType="separate"/>
-          </w:r>
-          <w:r>
-            <w:t>3</w:t>
+            <w:instrText xml:space="preserve"> PAGEREF _Toc10303 \h </w:instrText>
+          </w:r>
+          <w:r>
+            <w:fldChar w:fldCharType="separate"/>
+          </w:r>
+          <w:r>
+            <w:t>4</w:t>
           </w:r>
           <w:r>
             <w:fldChar w:fldCharType="end"/>
@@ -765,7 +826,7 @@
               <w:rFonts w:hint="eastAsia"/>
               <w:lang w:val="en-US" w:eastAsia="zh-CN"/>
             </w:rPr>
-            <w:instrText xml:space="preserve"> HYPERLINK \l _Toc338 </w:instrText>
+            <w:instrText xml:space="preserve"> HYPERLINK \l _Toc6960 </w:instrText>
           </w:r>
           <w:r>
             <w:rPr>
@@ -788,13 +849,13 @@
             <w:fldChar w:fldCharType="begin"/>
           </w:r>
           <w:r>
-            <w:instrText xml:space="preserve"> PAGEREF _Toc338 \h </w:instrText>
-          </w:r>
-          <w:r>
-            <w:fldChar w:fldCharType="separate"/>
-          </w:r>
-          <w:r>
-            <w:t>3</w:t>
+            <w:instrText xml:space="preserve"> PAGEREF _Toc6960 \h </w:instrText>
+          </w:r>
+          <w:r>
+            <w:fldChar w:fldCharType="separate"/>
+          </w:r>
+          <w:r>
+            <w:t>4</w:t>
           </w:r>
           <w:r>
             <w:fldChar w:fldCharType="end"/>
@@ -826,7 +887,7 @@
               <w:rFonts w:hint="eastAsia"/>
               <w:lang w:val="en-US" w:eastAsia="zh-CN"/>
             </w:rPr>
-            <w:instrText xml:space="preserve"> HYPERLINK \l _Toc31755 </w:instrText>
+            <w:instrText xml:space="preserve"> HYPERLINK \l _Toc16764 </w:instrText>
           </w:r>
           <w:r>
             <w:rPr>
@@ -849,13 +910,13 @@
             <w:fldChar w:fldCharType="begin"/>
           </w:r>
           <w:r>
-            <w:instrText xml:space="preserve"> PAGEREF _Toc31755 \h </w:instrText>
-          </w:r>
-          <w:r>
-            <w:fldChar w:fldCharType="separate"/>
-          </w:r>
-          <w:r>
-            <w:t>3</w:t>
+            <w:instrText xml:space="preserve"> PAGEREF _Toc16764 \h </w:instrText>
+          </w:r>
+          <w:r>
+            <w:fldChar w:fldCharType="separate"/>
+          </w:r>
+          <w:r>
+            <w:t>4</w:t>
           </w:r>
           <w:r>
             <w:fldChar w:fldCharType="end"/>
@@ -887,7 +948,7 @@
               <w:rFonts w:hint="eastAsia"/>
               <w:lang w:val="en-US" w:eastAsia="zh-CN"/>
             </w:rPr>
-            <w:instrText xml:space="preserve"> HYPERLINK \l _Toc20918 </w:instrText>
+            <w:instrText xml:space="preserve"> HYPERLINK \l _Toc15407 </w:instrText>
           </w:r>
           <w:r>
             <w:rPr>
@@ -910,13 +971,13 @@
             <w:fldChar w:fldCharType="begin"/>
           </w:r>
           <w:r>
-            <w:instrText xml:space="preserve"> PAGEREF _Toc20918 \h </w:instrText>
-          </w:r>
-          <w:r>
-            <w:fldChar w:fldCharType="separate"/>
-          </w:r>
-          <w:r>
-            <w:t>3</w:t>
+            <w:instrText xml:space="preserve"> PAGEREF _Toc15407 \h </w:instrText>
+          </w:r>
+          <w:r>
+            <w:fldChar w:fldCharType="separate"/>
+          </w:r>
+          <w:r>
+            <w:t>4</w:t>
           </w:r>
           <w:r>
             <w:fldChar w:fldCharType="end"/>
@@ -948,7 +1009,7 @@
               <w:rFonts w:hint="eastAsia"/>
               <w:lang w:val="en-US" w:eastAsia="zh-CN"/>
             </w:rPr>
-            <w:instrText xml:space="preserve"> HYPERLINK \l _Toc3615 </w:instrText>
+            <w:instrText xml:space="preserve"> HYPERLINK \l _Toc642 </w:instrText>
           </w:r>
           <w:r>
             <w:rPr>
@@ -971,13 +1032,13 @@
             <w:fldChar w:fldCharType="begin"/>
           </w:r>
           <w:r>
-            <w:instrText xml:space="preserve"> PAGEREF _Toc3615 \h </w:instrText>
-          </w:r>
-          <w:r>
-            <w:fldChar w:fldCharType="separate"/>
-          </w:r>
-          <w:r>
-            <w:t>3</w:t>
+            <w:instrText xml:space="preserve"> PAGEREF _Toc642 \h </w:instrText>
+          </w:r>
+          <w:r>
+            <w:fldChar w:fldCharType="separate"/>
+          </w:r>
+          <w:r>
+            <w:t>4</w:t>
           </w:r>
           <w:r>
             <w:fldChar w:fldCharType="end"/>
@@ -1009,7 +1070,7 @@
               <w:rFonts w:hint="eastAsia"/>
               <w:lang w:val="en-US" w:eastAsia="zh-CN"/>
             </w:rPr>
-            <w:instrText xml:space="preserve"> HYPERLINK \l _Toc13268 </w:instrText>
+            <w:instrText xml:space="preserve"> HYPERLINK \l _Toc20144 </w:instrText>
           </w:r>
           <w:r>
             <w:rPr>
@@ -1032,13 +1093,13 @@
             <w:fldChar w:fldCharType="begin"/>
           </w:r>
           <w:r>
-            <w:instrText xml:space="preserve"> PAGEREF _Toc13268 \h </w:instrText>
-          </w:r>
-          <w:r>
-            <w:fldChar w:fldCharType="separate"/>
-          </w:r>
-          <w:r>
-            <w:t>3</w:t>
+            <w:instrText xml:space="preserve"> PAGEREF _Toc20144 \h </w:instrText>
+          </w:r>
+          <w:r>
+            <w:fldChar w:fldCharType="separate"/>
+          </w:r>
+          <w:r>
+            <w:t>4</w:t>
           </w:r>
           <w:r>
             <w:fldChar w:fldCharType="end"/>
@@ -1100,7 +1161,7 @@
         </w:rPr>
       </w:pPr>
       <w:bookmarkStart w:id="0" w:name="_Toc23889"/>
-      <w:bookmarkStart w:id="1" w:name="_Toc9696"/>
+      <w:bookmarkStart w:id="1" w:name="_Toc15535"/>
       <w:r>
         <w:rPr>
           <w:rFonts w:hint="eastAsia"/>
@@ -1121,7 +1182,7 @@
         </w:rPr>
       </w:pPr>
       <w:bookmarkStart w:id="2" w:name="_Toc28535"/>
-      <w:bookmarkStart w:id="3" w:name="_Toc18445"/>
+      <w:bookmarkStart w:id="3" w:name="_Toc3687"/>
       <w:r>
         <w:rPr>
           <w:rFonts w:hint="eastAsia"/>
@@ -1141,7 +1202,7 @@
           <w:lang w:val="en-US" w:eastAsia="zh-CN"/>
         </w:rPr>
       </w:pPr>
-      <w:bookmarkStart w:id="4" w:name="_Toc18142"/>
+      <w:bookmarkStart w:id="4" w:name="_Toc2163"/>
       <w:r>
         <w:rPr>
           <w:rFonts w:hint="eastAsia"/>
@@ -1161,7 +1222,7 @@
         </w:rPr>
       </w:pPr>
       <w:bookmarkStart w:id="5" w:name="_Toc27094"/>
-      <w:bookmarkStart w:id="6" w:name="_Toc20628"/>
+      <w:bookmarkStart w:id="6" w:name="_Toc12007"/>
       <w:r>
         <w:rPr>
           <w:rFonts w:hint="eastAsia"/>
@@ -1186,7 +1247,7 @@
         </w:rPr>
       </w:pPr>
       <w:bookmarkStart w:id="7" w:name="_Toc21688"/>
-      <w:bookmarkStart w:id="8" w:name="_Toc15976"/>
+      <w:bookmarkStart w:id="8" w:name="_Toc5939"/>
       <w:r>
         <w:rPr>
           <w:rFonts w:hint="eastAsia"/>
@@ -1212,7 +1273,7 @@
         </w:rPr>
       </w:pPr>
       <w:bookmarkStart w:id="9" w:name="_Toc195"/>
-      <w:bookmarkStart w:id="10" w:name="_Toc15289"/>
+      <w:bookmarkStart w:id="10" w:name="_Toc16133"/>
       <w:r>
         <w:rPr>
           <w:rFonts w:hint="eastAsia" w:ascii="Arial" w:hAnsi="Arial"/>
@@ -1232,7 +1293,7 @@
           <w:lang w:val="en-US" w:eastAsia="zh-CN"/>
         </w:rPr>
       </w:pPr>
-      <w:bookmarkStart w:id="11" w:name="_Toc30796"/>
+      <w:bookmarkStart w:id="11" w:name="_Toc2656"/>
       <w:r>
         <w:rPr>
           <w:rFonts w:hint="eastAsia"/>
@@ -1266,15 +1327,13 @@
           <w:lang w:val="en-US" w:eastAsia="zh-CN"/>
         </w:rPr>
       </w:pPr>
-      <w:bookmarkStart w:id="12" w:name="_Toc18988"/>
-      <w:bookmarkStart w:id="29" w:name="_GoBack"/>
-      <w:bookmarkEnd w:id="29"/>
-      <w:r>
-        <w:rPr>
-          <w:rFonts w:hint="eastAsia"/>
-          <w:lang w:val="en-US" w:eastAsia="zh-CN"/>
-        </w:rPr>
-        <w:t>考点18 对立统一规律（唯物辩证法第一规律）</w:t>
+      <w:bookmarkStart w:id="12" w:name="_Toc28936"/>
+      <w:r>
+        <w:rPr>
+          <w:rFonts w:hint="eastAsia"/>
+          <w:lang w:val="en-US" w:eastAsia="zh-CN"/>
+        </w:rPr>
+        <w:t>考点18 对立统一规律（唯物辩证法第一规律）（分析题）</w:t>
       </w:r>
       <w:bookmarkEnd w:id="12"/>
     </w:p>
@@ -1686,6 +1745,107 @@
         <w:pStyle w:val="13"/>
         <w:bidi w:val="0"/>
         <w:rPr>
+          <w:rFonts w:hint="eastAsia"/>
+          <w:lang w:val="en-US" w:eastAsia="zh-CN"/>
+        </w:rPr>
+      </w:pPr>
+      <w:r>
+        <w:rPr>
+          <w:rFonts w:hint="eastAsia"/>
+          <w:lang w:val="en-US" w:eastAsia="zh-CN"/>
+        </w:rPr>
+        <w:t>主次都抓，但更重视主要</w:t>
+      </w:r>
+    </w:p>
+    <w:p>
+      <w:pPr>
+        <w:rPr>
+          <w:rFonts w:hint="eastAsia"/>
+          <w:lang w:val="en-US" w:eastAsia="zh-CN"/>
+        </w:rPr>
+      </w:pPr>
+      <w:r>
+        <w:rPr>
+          <w:rFonts w:hint="eastAsia"/>
+          <w:lang w:val="en-US" w:eastAsia="zh-CN"/>
+        </w:rPr>
+        <w:br w:type="page"/>
+      </w:r>
+    </w:p>
+    <w:p>
+      <w:pPr>
+        <w:pStyle w:val="4"/>
+        <w:bidi w:val="0"/>
+        <w:rPr>
+          <w:rFonts w:hint="eastAsia"/>
+          <w:lang w:val="en-US" w:eastAsia="zh-CN"/>
+        </w:rPr>
+      </w:pPr>
+      <w:bookmarkStart w:id="13" w:name="_Toc28503"/>
+      <w:bookmarkStart w:id="30" w:name="_GoBack"/>
+      <w:r>
+        <w:rPr>
+          <w:rFonts w:hint="eastAsia"/>
+          <w:lang w:val="en-US" w:eastAsia="zh-CN"/>
+        </w:rPr>
+        <w:t>考点19 量变质变规律（唯物辩证法第二规律）（选择题）</w:t>
+      </w:r>
+      <w:bookmarkEnd w:id="13"/>
+    </w:p>
+    <w:p>
+      <w:pPr>
+        <w:pStyle w:val="5"/>
+        <w:numPr>
+          <w:ilvl w:val="0"/>
+          <w:numId w:val="3"/>
+        </w:numPr>
+        <w:bidi w:val="0"/>
+        <w:rPr>
+          <w:rFonts w:hint="eastAsia"/>
+          <w:lang w:val="en-US" w:eastAsia="zh-CN"/>
+        </w:rPr>
+      </w:pPr>
+      <w:r>
+        <w:rPr>
+          <w:rFonts w:hint="eastAsia"/>
+          <w:lang w:val="en-US" w:eastAsia="zh-CN"/>
+        </w:rPr>
+        <w:t>概念：质，量，度和关节点，量变，质变</w:t>
+      </w:r>
+    </w:p>
+    <w:p>
+      <w:pPr>
+        <w:rPr>
+          <w:rFonts w:hint="eastAsia"/>
+          <w:lang w:val="en-US" w:eastAsia="zh-CN"/>
+        </w:rPr>
+      </w:pPr>
+      <w:r>
+        <w:rPr>
+          <w:rFonts w:hint="eastAsia"/>
+          <w:lang w:val="en-US" w:eastAsia="zh-CN"/>
+        </w:rPr>
+        <w:t>质，你是什么？</w:t>
+      </w:r>
+    </w:p>
+    <w:p>
+      <w:pPr>
+        <w:rPr>
+          <w:rFonts w:hint="eastAsia"/>
+          <w:lang w:val="en-US" w:eastAsia="zh-CN"/>
+        </w:rPr>
+      </w:pPr>
+      <w:r>
+        <w:rPr>
+          <w:rFonts w:hint="eastAsia"/>
+          <w:lang w:val="en-US" w:eastAsia="zh-CN"/>
+        </w:rPr>
+        <w:t>量，大家都是政治老师，深入了解老师，自己能够进行估计</w:t>
+      </w:r>
+    </w:p>
+    <w:p>
+      <w:pPr>
+        <w:rPr>
           <w:rFonts w:hint="default"/>
           <w:lang w:val="en-US" w:eastAsia="zh-CN"/>
         </w:rPr>
@@ -1695,8 +1855,171 @@
           <w:rFonts w:hint="eastAsia"/>
           <w:lang w:val="en-US" w:eastAsia="zh-CN"/>
         </w:rPr>
-        <w:t>主次都抓，但更重视主要</w:t>
-      </w:r>
+        <w:t>度，是区间，质和量的统一</w:t>
+      </w:r>
+    </w:p>
+    <w:p>
+      <w:pPr>
+        <w:rPr>
+          <w:rFonts w:hint="eastAsia"/>
+          <w:lang w:val="en-US" w:eastAsia="zh-CN"/>
+        </w:rPr>
+      </w:pPr>
+      <w:r>
+        <w:rPr>
+          <w:rFonts w:hint="eastAsia"/>
+          <w:lang w:val="en-US" w:eastAsia="zh-CN"/>
+        </w:rPr>
+        <w:t>关节点，度的端点，超出端点此物变成他物</w:t>
+      </w:r>
+    </w:p>
+    <w:p>
+      <w:pPr>
+        <w:rPr>
+          <w:rFonts w:hint="eastAsia"/>
+          <w:lang w:val="en-US" w:eastAsia="zh-CN"/>
+        </w:rPr>
+      </w:pPr>
+      <w:r>
+        <w:rPr>
+          <w:rFonts w:hint="eastAsia"/>
+          <w:lang w:val="en-US" w:eastAsia="zh-CN"/>
+        </w:rPr>
+        <w:t>量变，次序变动与数量增减，是不显著变化，体现了连续性</w:t>
+      </w:r>
+    </w:p>
+    <w:p>
+      <w:pPr>
+        <w:rPr>
+          <w:rFonts w:hint="default"/>
+          <w:lang w:val="en-US" w:eastAsia="zh-CN"/>
+        </w:rPr>
+      </w:pPr>
+      <w:r>
+        <w:rPr>
+          <w:rFonts w:hint="eastAsia"/>
+          <w:lang w:val="en-US" w:eastAsia="zh-CN"/>
+        </w:rPr>
+        <w:t>质变，根本变化，中断</w:t>
+      </w:r>
+    </w:p>
+    <w:p>
+      <w:pPr>
+        <w:pStyle w:val="5"/>
+        <w:numPr>
+          <w:ilvl w:val="0"/>
+          <w:numId w:val="3"/>
+        </w:numPr>
+        <w:bidi w:val="0"/>
+        <w:rPr>
+          <w:rFonts w:hint="default"/>
+          <w:lang w:val="en-US" w:eastAsia="zh-CN"/>
+        </w:rPr>
+      </w:pPr>
+      <w:r>
+        <w:rPr>
+          <w:rFonts w:hint="eastAsia"/>
+          <w:lang w:val="en-US" w:eastAsia="zh-CN"/>
+        </w:rPr>
+        <w:t>量变和质变的辩证关系</w:t>
+      </w:r>
+    </w:p>
+    <w:p>
+      <w:pPr>
+        <w:rPr>
+          <w:rFonts w:hint="eastAsia"/>
+          <w:lang w:val="en-US" w:eastAsia="zh-CN"/>
+        </w:rPr>
+      </w:pPr>
+      <w:r>
+        <w:rPr>
+          <w:rFonts w:hint="eastAsia"/>
+          <w:lang w:val="en-US" w:eastAsia="zh-CN"/>
+        </w:rPr>
+        <w:t>没有量的积累，不可能实现质变，积累够了一定会实现质变（突破关节点）</w:t>
+      </w:r>
+    </w:p>
+    <w:p>
+      <w:pPr>
+        <w:rPr>
+          <w:rFonts w:hint="default"/>
+          <w:lang w:val="en-US" w:eastAsia="zh-CN"/>
+        </w:rPr>
+      </w:pPr>
+      <w:r>
+        <w:rPr>
+          <w:rFonts w:hint="eastAsia"/>
+          <w:lang w:val="en-US" w:eastAsia="zh-CN"/>
+        </w:rPr>
+        <w:t>量变中有局部质变，质变的时候也有量的收缩和扩张</w:t>
+      </w:r>
+    </w:p>
+    <w:p>
+      <w:pPr>
+        <w:pStyle w:val="5"/>
+        <w:numPr>
+          <w:ilvl w:val="0"/>
+          <w:numId w:val="3"/>
+        </w:numPr>
+        <w:bidi w:val="0"/>
+        <w:rPr>
+          <w:rFonts w:hint="default"/>
+          <w:lang w:val="en-US" w:eastAsia="zh-CN"/>
+        </w:rPr>
+      </w:pPr>
+      <w:r>
+        <w:rPr>
+          <w:rFonts w:hint="eastAsia"/>
+          <w:lang w:val="en-US" w:eastAsia="zh-CN"/>
+        </w:rPr>
+        <w:t>方法论意义</w:t>
+      </w:r>
+    </w:p>
+    <w:p>
+      <w:pPr>
+        <w:rPr>
+          <w:rFonts w:hint="default"/>
+          <w:lang w:val="en-US" w:eastAsia="zh-CN"/>
+        </w:rPr>
+      </w:pPr>
+      <w:r>
+        <w:rPr>
+          <w:rFonts w:hint="eastAsia"/>
+          <w:lang w:val="en-US" w:eastAsia="zh-CN"/>
+        </w:rPr>
+        <w:t>忽略量变，激变论；忽略质变，庸俗进化论</w:t>
+      </w:r>
+    </w:p>
+    <w:p>
+      <w:pPr>
+        <w:rPr>
+          <w:rFonts w:hint="eastAsia"/>
+          <w:lang w:val="en-US" w:eastAsia="zh-CN"/>
+        </w:rPr>
+      </w:pPr>
+      <w:r>
+        <w:rPr>
+          <w:rFonts w:hint="eastAsia"/>
+          <w:lang w:val="en-US" w:eastAsia="zh-CN"/>
+        </w:rPr>
+        <w:t>量变，踏踏实实</w:t>
+      </w:r>
+    </w:p>
+    <w:p>
+      <w:pPr>
+        <w:rPr>
+          <w:rFonts w:hint="default"/>
+          <w:lang w:val="en-US" w:eastAsia="zh-CN"/>
+        </w:rPr>
+      </w:pPr>
+      <w:r>
+        <w:rPr>
+          <w:rFonts w:hint="eastAsia"/>
+          <w:lang w:val="en-US" w:eastAsia="zh-CN"/>
+        </w:rPr>
+        <w:t xml:space="preserve">质变，果断抓住机遇促进质变 </w:t>
+      </w:r>
+      <w:bookmarkEnd w:id="30"/>
     </w:p>
     <w:p>
       <w:pPr>
@@ -1720,8 +2043,8 @@
           <w:lang w:val="en-US" w:eastAsia="zh-CN"/>
         </w:rPr>
       </w:pPr>
-      <w:bookmarkStart w:id="13" w:name="_Toc1657"/>
-      <w:bookmarkStart w:id="14" w:name="_Toc3631"/>
+      <w:bookmarkStart w:id="14" w:name="_Toc1657"/>
+      <w:bookmarkStart w:id="15" w:name="_Toc30791"/>
       <w:r>
         <w:rPr>
           <w:rFonts w:hint="eastAsia" w:ascii="Arial" w:hAnsi="Arial"/>
@@ -1729,8 +2052,8 @@
         </w:rPr>
         <w:t>认识论</w:t>
       </w:r>
-      <w:bookmarkEnd w:id="13"/>
       <w:bookmarkEnd w:id="14"/>
+      <w:bookmarkEnd w:id="15"/>
     </w:p>
     <w:p>
       <w:pPr>
@@ -1746,8 +2069,8 @@
           <w:lang w:val="en-US" w:eastAsia="zh-CN"/>
         </w:rPr>
       </w:pPr>
-      <w:bookmarkStart w:id="15" w:name="_Toc10246"/>
-      <w:bookmarkStart w:id="16" w:name="_Toc25579"/>
+      <w:bookmarkStart w:id="16" w:name="_Toc10246"/>
+      <w:bookmarkStart w:id="17" w:name="_Toc16853"/>
       <w:r>
         <w:rPr>
           <w:rFonts w:hint="eastAsia" w:ascii="Arial" w:hAnsi="Arial"/>
@@ -1755,8 +2078,8 @@
         </w:rPr>
         <w:t>唯物史观</w:t>
       </w:r>
-      <w:bookmarkEnd w:id="15"/>
       <w:bookmarkEnd w:id="16"/>
+      <w:bookmarkEnd w:id="17"/>
     </w:p>
     <w:p>
       <w:pPr>
@@ -1768,8 +2091,8 @@
           <w:lang w:val="en-US" w:eastAsia="zh-CN"/>
         </w:rPr>
       </w:pPr>
-      <w:bookmarkStart w:id="17" w:name="_Toc31430"/>
-      <w:bookmarkStart w:id="18" w:name="_Toc20827"/>
+      <w:bookmarkStart w:id="18" w:name="_Toc31430"/>
+      <w:bookmarkStart w:id="19" w:name="_Toc10303"/>
       <w:r>
         <w:rPr>
           <w:rFonts w:hint="eastAsia"/>
@@ -1777,8 +2100,8 @@
         </w:rPr>
         <w:t>马克思主义政治经济学</w:t>
       </w:r>
-      <w:bookmarkEnd w:id="17"/>
       <w:bookmarkEnd w:id="18"/>
+      <w:bookmarkEnd w:id="19"/>
     </w:p>
     <w:p>
       <w:pPr>
@@ -1793,8 +2116,8 @@
           <w:lang w:val="en-US" w:eastAsia="zh-CN"/>
         </w:rPr>
       </w:pPr>
-      <w:bookmarkStart w:id="19" w:name="_Toc11772"/>
-      <w:bookmarkStart w:id="20" w:name="_Toc338"/>
+      <w:bookmarkStart w:id="20" w:name="_Toc11772"/>
+      <w:bookmarkStart w:id="21" w:name="_Toc6960"/>
       <w:r>
         <w:rPr>
           <w:rFonts w:hint="eastAsia"/>
@@ -1803,8 +2126,8 @@
         </w:rPr>
         <w:t>资本主义的本质及规律</w:t>
       </w:r>
-      <w:bookmarkEnd w:id="19"/>
       <w:bookmarkEnd w:id="20"/>
+      <w:bookmarkEnd w:id="21"/>
     </w:p>
     <w:p>
       <w:pPr>
@@ -1819,8 +2142,8 @@
           <w:lang w:val="en-US" w:eastAsia="zh-CN"/>
         </w:rPr>
       </w:pPr>
-      <w:bookmarkStart w:id="21" w:name="_Toc23785"/>
-      <w:bookmarkStart w:id="22" w:name="_Toc31755"/>
+      <w:bookmarkStart w:id="22" w:name="_Toc23785"/>
+      <w:bookmarkStart w:id="23" w:name="_Toc16764"/>
       <w:r>
         <w:rPr>
           <w:rFonts w:hint="eastAsia"/>
@@ -1828,8 +2151,8 @@
         </w:rPr>
         <w:t>资本主义的发展及其趋势</w:t>
       </w:r>
-      <w:bookmarkEnd w:id="21"/>
       <w:bookmarkEnd w:id="22"/>
+      <w:bookmarkEnd w:id="23"/>
     </w:p>
     <w:p>
       <w:pPr>
@@ -1840,8 +2163,8 @@
           <w:lang w:val="en-US" w:eastAsia="zh-CN"/>
         </w:rPr>
       </w:pPr>
-      <w:bookmarkStart w:id="23" w:name="_Toc21929"/>
-      <w:bookmarkStart w:id="24" w:name="_Toc20918"/>
+      <w:bookmarkStart w:id="24" w:name="_Toc21929"/>
+      <w:bookmarkStart w:id="25" w:name="_Toc15407"/>
       <w:r>
         <w:rPr>
           <w:rFonts w:hint="eastAsia"/>
@@ -1849,8 +2172,8 @@
         </w:rPr>
         <w:t>科学社会主义</w:t>
       </w:r>
-      <w:bookmarkEnd w:id="23"/>
       <w:bookmarkEnd w:id="24"/>
+      <w:bookmarkEnd w:id="25"/>
     </w:p>
     <w:p>
       <w:pPr>
@@ -1865,8 +2188,8 @@
           <w:lang w:val="en-US" w:eastAsia="zh-CN"/>
         </w:rPr>
       </w:pPr>
-      <w:bookmarkStart w:id="25" w:name="_Toc32071"/>
-      <w:bookmarkStart w:id="26" w:name="_Toc3615"/>
+      <w:bookmarkStart w:id="26" w:name="_Toc32071"/>
+      <w:bookmarkStart w:id="27" w:name="_Toc642"/>
       <w:r>
         <w:rPr>
           <w:rFonts w:hint="eastAsia"/>
@@ -1875,8 +2198,8 @@
         </w:rPr>
         <w:t>社会主义的发展及其规律</w:t>
       </w:r>
-      <w:bookmarkEnd w:id="25"/>
       <w:bookmarkEnd w:id="26"/>
+      <w:bookmarkEnd w:id="27"/>
     </w:p>
     <w:p>
       <w:pPr>
@@ -1891,8 +2214,8 @@
           <w:lang w:val="en-US" w:eastAsia="zh-CN"/>
         </w:rPr>
       </w:pPr>
-      <w:bookmarkStart w:id="27" w:name="_Toc10626"/>
-      <w:bookmarkStart w:id="28" w:name="_Toc13268"/>
+      <w:bookmarkStart w:id="28" w:name="_Toc10626"/>
+      <w:bookmarkStart w:id="29" w:name="_Toc20144"/>
       <w:r>
         <w:rPr>
           <w:rFonts w:hint="eastAsia"/>
@@ -1900,8 +2223,8 @@
         </w:rPr>
         <w:t>共产主义崇高理想及其最终实现</w:t>
       </w:r>
-      <w:bookmarkEnd w:id="27"/>
       <w:bookmarkEnd w:id="28"/>
+      <w:bookmarkEnd w:id="29"/>
     </w:p>
     <w:sectPr>
       <w:pgSz w:w="11906" w:h="16838"/>
@@ -2000,11 +2323,30 @@
       </w:rPr>
     </w:lvl>
   </w:abstractNum>
+  <w:abstractNum w:abstractNumId="2">
+    <w:nsid w:val="D7F8CDDA"/>
+    <w:multiLevelType w:val="singleLevel"/>
+    <w:tmpl w:val="D7F8CDDA"/>
+    <w:lvl w:ilvl="0" w:tentative="0">
+      <w:start w:val="1"/>
+      <w:numFmt w:val="decimal"/>
+      <w:lvlText w:val="%1."/>
+      <w:lvlJc w:val="left"/>
+      <w:pPr>
+        <w:tabs>
+          <w:tab w:val="left" w:pos="312"/>
+        </w:tabs>
+      </w:pPr>
+    </w:lvl>
+  </w:abstractNum>
   <w:num w:numId="1">
     <w:abstractNumId w:val="1"/>
   </w:num>
   <w:num w:numId="2">
     <w:abstractNumId w:val="0"/>
+  </w:num>
+  <w:num w:numId="3">
+    <w:abstractNumId w:val="2"/>
   </w:num>
 </w:numbering>
 </file>
@@ -2085,7 +2427,7 @@
     <w:lsdException w:qFormat="1" w:unhideWhenUsed="0" w:uiPriority="0" w:semiHidden="0" w:name="Title"/>
     <w:lsdException w:unhideWhenUsed="0" w:uiPriority="0" w:semiHidden="0" w:name="Closing"/>
     <w:lsdException w:unhideWhenUsed="0" w:uiPriority="0" w:semiHidden="0" w:name="Signature"/>
-    <w:lsdException w:unhideWhenUsed="0" w:uiPriority="0" w:semiHidden="0" w:name="Default Paragraph Font"/>
+    <w:lsdException w:qFormat="1" w:unhideWhenUsed="0" w:uiPriority="0" w:semiHidden="0" w:name="Default Paragraph Font"/>
     <w:lsdException w:unhideWhenUsed="0" w:uiPriority="0" w:semiHidden="0" w:name="Body Text"/>
     <w:lsdException w:unhideWhenUsed="0" w:uiPriority="0" w:semiHidden="0" w:name="Body Text Indent"/>
     <w:lsdException w:unhideWhenUsed="0" w:uiPriority="0" w:semiHidden="0" w:name="List Continue"/>
@@ -2405,6 +2747,7 @@
   </w:style>
   <w:style w:type="character" w:default="1" w:styleId="12">
     <w:name w:val="Default Paragraph Font"/>
+    <w:qFormat/>
     <w:uiPriority w:val="0"/>
   </w:style>
   <w:style w:type="table" w:default="1" w:styleId="11">

--- a/马克思主义基本原理.docx
+++ b/马克思主义基本原理.docx
@@ -1160,8 +1160,8 @@
           <w:lang w:val="en-US" w:eastAsia="zh-CN"/>
         </w:rPr>
       </w:pPr>
-      <w:bookmarkStart w:id="0" w:name="_Toc23889"/>
-      <w:bookmarkStart w:id="1" w:name="_Toc15535"/>
+      <w:bookmarkStart w:id="0" w:name="_Toc15535"/>
+      <w:bookmarkStart w:id="1" w:name="_Toc23889"/>
       <w:r>
         <w:rPr>
           <w:rFonts w:hint="eastAsia"/>
@@ -1181,8 +1181,8 @@
           <w:lang w:val="en-US" w:eastAsia="zh-CN"/>
         </w:rPr>
       </w:pPr>
-      <w:bookmarkStart w:id="2" w:name="_Toc28535"/>
-      <w:bookmarkStart w:id="3" w:name="_Toc3687"/>
+      <w:bookmarkStart w:id="2" w:name="_Toc3687"/>
+      <w:bookmarkStart w:id="3" w:name="_Toc28535"/>
       <w:r>
         <w:rPr>
           <w:rFonts w:hint="eastAsia"/>
@@ -1221,8 +1221,8 @@
           <w:lang w:val="en-US" w:eastAsia="zh-CN"/>
         </w:rPr>
       </w:pPr>
-      <w:bookmarkStart w:id="5" w:name="_Toc27094"/>
-      <w:bookmarkStart w:id="6" w:name="_Toc12007"/>
+      <w:bookmarkStart w:id="5" w:name="_Toc12007"/>
+      <w:bookmarkStart w:id="6" w:name="_Toc27094"/>
       <w:r>
         <w:rPr>
           <w:rFonts w:hint="eastAsia"/>
@@ -1272,8 +1272,8 @@
           <w:lang w:val="en-US" w:eastAsia="zh-CN"/>
         </w:rPr>
       </w:pPr>
-      <w:bookmarkStart w:id="9" w:name="_Toc195"/>
-      <w:bookmarkStart w:id="10" w:name="_Toc16133"/>
+      <w:bookmarkStart w:id="9" w:name="_Toc16133"/>
+      <w:bookmarkStart w:id="10" w:name="_Toc195"/>
       <w:r>
         <w:rPr>
           <w:rFonts w:hint="eastAsia" w:ascii="Arial" w:hAnsi="Arial"/>
@@ -1742,7 +1742,7 @@
     </w:p>
     <w:p>
       <w:pPr>
-        <w:pStyle w:val="13"/>
+        <w:pStyle w:val="15"/>
         <w:bidi w:val="0"/>
         <w:rPr>
           <w:rFonts w:hint="eastAsia"/>
@@ -1756,6 +1756,42 @@
         </w:rPr>
         <w:t>主次都抓，但更重视主要</w:t>
       </w:r>
+      <w:r>
+        <w:rPr>
+          <w:rFonts w:hint="eastAsia"/>
+          <w:lang w:val="en-US" w:eastAsia="zh-CN"/>
+        </w:rPr>
+        <w:fldChar w:fldCharType="begin"/>
+      </w:r>
+      <w:r>
+        <w:rPr>
+          <w:rFonts w:hint="eastAsia"/>
+          <w:lang w:val="en-US" w:eastAsia="zh-CN"/>
+        </w:rPr>
+        <w:instrText xml:space="preserve"> HYPERLINK "image/矛盾分析方法总结.png" </w:instrText>
+      </w:r>
+      <w:r>
+        <w:rPr>
+          <w:rFonts w:hint="eastAsia"/>
+          <w:lang w:val="en-US" w:eastAsia="zh-CN"/>
+        </w:rPr>
+        <w:fldChar w:fldCharType="separate"/>
+      </w:r>
+      <w:r>
+        <w:rPr>
+          <w:rStyle w:val="13"/>
+          <w:rFonts w:hint="eastAsia"/>
+          <w:lang w:val="en-US" w:eastAsia="zh-CN"/>
+        </w:rPr>
+        <w:t>image\矛盾分析方法总结.png</w:t>
+      </w:r>
+      <w:r>
+        <w:rPr>
+          <w:rFonts w:hint="eastAsia"/>
+          <w:lang w:val="en-US" w:eastAsia="zh-CN"/>
+        </w:rPr>
+        <w:fldChar w:fldCharType="end"/>
+      </w:r>
     </w:p>
     <w:p>
       <w:pPr>
@@ -1782,7 +1818,6 @@
         </w:rPr>
       </w:pPr>
       <w:bookmarkStart w:id="13" w:name="_Toc28503"/>
-      <w:bookmarkStart w:id="30" w:name="_GoBack"/>
       <w:r>
         <w:rPr>
           <w:rFonts w:hint="eastAsia"/>
@@ -1791,6 +1826,293 @@
         <w:t>考点19 量变质变规律（唯物辩证法第二规律）（选择题）</w:t>
       </w:r>
       <w:bookmarkEnd w:id="13"/>
+    </w:p>
+    <w:p>
+      <w:pPr>
+        <w:pStyle w:val="5"/>
+        <w:numPr>
+          <w:ilvl w:val="0"/>
+          <w:numId w:val="0"/>
+        </w:numPr>
+        <w:bidi w:val="0"/>
+        <w:ind w:firstLine="600" w:firstLineChars="250"/>
+        <w:rPr>
+          <w:rFonts w:hint="eastAsia"/>
+          <w:lang w:val="en-US" w:eastAsia="zh-CN"/>
+        </w:rPr>
+      </w:pPr>
+      <w:r>
+        <w:rPr>
+          <w:rFonts w:hint="eastAsia" w:ascii="Arial" w:hAnsi="Arial" w:eastAsia="楷体" w:cstheme="minorBidi"/>
+          <w:kern w:val="2"/>
+          <w:sz w:val="24"/>
+          <w:szCs w:val="24"/>
+          <w:lang w:val="en-US" w:eastAsia="zh-CN" w:bidi="ar-SA"/>
+        </w:rPr>
+        <w:t>1.</w:t>
+      </w:r>
+      <w:r>
+        <w:rPr>
+          <w:rFonts w:hint="eastAsia"/>
+          <w:lang w:val="en-US" w:eastAsia="zh-CN"/>
+        </w:rPr>
+        <w:t>概念：质，量，度和关节点，量变，质变</w:t>
+      </w:r>
+    </w:p>
+    <w:p>
+      <w:pPr>
+        <w:rPr>
+          <w:rFonts w:hint="eastAsia"/>
+          <w:lang w:val="en-US" w:eastAsia="zh-CN"/>
+        </w:rPr>
+      </w:pPr>
+      <w:r>
+        <w:rPr>
+          <w:rFonts w:hint="eastAsia"/>
+          <w:lang w:val="en-US" w:eastAsia="zh-CN"/>
+        </w:rPr>
+        <w:t>质，你是什么？</w:t>
+      </w:r>
+    </w:p>
+    <w:p>
+      <w:pPr>
+        <w:rPr>
+          <w:rFonts w:hint="eastAsia"/>
+          <w:lang w:val="en-US" w:eastAsia="zh-CN"/>
+        </w:rPr>
+      </w:pPr>
+      <w:r>
+        <w:rPr>
+          <w:rFonts w:hint="eastAsia"/>
+          <w:lang w:val="en-US" w:eastAsia="zh-CN"/>
+        </w:rPr>
+        <w:t>量，大家都是政治老师，深入了解老师，自己能够进行估计</w:t>
+      </w:r>
+    </w:p>
+    <w:p>
+      <w:pPr>
+        <w:rPr>
+          <w:rFonts w:hint="default"/>
+          <w:lang w:val="en-US" w:eastAsia="zh-CN"/>
+        </w:rPr>
+      </w:pPr>
+      <w:r>
+        <w:rPr>
+          <w:rFonts w:hint="eastAsia"/>
+          <w:lang w:val="en-US" w:eastAsia="zh-CN"/>
+        </w:rPr>
+        <w:t>度，是区间，质和量的统一</w:t>
+      </w:r>
+    </w:p>
+    <w:p>
+      <w:pPr>
+        <w:rPr>
+          <w:rFonts w:hint="eastAsia"/>
+          <w:lang w:val="en-US" w:eastAsia="zh-CN"/>
+        </w:rPr>
+      </w:pPr>
+      <w:r>
+        <w:rPr>
+          <w:rFonts w:hint="eastAsia"/>
+          <w:lang w:val="en-US" w:eastAsia="zh-CN"/>
+        </w:rPr>
+        <w:t>关节点，度的端点，超出端点此物变成他物</w:t>
+      </w:r>
+    </w:p>
+    <w:p>
+      <w:pPr>
+        <w:rPr>
+          <w:rFonts w:hint="eastAsia"/>
+          <w:lang w:val="en-US" w:eastAsia="zh-CN"/>
+        </w:rPr>
+      </w:pPr>
+      <w:r>
+        <w:rPr>
+          <w:rFonts w:hint="eastAsia"/>
+          <w:lang w:val="en-US" w:eastAsia="zh-CN"/>
+        </w:rPr>
+        <w:t>量变，次序变动与数量增减，是不显著变化，体现了连续性</w:t>
+      </w:r>
+    </w:p>
+    <w:p>
+      <w:pPr>
+        <w:rPr>
+          <w:rFonts w:hint="default"/>
+          <w:lang w:val="en-US" w:eastAsia="zh-CN"/>
+        </w:rPr>
+      </w:pPr>
+      <w:r>
+        <w:rPr>
+          <w:rFonts w:hint="eastAsia"/>
+          <w:lang w:val="en-US" w:eastAsia="zh-CN"/>
+        </w:rPr>
+        <w:t>质变，根本变化，中断</w:t>
+      </w:r>
+    </w:p>
+    <w:p>
+      <w:pPr>
+        <w:pStyle w:val="5"/>
+        <w:numPr>
+          <w:ilvl w:val="0"/>
+          <w:numId w:val="0"/>
+        </w:numPr>
+        <w:bidi w:val="0"/>
+        <w:ind w:firstLine="600" w:firstLineChars="250"/>
+        <w:rPr>
+          <w:rFonts w:hint="default"/>
+          <w:lang w:val="en-US" w:eastAsia="zh-CN"/>
+        </w:rPr>
+      </w:pPr>
+      <w:r>
+        <w:rPr>
+          <w:rFonts w:hint="default" w:ascii="Arial" w:hAnsi="Arial" w:eastAsia="楷体" w:cstheme="minorBidi"/>
+          <w:kern w:val="2"/>
+          <w:sz w:val="24"/>
+          <w:szCs w:val="24"/>
+          <w:lang w:val="en-US" w:eastAsia="zh-CN" w:bidi="ar-SA"/>
+        </w:rPr>
+        <w:t>2.</w:t>
+      </w:r>
+      <w:r>
+        <w:rPr>
+          <w:rFonts w:hint="eastAsia"/>
+          <w:lang w:val="en-US" w:eastAsia="zh-CN"/>
+        </w:rPr>
+        <w:t>量变和质变的辩证关系</w:t>
+      </w:r>
+    </w:p>
+    <w:p>
+      <w:pPr>
+        <w:rPr>
+          <w:rFonts w:hint="eastAsia"/>
+          <w:lang w:val="en-US" w:eastAsia="zh-CN"/>
+        </w:rPr>
+      </w:pPr>
+      <w:r>
+        <w:rPr>
+          <w:rFonts w:hint="eastAsia"/>
+          <w:lang w:val="en-US" w:eastAsia="zh-CN"/>
+        </w:rPr>
+        <w:t>没有量的积累，不可能实现质变，积累够了一定会实现质变（突破关节点）</w:t>
+      </w:r>
+    </w:p>
+    <w:p>
+      <w:pPr>
+        <w:rPr>
+          <w:rFonts w:hint="default"/>
+          <w:lang w:val="en-US" w:eastAsia="zh-CN"/>
+        </w:rPr>
+      </w:pPr>
+      <w:r>
+        <w:rPr>
+          <w:rFonts w:hint="eastAsia"/>
+          <w:lang w:val="en-US" w:eastAsia="zh-CN"/>
+        </w:rPr>
+        <w:t>量变中有局部质变，质变的时候也有量的收缩和扩张</w:t>
+      </w:r>
+    </w:p>
+    <w:p>
+      <w:pPr>
+        <w:pStyle w:val="5"/>
+        <w:numPr>
+          <w:ilvl w:val="0"/>
+          <w:numId w:val="0"/>
+        </w:numPr>
+        <w:bidi w:val="0"/>
+        <w:ind w:firstLine="600" w:firstLineChars="250"/>
+        <w:rPr>
+          <w:rFonts w:hint="default"/>
+          <w:lang w:val="en-US" w:eastAsia="zh-CN"/>
+        </w:rPr>
+      </w:pPr>
+      <w:r>
+        <w:rPr>
+          <w:rFonts w:hint="default" w:ascii="Arial" w:hAnsi="Arial" w:eastAsia="楷体" w:cstheme="minorBidi"/>
+          <w:kern w:val="2"/>
+          <w:sz w:val="24"/>
+          <w:szCs w:val="24"/>
+          <w:lang w:val="en-US" w:eastAsia="zh-CN" w:bidi="ar-SA"/>
+        </w:rPr>
+        <w:t>3.</w:t>
+      </w:r>
+      <w:r>
+        <w:rPr>
+          <w:rFonts w:hint="eastAsia"/>
+          <w:lang w:val="en-US" w:eastAsia="zh-CN"/>
+        </w:rPr>
+        <w:t>方法论意义</w:t>
+      </w:r>
+    </w:p>
+    <w:p>
+      <w:pPr>
+        <w:rPr>
+          <w:rFonts w:hint="default"/>
+          <w:lang w:val="en-US" w:eastAsia="zh-CN"/>
+        </w:rPr>
+      </w:pPr>
+      <w:r>
+        <w:rPr>
+          <w:rFonts w:hint="eastAsia"/>
+          <w:lang w:val="en-US" w:eastAsia="zh-CN"/>
+        </w:rPr>
+        <w:t>忽略量变，激变论；忽略质变，庸俗进化论</w:t>
+      </w:r>
+    </w:p>
+    <w:p>
+      <w:pPr>
+        <w:rPr>
+          <w:rFonts w:hint="eastAsia"/>
+          <w:lang w:val="en-US" w:eastAsia="zh-CN"/>
+        </w:rPr>
+      </w:pPr>
+      <w:r>
+        <w:rPr>
+          <w:rFonts w:hint="eastAsia"/>
+          <w:lang w:val="en-US" w:eastAsia="zh-CN"/>
+        </w:rPr>
+        <w:t>量变，踏踏实实</w:t>
+      </w:r>
+    </w:p>
+    <w:p>
+      <w:pPr>
+        <w:rPr>
+          <w:rFonts w:hint="eastAsia"/>
+          <w:lang w:val="en-US" w:eastAsia="zh-CN"/>
+        </w:rPr>
+      </w:pPr>
+      <w:r>
+        <w:rPr>
+          <w:rFonts w:hint="eastAsia"/>
+          <w:lang w:val="en-US" w:eastAsia="zh-CN"/>
+        </w:rPr>
+        <w:t xml:space="preserve">质变，果断抓住机遇促进质变 </w:t>
+      </w:r>
+    </w:p>
+    <w:p>
+      <w:pPr>
+        <w:ind w:left="0" w:leftChars="0" w:firstLine="0" w:firstLineChars="0"/>
+        <w:rPr>
+          <w:rFonts w:hint="eastAsia"/>
+          <w:lang w:val="en-US" w:eastAsia="zh-CN"/>
+        </w:rPr>
+      </w:pPr>
+    </w:p>
+    <w:p>
+      <w:pPr>
+        <w:pStyle w:val="4"/>
+        <w:bidi w:val="0"/>
+        <w:rPr>
+          <w:rFonts w:hint="eastAsia"/>
+          <w:lang w:val="en-US" w:eastAsia="zh-CN"/>
+        </w:rPr>
+      </w:pPr>
+      <w:r>
+        <w:rPr>
+          <w:rFonts w:hint="eastAsia"/>
+          <w:lang w:val="en-US" w:eastAsia="zh-CN"/>
+        </w:rPr>
+        <w:t>考点20 否定之否定（唯物辩证法第三规律）（选择题）</w:t>
+      </w:r>
     </w:p>
     <w:p>
       <w:pPr>
@@ -1800,51 +2122,26 @@
           <w:numId w:val="3"/>
         </w:numPr>
         <w:bidi w:val="0"/>
-        <w:rPr>
-          <w:rFonts w:hint="eastAsia"/>
-          <w:lang w:val="en-US" w:eastAsia="zh-CN"/>
-        </w:rPr>
-      </w:pPr>
-      <w:r>
-        <w:rPr>
-          <w:rFonts w:hint="eastAsia"/>
-          <w:lang w:val="en-US" w:eastAsia="zh-CN"/>
-        </w:rPr>
-        <w:t>概念：质，量，度和关节点，量变，质变</w:t>
-      </w:r>
-    </w:p>
-    <w:p>
-      <w:pPr>
-        <w:rPr>
-          <w:rFonts w:hint="eastAsia"/>
-          <w:lang w:val="en-US" w:eastAsia="zh-CN"/>
-        </w:rPr>
-      </w:pPr>
-      <w:r>
-        <w:rPr>
-          <w:rFonts w:hint="eastAsia"/>
-          <w:lang w:val="en-US" w:eastAsia="zh-CN"/>
-        </w:rPr>
-        <w:t>质，你是什么？</w:t>
-      </w:r>
-    </w:p>
-    <w:p>
-      <w:pPr>
-        <w:rPr>
-          <w:rFonts w:hint="eastAsia"/>
-          <w:lang w:val="en-US" w:eastAsia="zh-CN"/>
-        </w:rPr>
-      </w:pPr>
-      <w:r>
-        <w:rPr>
-          <w:rFonts w:hint="eastAsia"/>
-          <w:lang w:val="en-US" w:eastAsia="zh-CN"/>
-        </w:rPr>
-        <w:t>量，大家都是政治老师，深入了解老师，自己能够进行估计</w:t>
-      </w:r>
-    </w:p>
-    <w:p>
-      <w:pPr>
+        <w:ind w:firstLine="600" w:firstLineChars="250"/>
+        <w:rPr>
+          <w:rFonts w:hint="eastAsia"/>
+          <w:lang w:val="en-US" w:eastAsia="zh-CN"/>
+        </w:rPr>
+      </w:pPr>
+      <w:r>
+        <w:rPr>
+          <w:rFonts w:hint="eastAsia"/>
+          <w:lang w:val="en-US" w:eastAsia="zh-CN"/>
+        </w:rPr>
+        <w:t>事物发展过程中的肯定因素和否定因素</w:t>
+      </w:r>
+    </w:p>
+    <w:p>
+      <w:pPr>
+        <w:numPr>
+          <w:ilvl w:val="0"/>
+          <w:numId w:val="0"/>
+        </w:numPr>
         <w:rPr>
           <w:rFonts w:hint="default"/>
           <w:lang w:val="en-US" w:eastAsia="zh-CN"/>
@@ -1855,52 +2152,43 @@
           <w:rFonts w:hint="eastAsia"/>
           <w:lang w:val="en-US" w:eastAsia="zh-CN"/>
         </w:rPr>
-        <w:t>度，是区间，质和量的统一</w:t>
-      </w:r>
-    </w:p>
-    <w:p>
-      <w:pPr>
-        <w:rPr>
-          <w:rFonts w:hint="eastAsia"/>
-          <w:lang w:val="en-US" w:eastAsia="zh-CN"/>
-        </w:rPr>
-      </w:pPr>
-      <w:r>
-        <w:rPr>
-          <w:rFonts w:hint="eastAsia"/>
-          <w:lang w:val="en-US" w:eastAsia="zh-CN"/>
-        </w:rPr>
-        <w:t>关节点，度的端点，超出端点此物变成他物</w:t>
-      </w:r>
-    </w:p>
-    <w:p>
-      <w:pPr>
-        <w:rPr>
-          <w:rFonts w:hint="eastAsia"/>
-          <w:lang w:val="en-US" w:eastAsia="zh-CN"/>
-        </w:rPr>
-      </w:pPr>
-      <w:r>
-        <w:rPr>
-          <w:rFonts w:hint="eastAsia"/>
-          <w:lang w:val="en-US" w:eastAsia="zh-CN"/>
-        </w:rPr>
-        <w:t>量变，次序变动与数量增减，是不显著变化，体现了连续性</w:t>
-      </w:r>
-    </w:p>
-    <w:p>
-      <w:pPr>
+        <w:t>分析：事物既有肯定因素也有否定因素，没有肯定就会死，没有否定就会长生不老</w:t>
+      </w:r>
+      <w:r>
         <w:rPr>
           <w:rFonts w:hint="default"/>
           <w:lang w:val="en-US" w:eastAsia="zh-CN"/>
         </w:rPr>
-      </w:pPr>
-      <w:r>
-        <w:rPr>
-          <w:rFonts w:hint="eastAsia"/>
-          <w:lang w:val="en-US" w:eastAsia="zh-CN"/>
-        </w:rPr>
-        <w:t>质变，根本变化，中断</w:t>
+        <w:fldChar w:fldCharType="begin"/>
+      </w:r>
+      <w:r>
+        <w:rPr>
+          <w:rFonts w:hint="default"/>
+          <w:lang w:val="en-US" w:eastAsia="zh-CN"/>
+        </w:rPr>
+        <w:instrText xml:space="preserve"> HYPERLINK "image/辩证否定观和形而上学否定观的区别.png" </w:instrText>
+      </w:r>
+      <w:r>
+        <w:rPr>
+          <w:rFonts w:hint="default"/>
+          <w:lang w:val="en-US" w:eastAsia="zh-CN"/>
+        </w:rPr>
+        <w:fldChar w:fldCharType="separate"/>
+      </w:r>
+      <w:r>
+        <w:rPr>
+          <w:rStyle w:val="13"/>
+          <w:rFonts w:hint="default"/>
+          <w:lang w:val="en-US" w:eastAsia="zh-CN"/>
+        </w:rPr>
+        <w:t>image\辩证否定观和形而上学否定观的区别.png</w:t>
+      </w:r>
+      <w:r>
+        <w:rPr>
+          <w:rFonts w:hint="default"/>
+          <w:lang w:val="en-US" w:eastAsia="zh-CN"/>
+        </w:rPr>
+        <w:fldChar w:fldCharType="end"/>
       </w:r>
     </w:p>
     <w:p>
@@ -1911,6 +2199,61 @@
           <w:numId w:val="3"/>
         </w:numPr>
         <w:bidi w:val="0"/>
+        <w:ind w:left="0" w:leftChars="0" w:firstLine="600" w:firstLineChars="250"/>
+        <w:rPr>
+          <w:rFonts w:hint="eastAsia"/>
+          <w:lang w:val="en-US" w:eastAsia="zh-CN"/>
+        </w:rPr>
+      </w:pPr>
+      <w:r>
+        <w:rPr>
+          <w:rFonts w:hint="eastAsia"/>
+          <w:lang w:val="en-US" w:eastAsia="zh-CN"/>
+        </w:rPr>
+        <w:t>否定之否定规律</w:t>
+      </w:r>
+    </w:p>
+    <w:p>
+      <w:pPr>
+        <w:numPr>
+          <w:numId w:val="0"/>
+        </w:numPr>
+        <w:ind w:leftChars="250"/>
+        <w:rPr>
+          <w:rFonts w:hint="eastAsia"/>
+          <w:lang w:val="en-US" w:eastAsia="zh-CN"/>
+        </w:rPr>
+      </w:pPr>
+      <w:r>
+        <w:rPr>
+          <w:rFonts w:hint="eastAsia"/>
+          <w:lang w:val="en-US" w:eastAsia="zh-CN"/>
+        </w:rPr>
+        <w:t>肯定（A）—否定（B）—否定之否定（A）</w:t>
+      </w:r>
+    </w:p>
+    <w:p>
+      <w:pPr>
+        <w:bidi w:val="0"/>
+        <w:rPr>
+          <w:rFonts w:hint="eastAsia"/>
+          <w:lang w:val="en-US" w:eastAsia="zh-CN"/>
+        </w:rPr>
+      </w:pPr>
+      <w:r>
+        <w:rPr>
+          <w:rFonts w:hint="eastAsia"/>
+          <w:lang w:val="en-US" w:eastAsia="zh-CN"/>
+        </w:rPr>
+        <w:t>表面上回到了自己，事实上，不是简单的回到自己，变得更优秀了，得到了一次进化，就像曾经我看山是山，看水是水，后来我看山不是山，看水不是水，现在我看山是山，看水是水</w:t>
+      </w:r>
+    </w:p>
+    <w:p>
+      <w:pPr>
+        <w:numPr>
+          <w:numId w:val="0"/>
+        </w:numPr>
+        <w:ind w:leftChars="250"/>
         <w:rPr>
           <w:rFonts w:hint="default"/>
           <w:lang w:val="en-US" w:eastAsia="zh-CN"/>
@@ -1921,37 +2264,7 @@
           <w:rFonts w:hint="eastAsia"/>
           <w:lang w:val="en-US" w:eastAsia="zh-CN"/>
         </w:rPr>
-        <w:t>量变和质变的辩证关系</w:t>
-      </w:r>
-    </w:p>
-    <w:p>
-      <w:pPr>
-        <w:rPr>
-          <w:rFonts w:hint="eastAsia"/>
-          <w:lang w:val="en-US" w:eastAsia="zh-CN"/>
-        </w:rPr>
-      </w:pPr>
-      <w:r>
-        <w:rPr>
-          <w:rFonts w:hint="eastAsia"/>
-          <w:lang w:val="en-US" w:eastAsia="zh-CN"/>
-        </w:rPr>
-        <w:t>没有量的积累，不可能实现质变，积累够了一定会实现质变（突破关节点）</w:t>
-      </w:r>
-    </w:p>
-    <w:p>
-      <w:pPr>
-        <w:rPr>
-          <w:rFonts w:hint="default"/>
-          <w:lang w:val="en-US" w:eastAsia="zh-CN"/>
-        </w:rPr>
-      </w:pPr>
-      <w:r>
-        <w:rPr>
-          <w:rFonts w:hint="eastAsia"/>
-          <w:lang w:val="en-US" w:eastAsia="zh-CN"/>
-        </w:rPr>
-        <w:t>量变中有局部质变，质变的时候也有量的收缩和扩张</w:t>
+        <w:t>事物的发展不是直线式前进，而是螺旋上升的</w:t>
       </w:r>
     </w:p>
     <w:p>
@@ -1959,21 +2272,67 @@
         <w:pStyle w:val="5"/>
         <w:numPr>
           <w:ilvl w:val="0"/>
-          <w:numId w:val="3"/>
+          <w:numId w:val="0"/>
         </w:numPr>
         <w:bidi w:val="0"/>
+        <w:ind w:firstLine="600" w:firstLineChars="250"/>
+        <w:rPr>
+          <w:rFonts w:hint="eastAsia"/>
+          <w:lang w:val="en-US" w:eastAsia="zh-CN"/>
+        </w:rPr>
+      </w:pPr>
+      <w:r>
+        <w:rPr>
+          <w:rFonts w:hint="eastAsia" w:cstheme="minorBidi"/>
+          <w:kern w:val="2"/>
+          <w:sz w:val="24"/>
+          <w:szCs w:val="24"/>
+          <w:lang w:val="en-US" w:eastAsia="zh-CN" w:bidi="ar-SA"/>
+        </w:rPr>
+        <w:t>3</w:t>
+      </w:r>
+      <w:r>
+        <w:rPr>
+          <w:rFonts w:hint="default" w:ascii="Arial" w:hAnsi="Arial" w:eastAsia="楷体" w:cstheme="minorBidi"/>
+          <w:kern w:val="2"/>
+          <w:sz w:val="24"/>
+          <w:szCs w:val="24"/>
+          <w:lang w:val="en-US" w:eastAsia="zh-CN" w:bidi="ar-SA"/>
+        </w:rPr>
+        <w:t>.</w:t>
+      </w:r>
+      <w:r>
+        <w:rPr>
+          <w:rFonts w:hint="eastAsia"/>
+          <w:lang w:val="en-US" w:eastAsia="zh-CN"/>
+        </w:rPr>
+        <w:t>方法论意义：遇到挫折不要灰心放弃，一帆风顺不要得意忘形，大方向还是向前的，事物总是变好</w:t>
+      </w:r>
+    </w:p>
+    <w:p>
+      <w:pPr>
+        <w:rPr>
+          <w:rFonts w:hint="eastAsia"/>
+          <w:lang w:val="en-US" w:eastAsia="zh-CN"/>
+        </w:rPr>
+      </w:pPr>
+      <w:r>
+        <w:rPr>
+          <w:rFonts w:hint="eastAsia"/>
+          <w:lang w:val="en-US" w:eastAsia="zh-CN"/>
+        </w:rPr>
+        <w:br w:type="page"/>
+      </w:r>
+      <w:bookmarkStart w:id="30" w:name="_GoBack"/>
+      <w:bookmarkEnd w:id="30"/>
+    </w:p>
+    <w:p>
+      <w:pPr>
         <w:rPr>
           <w:rFonts w:hint="default"/>
           <w:lang w:val="en-US" w:eastAsia="zh-CN"/>
         </w:rPr>
       </w:pPr>
-      <w:r>
-        <w:rPr>
-          <w:rFonts w:hint="eastAsia"/>
-          <w:lang w:val="en-US" w:eastAsia="zh-CN"/>
-        </w:rPr>
-        <w:t>方法论意义</w:t>
-      </w:r>
     </w:p>
     <w:p>
       <w:pPr>
@@ -1982,44 +2341,6 @@
           <w:lang w:val="en-US" w:eastAsia="zh-CN"/>
         </w:rPr>
       </w:pPr>
-      <w:r>
-        <w:rPr>
-          <w:rFonts w:hint="eastAsia"/>
-          <w:lang w:val="en-US" w:eastAsia="zh-CN"/>
-        </w:rPr>
-        <w:t>忽略量变，激变论；忽略质变，庸俗进化论</w:t>
-      </w:r>
-    </w:p>
-    <w:p>
-      <w:pPr>
-        <w:rPr>
-          <w:rFonts w:hint="eastAsia"/>
-          <w:lang w:val="en-US" w:eastAsia="zh-CN"/>
-        </w:rPr>
-      </w:pPr>
-      <w:r>
-        <w:rPr>
-          <w:rFonts w:hint="eastAsia"/>
-          <w:lang w:val="en-US" w:eastAsia="zh-CN"/>
-        </w:rPr>
-        <w:t>量变，踏踏实实</w:t>
-      </w:r>
-    </w:p>
-    <w:p>
-      <w:pPr>
-        <w:rPr>
-          <w:rFonts w:hint="default"/>
-          <w:lang w:val="en-US" w:eastAsia="zh-CN"/>
-        </w:rPr>
-      </w:pPr>
-      <w:r>
-        <w:rPr>
-          <w:rFonts w:hint="eastAsia"/>
-          <w:lang w:val="en-US" w:eastAsia="zh-CN"/>
-        </w:rPr>
-        <w:t xml:space="preserve">质变，果断抓住机遇促进质变 </w:t>
-      </w:r>
-      <w:bookmarkEnd w:id="30"/>
     </w:p>
     <w:p>
       <w:pPr>
@@ -2043,8 +2364,8 @@
           <w:lang w:val="en-US" w:eastAsia="zh-CN"/>
         </w:rPr>
       </w:pPr>
-      <w:bookmarkStart w:id="14" w:name="_Toc1657"/>
-      <w:bookmarkStart w:id="15" w:name="_Toc30791"/>
+      <w:bookmarkStart w:id="14" w:name="_Toc30791"/>
+      <w:bookmarkStart w:id="15" w:name="_Toc1657"/>
       <w:r>
         <w:rPr>
           <w:rFonts w:hint="eastAsia" w:ascii="Arial" w:hAnsi="Arial"/>
@@ -2069,8 +2390,8 @@
           <w:lang w:val="en-US" w:eastAsia="zh-CN"/>
         </w:rPr>
       </w:pPr>
-      <w:bookmarkStart w:id="16" w:name="_Toc10246"/>
-      <w:bookmarkStart w:id="17" w:name="_Toc16853"/>
+      <w:bookmarkStart w:id="16" w:name="_Toc16853"/>
+      <w:bookmarkStart w:id="17" w:name="_Toc10246"/>
       <w:r>
         <w:rPr>
           <w:rFonts w:hint="eastAsia" w:ascii="Arial" w:hAnsi="Arial"/>
@@ -2116,8 +2437,8 @@
           <w:lang w:val="en-US" w:eastAsia="zh-CN"/>
         </w:rPr>
       </w:pPr>
-      <w:bookmarkStart w:id="20" w:name="_Toc11772"/>
-      <w:bookmarkStart w:id="21" w:name="_Toc6960"/>
+      <w:bookmarkStart w:id="20" w:name="_Toc6960"/>
+      <w:bookmarkStart w:id="21" w:name="_Toc11772"/>
       <w:r>
         <w:rPr>
           <w:rFonts w:hint="eastAsia"/>
@@ -2163,8 +2484,8 @@
           <w:lang w:val="en-US" w:eastAsia="zh-CN"/>
         </w:rPr>
       </w:pPr>
-      <w:bookmarkStart w:id="24" w:name="_Toc21929"/>
-      <w:bookmarkStart w:id="25" w:name="_Toc15407"/>
+      <w:bookmarkStart w:id="24" w:name="_Toc15407"/>
+      <w:bookmarkStart w:id="25" w:name="_Toc21929"/>
       <w:r>
         <w:rPr>
           <w:rFonts w:hint="eastAsia"/>
@@ -2324,9 +2645,9 @@
     </w:lvl>
   </w:abstractNum>
   <w:abstractNum w:abstractNumId="2">
-    <w:nsid w:val="D7F8CDDA"/>
+    <w:nsid w:val="02D0E268"/>
     <w:multiLevelType w:val="singleLevel"/>
-    <w:tmpl w:val="D7F8CDDA"/>
+    <w:tmpl w:val="02D0E268"/>
     <w:lvl w:ilvl="0" w:tentative="0">
       <w:start w:val="1"/>
       <w:numFmt w:val="decimal"/>
@@ -2447,8 +2768,8 @@
     <w:lsdException w:unhideWhenUsed="0" w:uiPriority="0" w:semiHidden="0" w:name="Body Text Indent 2"/>
     <w:lsdException w:unhideWhenUsed="0" w:uiPriority="0" w:semiHidden="0" w:name="Body Text Indent 3"/>
     <w:lsdException w:unhideWhenUsed="0" w:uiPriority="0" w:semiHidden="0" w:name="Block Text"/>
-    <w:lsdException w:unhideWhenUsed="0" w:uiPriority="0" w:semiHidden="0" w:name="Hyperlink"/>
-    <w:lsdException w:unhideWhenUsed="0" w:uiPriority="0" w:semiHidden="0" w:name="FollowedHyperlink"/>
+    <w:lsdException w:qFormat="1" w:unhideWhenUsed="0" w:uiPriority="0" w:semiHidden="0" w:name="Hyperlink"/>
+    <w:lsdException w:qFormat="1" w:unhideWhenUsed="0" w:uiPriority="0" w:semiHidden="0" w:name="FollowedHyperlink"/>
     <w:lsdException w:qFormat="1" w:unhideWhenUsed="0" w:uiPriority="0" w:semiHidden="0" w:name="Strong"/>
     <w:lsdException w:qFormat="1" w:unhideWhenUsed="0" w:uiPriority="0" w:semiHidden="0" w:name="Emphasis"/>
     <w:lsdException w:unhideWhenUsed="0" w:uiPriority="0" w:semiHidden="0" w:name="Document Map"/>
@@ -2790,7 +3111,27 @@
       <w:ind w:left="420" w:leftChars="200"/>
     </w:pPr>
   </w:style>
-  <w:style w:type="paragraph" w:customStyle="1" w:styleId="13">
+  <w:style w:type="character" w:styleId="13">
+    <w:name w:val="FollowedHyperlink"/>
+    <w:basedOn w:val="12"/>
+    <w:qFormat/>
+    <w:uiPriority w:val="0"/>
+    <w:rPr>
+      <w:color w:val="800080"/>
+      <w:u w:val="single"/>
+    </w:rPr>
+  </w:style>
+  <w:style w:type="character" w:styleId="14">
+    <w:name w:val="Hyperlink"/>
+    <w:basedOn w:val="12"/>
+    <w:qFormat/>
+    <w:uiPriority w:val="0"/>
+    <w:rPr>
+      <w:color w:val="0000FF"/>
+      <w:u w:val="single"/>
+    </w:rPr>
+  </w:style>
+  <w:style w:type="paragraph" w:customStyle="1" w:styleId="15">
     <w:name w:val="方法论正文"/>
     <w:basedOn w:val="1"/>
     <w:qFormat/>
@@ -2801,7 +3142,7 @@
       <w:bCs/>
     </w:rPr>
   </w:style>
-  <w:style w:type="paragraph" w:customStyle="1" w:styleId="14">
+  <w:style w:type="paragraph" w:customStyle="1" w:styleId="16">
     <w:name w:val="WPSOffice手动目录 1"/>
     <w:qFormat/>
     <w:uiPriority w:val="0"/>
@@ -2814,7 +3155,7 @@
       <w:szCs w:val="20"/>
     </w:rPr>
   </w:style>
-  <w:style w:type="paragraph" w:customStyle="1" w:styleId="15">
+  <w:style w:type="paragraph" w:customStyle="1" w:styleId="17">
     <w:name w:val="WPSOffice手动目录 2"/>
     <w:qFormat/>
     <w:uiPriority w:val="0"/>
@@ -2827,8 +3168,9 @@
       <w:szCs w:val="20"/>
     </w:rPr>
   </w:style>
-  <w:style w:type="paragraph" w:customStyle="1" w:styleId="16">
+  <w:style w:type="paragraph" w:customStyle="1" w:styleId="18">
     <w:name w:val="WPSOffice手动目录 3"/>
+    <w:qFormat/>
     <w:uiPriority w:val="0"/>
     <w:pPr>
       <w:ind w:leftChars="400"/>

--- a/马克思主义基本原理.docx
+++ b/马克思主义基本原理.docx
@@ -94,7 +94,7 @@
               <w:rFonts w:hint="eastAsia"/>
               <w:lang w:val="en-US" w:eastAsia="zh-CN"/>
             </w:rPr>
-            <w:instrText xml:space="preserve"> HYPERLINK \l _Toc15535 </w:instrText>
+            <w:instrText xml:space="preserve"> HYPERLINK \l _Toc11583 </w:instrText>
           </w:r>
           <w:r>
             <w:rPr>
@@ -117,7 +117,7 @@
             <w:fldChar w:fldCharType="begin"/>
           </w:r>
           <w:r>
-            <w:instrText xml:space="preserve"> PAGEREF _Toc15535 \h </w:instrText>
+            <w:instrText xml:space="preserve"> PAGEREF _Toc11583 \h </w:instrText>
           </w:r>
           <w:r>
             <w:fldChar w:fldCharType="separate"/>
@@ -155,7 +155,7 @@
               <w:rFonts w:hint="eastAsia"/>
               <w:lang w:val="en-US" w:eastAsia="zh-CN"/>
             </w:rPr>
-            <w:instrText xml:space="preserve"> HYPERLINK \l _Toc3687 </w:instrText>
+            <w:instrText xml:space="preserve"> HYPERLINK \l _Toc10016 </w:instrText>
           </w:r>
           <w:r>
             <w:rPr>
@@ -178,7 +178,7 @@
             <w:fldChar w:fldCharType="begin"/>
           </w:r>
           <w:r>
-            <w:instrText xml:space="preserve"> PAGEREF _Toc3687 \h </w:instrText>
+            <w:instrText xml:space="preserve"> PAGEREF _Toc10016 \h </w:instrText>
           </w:r>
           <w:r>
             <w:fldChar w:fldCharType="separate"/>
@@ -216,7 +216,7 @@
               <w:rFonts w:hint="eastAsia"/>
               <w:lang w:val="en-US" w:eastAsia="zh-CN"/>
             </w:rPr>
-            <w:instrText xml:space="preserve"> HYPERLINK \l _Toc2163 </w:instrText>
+            <w:instrText xml:space="preserve"> HYPERLINK \l _Toc22670 </w:instrText>
           </w:r>
           <w:r>
             <w:rPr>
@@ -239,7 +239,7 @@
             <w:fldChar w:fldCharType="begin"/>
           </w:r>
           <w:r>
-            <w:instrText xml:space="preserve"> PAGEREF _Toc2163 \h </w:instrText>
+            <w:instrText xml:space="preserve"> PAGEREF _Toc22670 \h </w:instrText>
           </w:r>
           <w:r>
             <w:fldChar w:fldCharType="separate"/>
@@ -277,7 +277,7 @@
               <w:rFonts w:hint="eastAsia"/>
               <w:lang w:val="en-US" w:eastAsia="zh-CN"/>
             </w:rPr>
-            <w:instrText xml:space="preserve"> HYPERLINK \l _Toc12007 </w:instrText>
+            <w:instrText xml:space="preserve"> HYPERLINK \l _Toc25408 </w:instrText>
           </w:r>
           <w:r>
             <w:rPr>
@@ -300,7 +300,7 @@
             <w:fldChar w:fldCharType="begin"/>
           </w:r>
           <w:r>
-            <w:instrText xml:space="preserve"> PAGEREF _Toc12007 \h </w:instrText>
+            <w:instrText xml:space="preserve"> PAGEREF _Toc25408 \h </w:instrText>
           </w:r>
           <w:r>
             <w:fldChar w:fldCharType="separate"/>
@@ -338,7 +338,7 @@
               <w:rFonts w:hint="eastAsia"/>
               <w:lang w:val="en-US" w:eastAsia="zh-CN"/>
             </w:rPr>
-            <w:instrText xml:space="preserve"> HYPERLINK \l _Toc5939 </w:instrText>
+            <w:instrText xml:space="preserve"> HYPERLINK \l _Toc12709 </w:instrText>
           </w:r>
           <w:r>
             <w:rPr>
@@ -361,7 +361,7 @@
             <w:fldChar w:fldCharType="begin"/>
           </w:r>
           <w:r>
-            <w:instrText xml:space="preserve"> PAGEREF _Toc5939 \h </w:instrText>
+            <w:instrText xml:space="preserve"> PAGEREF _Toc12709 \h </w:instrText>
           </w:r>
           <w:r>
             <w:fldChar w:fldCharType="separate"/>
@@ -399,7 +399,7 @@
               <w:rFonts w:hint="eastAsia"/>
               <w:lang w:val="en-US" w:eastAsia="zh-CN"/>
             </w:rPr>
-            <w:instrText xml:space="preserve"> HYPERLINK \l _Toc16133 </w:instrText>
+            <w:instrText xml:space="preserve"> HYPERLINK \l _Toc22707 </w:instrText>
           </w:r>
           <w:r>
             <w:rPr>
@@ -422,7 +422,7 @@
             <w:fldChar w:fldCharType="begin"/>
           </w:r>
           <w:r>
-            <w:instrText xml:space="preserve"> PAGEREF _Toc16133 \h </w:instrText>
+            <w:instrText xml:space="preserve"> PAGEREF _Toc22707 \h </w:instrText>
           </w:r>
           <w:r>
             <w:fldChar w:fldCharType="separate"/>
@@ -460,7 +460,7 @@
               <w:rFonts w:hint="eastAsia"/>
               <w:lang w:val="en-US" w:eastAsia="zh-CN"/>
             </w:rPr>
-            <w:instrText xml:space="preserve"> HYPERLINK \l _Toc2656 </w:instrText>
+            <w:instrText xml:space="preserve"> HYPERLINK \l _Toc21443 </w:instrText>
           </w:r>
           <w:r>
             <w:rPr>
@@ -483,7 +483,7 @@
             <w:fldChar w:fldCharType="begin"/>
           </w:r>
           <w:r>
-            <w:instrText xml:space="preserve"> PAGEREF _Toc2656 \h </w:instrText>
+            <w:instrText xml:space="preserve"> PAGEREF _Toc21443 \h </w:instrText>
           </w:r>
           <w:r>
             <w:fldChar w:fldCharType="separate"/>
@@ -521,7 +521,7 @@
               <w:rFonts w:hint="eastAsia"/>
               <w:lang w:val="en-US" w:eastAsia="zh-CN"/>
             </w:rPr>
-            <w:instrText xml:space="preserve"> HYPERLINK \l _Toc28936 </w:instrText>
+            <w:instrText xml:space="preserve"> HYPERLINK \l _Toc23833 </w:instrText>
           </w:r>
           <w:r>
             <w:rPr>
@@ -544,7 +544,7 @@
             <w:fldChar w:fldCharType="begin"/>
           </w:r>
           <w:r>
-            <w:instrText xml:space="preserve"> PAGEREF _Toc28936 \h </w:instrText>
+            <w:instrText xml:space="preserve"> PAGEREF _Toc23833 \h </w:instrText>
           </w:r>
           <w:r>
             <w:fldChar w:fldCharType="separate"/>
@@ -582,7 +582,7 @@
               <w:rFonts w:hint="eastAsia"/>
               <w:lang w:val="en-US" w:eastAsia="zh-CN"/>
             </w:rPr>
-            <w:instrText xml:space="preserve"> HYPERLINK \l _Toc28503 </w:instrText>
+            <w:instrText xml:space="preserve"> HYPERLINK \l _Toc12281 </w:instrText>
           </w:r>
           <w:r>
             <w:rPr>
@@ -605,7 +605,68 @@
             <w:fldChar w:fldCharType="begin"/>
           </w:r>
           <w:r>
-            <w:instrText xml:space="preserve"> PAGEREF _Toc28503 \h </w:instrText>
+            <w:instrText xml:space="preserve"> PAGEREF _Toc12281 \h </w:instrText>
+          </w:r>
+          <w:r>
+            <w:fldChar w:fldCharType="separate"/>
+          </w:r>
+          <w:r>
+            <w:t>4</w:t>
+          </w:r>
+          <w:r>
+            <w:fldChar w:fldCharType="end"/>
+          </w:r>
+          <w:r>
+            <w:rPr>
+              <w:rFonts w:hint="eastAsia"/>
+              <w:lang w:val="en-US" w:eastAsia="zh-CN"/>
+            </w:rPr>
+            <w:fldChar w:fldCharType="end"/>
+          </w:r>
+        </w:p>
+        <w:p>
+          <w:pPr>
+            <w:pStyle w:val="8"/>
+            <w:tabs>
+              <w:tab w:val="right" w:leader="dot" w:pos="8306"/>
+            </w:tabs>
+          </w:pPr>
+          <w:r>
+            <w:rPr>
+              <w:rFonts w:hint="eastAsia"/>
+              <w:lang w:val="en-US" w:eastAsia="zh-CN"/>
+            </w:rPr>
+            <w:fldChar w:fldCharType="begin"/>
+          </w:r>
+          <w:r>
+            <w:rPr>
+              <w:rFonts w:hint="eastAsia"/>
+              <w:lang w:val="en-US" w:eastAsia="zh-CN"/>
+            </w:rPr>
+            <w:instrText xml:space="preserve"> HYPERLINK \l _Toc3939 </w:instrText>
+          </w:r>
+          <w:r>
+            <w:rPr>
+              <w:rFonts w:hint="eastAsia"/>
+              <w:lang w:val="en-US" w:eastAsia="zh-CN"/>
+            </w:rPr>
+            <w:fldChar w:fldCharType="separate"/>
+          </w:r>
+          <w:r>
+            <w:rPr>
+              <w:rFonts w:hint="eastAsia"/>
+              <w:lang w:val="en-US" w:eastAsia="zh-CN"/>
+            </w:rPr>
+            <w:t>考点20 否定之否定（唯物辩证法第三规律）（选择题）</w:t>
+          </w:r>
+          <w:r>
+            <w:tab/>
+          </w:r>
+          <w:r>
+            <w:fldChar w:fldCharType="begin"/>
+          </w:r>
+          <w:r>
+            <w:instrText xml:space="preserve"> PAGEREF _Toc3939 \h </w:instrText>
           </w:r>
           <w:r>
             <w:fldChar w:fldCharType="separate"/>
@@ -643,7 +704,7 @@
               <w:rFonts w:hint="eastAsia"/>
               <w:lang w:val="en-US" w:eastAsia="zh-CN"/>
             </w:rPr>
-            <w:instrText xml:space="preserve"> HYPERLINK \l _Toc30791 </w:instrText>
+            <w:instrText xml:space="preserve"> HYPERLINK \l _Toc15091 </w:instrText>
           </w:r>
           <w:r>
             <w:rPr>
@@ -666,13 +727,13 @@
             <w:fldChar w:fldCharType="begin"/>
           </w:r>
           <w:r>
-            <w:instrText xml:space="preserve"> PAGEREF _Toc30791 \h </w:instrText>
-          </w:r>
-          <w:r>
-            <w:fldChar w:fldCharType="separate"/>
-          </w:r>
-          <w:r>
-            <w:t>4</w:t>
+            <w:instrText xml:space="preserve"> PAGEREF _Toc15091 \h </w:instrText>
+          </w:r>
+          <w:r>
+            <w:fldChar w:fldCharType="separate"/>
+          </w:r>
+          <w:r>
+            <w:t>5</w:t>
           </w:r>
           <w:r>
             <w:fldChar w:fldCharType="end"/>
@@ -704,7 +765,7 @@
               <w:rFonts w:hint="eastAsia"/>
               <w:lang w:val="en-US" w:eastAsia="zh-CN"/>
             </w:rPr>
-            <w:instrText xml:space="preserve"> HYPERLINK \l _Toc16853 </w:instrText>
+            <w:instrText xml:space="preserve"> HYPERLINK \l _Toc9484 </w:instrText>
           </w:r>
           <w:r>
             <w:rPr>
@@ -727,13 +788,13 @@
             <w:fldChar w:fldCharType="begin"/>
           </w:r>
           <w:r>
-            <w:instrText xml:space="preserve"> PAGEREF _Toc16853 \h </w:instrText>
-          </w:r>
-          <w:r>
-            <w:fldChar w:fldCharType="separate"/>
-          </w:r>
-          <w:r>
-            <w:t>4</w:t>
+            <w:instrText xml:space="preserve"> PAGEREF _Toc9484 \h </w:instrText>
+          </w:r>
+          <w:r>
+            <w:fldChar w:fldCharType="separate"/>
+          </w:r>
+          <w:r>
+            <w:t>5</w:t>
           </w:r>
           <w:r>
             <w:fldChar w:fldCharType="end"/>
@@ -765,7 +826,7 @@
               <w:rFonts w:hint="eastAsia"/>
               <w:lang w:val="en-US" w:eastAsia="zh-CN"/>
             </w:rPr>
-            <w:instrText xml:space="preserve"> HYPERLINK \l _Toc10303 </w:instrText>
+            <w:instrText xml:space="preserve"> HYPERLINK \l _Toc467 </w:instrText>
           </w:r>
           <w:r>
             <w:rPr>
@@ -788,13 +849,13 @@
             <w:fldChar w:fldCharType="begin"/>
           </w:r>
           <w:r>
-            <w:instrText xml:space="preserve"> PAGEREF _Toc10303 \h </w:instrText>
-          </w:r>
-          <w:r>
-            <w:fldChar w:fldCharType="separate"/>
-          </w:r>
-          <w:r>
-            <w:t>4</w:t>
+            <w:instrText xml:space="preserve"> PAGEREF _Toc467 \h </w:instrText>
+          </w:r>
+          <w:r>
+            <w:fldChar w:fldCharType="separate"/>
+          </w:r>
+          <w:r>
+            <w:t>5</w:t>
           </w:r>
           <w:r>
             <w:fldChar w:fldCharType="end"/>
@@ -826,7 +887,7 @@
               <w:rFonts w:hint="eastAsia"/>
               <w:lang w:val="en-US" w:eastAsia="zh-CN"/>
             </w:rPr>
-            <w:instrText xml:space="preserve"> HYPERLINK \l _Toc6960 </w:instrText>
+            <w:instrText xml:space="preserve"> HYPERLINK \l _Toc13813 </w:instrText>
           </w:r>
           <w:r>
             <w:rPr>
@@ -849,13 +910,13 @@
             <w:fldChar w:fldCharType="begin"/>
           </w:r>
           <w:r>
-            <w:instrText xml:space="preserve"> PAGEREF _Toc6960 \h </w:instrText>
-          </w:r>
-          <w:r>
-            <w:fldChar w:fldCharType="separate"/>
-          </w:r>
-          <w:r>
-            <w:t>4</w:t>
+            <w:instrText xml:space="preserve"> PAGEREF _Toc13813 \h </w:instrText>
+          </w:r>
+          <w:r>
+            <w:fldChar w:fldCharType="separate"/>
+          </w:r>
+          <w:r>
+            <w:t>5</w:t>
           </w:r>
           <w:r>
             <w:fldChar w:fldCharType="end"/>
@@ -887,7 +948,7 @@
               <w:rFonts w:hint="eastAsia"/>
               <w:lang w:val="en-US" w:eastAsia="zh-CN"/>
             </w:rPr>
-            <w:instrText xml:space="preserve"> HYPERLINK \l _Toc16764 </w:instrText>
+            <w:instrText xml:space="preserve"> HYPERLINK \l _Toc10012 </w:instrText>
           </w:r>
           <w:r>
             <w:rPr>
@@ -910,13 +971,13 @@
             <w:fldChar w:fldCharType="begin"/>
           </w:r>
           <w:r>
-            <w:instrText xml:space="preserve"> PAGEREF _Toc16764 \h </w:instrText>
-          </w:r>
-          <w:r>
-            <w:fldChar w:fldCharType="separate"/>
-          </w:r>
-          <w:r>
-            <w:t>4</w:t>
+            <w:instrText xml:space="preserve"> PAGEREF _Toc10012 \h </w:instrText>
+          </w:r>
+          <w:r>
+            <w:fldChar w:fldCharType="separate"/>
+          </w:r>
+          <w:r>
+            <w:t>5</w:t>
           </w:r>
           <w:r>
             <w:fldChar w:fldCharType="end"/>
@@ -948,7 +1009,7 @@
               <w:rFonts w:hint="eastAsia"/>
               <w:lang w:val="en-US" w:eastAsia="zh-CN"/>
             </w:rPr>
-            <w:instrText xml:space="preserve"> HYPERLINK \l _Toc15407 </w:instrText>
+            <w:instrText xml:space="preserve"> HYPERLINK \l _Toc9266 </w:instrText>
           </w:r>
           <w:r>
             <w:rPr>
@@ -971,13 +1032,13 @@
             <w:fldChar w:fldCharType="begin"/>
           </w:r>
           <w:r>
-            <w:instrText xml:space="preserve"> PAGEREF _Toc15407 \h </w:instrText>
-          </w:r>
-          <w:r>
-            <w:fldChar w:fldCharType="separate"/>
-          </w:r>
-          <w:r>
-            <w:t>4</w:t>
+            <w:instrText xml:space="preserve"> PAGEREF _Toc9266 \h </w:instrText>
+          </w:r>
+          <w:r>
+            <w:fldChar w:fldCharType="separate"/>
+          </w:r>
+          <w:r>
+            <w:t>5</w:t>
           </w:r>
           <w:r>
             <w:fldChar w:fldCharType="end"/>
@@ -1009,7 +1070,7 @@
               <w:rFonts w:hint="eastAsia"/>
               <w:lang w:val="en-US" w:eastAsia="zh-CN"/>
             </w:rPr>
-            <w:instrText xml:space="preserve"> HYPERLINK \l _Toc642 </w:instrText>
+            <w:instrText xml:space="preserve"> HYPERLINK \l _Toc4031 </w:instrText>
           </w:r>
           <w:r>
             <w:rPr>
@@ -1032,13 +1093,13 @@
             <w:fldChar w:fldCharType="begin"/>
           </w:r>
           <w:r>
-            <w:instrText xml:space="preserve"> PAGEREF _Toc642 \h </w:instrText>
-          </w:r>
-          <w:r>
-            <w:fldChar w:fldCharType="separate"/>
-          </w:r>
-          <w:r>
-            <w:t>4</w:t>
+            <w:instrText xml:space="preserve"> PAGEREF _Toc4031 \h </w:instrText>
+          </w:r>
+          <w:r>
+            <w:fldChar w:fldCharType="separate"/>
+          </w:r>
+          <w:r>
+            <w:t>5</w:t>
           </w:r>
           <w:r>
             <w:fldChar w:fldCharType="end"/>
@@ -1070,7 +1131,7 @@
               <w:rFonts w:hint="eastAsia"/>
               <w:lang w:val="en-US" w:eastAsia="zh-CN"/>
             </w:rPr>
-            <w:instrText xml:space="preserve"> HYPERLINK \l _Toc20144 </w:instrText>
+            <w:instrText xml:space="preserve"> HYPERLINK \l _Toc26455 </w:instrText>
           </w:r>
           <w:r>
             <w:rPr>
@@ -1093,13 +1154,13 @@
             <w:fldChar w:fldCharType="begin"/>
           </w:r>
           <w:r>
-            <w:instrText xml:space="preserve"> PAGEREF _Toc20144 \h </w:instrText>
-          </w:r>
-          <w:r>
-            <w:fldChar w:fldCharType="separate"/>
-          </w:r>
-          <w:r>
-            <w:t>4</w:t>
+            <w:instrText xml:space="preserve"> PAGEREF _Toc26455 \h </w:instrText>
+          </w:r>
+          <w:r>
+            <w:fldChar w:fldCharType="separate"/>
+          </w:r>
+          <w:r>
+            <w:t>5</w:t>
           </w:r>
           <w:r>
             <w:fldChar w:fldCharType="end"/>
@@ -1160,8 +1221,8 @@
           <w:lang w:val="en-US" w:eastAsia="zh-CN"/>
         </w:rPr>
       </w:pPr>
-      <w:bookmarkStart w:id="0" w:name="_Toc15535"/>
-      <w:bookmarkStart w:id="1" w:name="_Toc23889"/>
+      <w:bookmarkStart w:id="0" w:name="_Toc23889"/>
+      <w:bookmarkStart w:id="1" w:name="_Toc11583"/>
       <w:r>
         <w:rPr>
           <w:rFonts w:hint="eastAsia"/>
@@ -1181,8 +1242,8 @@
           <w:lang w:val="en-US" w:eastAsia="zh-CN"/>
         </w:rPr>
       </w:pPr>
-      <w:bookmarkStart w:id="2" w:name="_Toc3687"/>
-      <w:bookmarkStart w:id="3" w:name="_Toc28535"/>
+      <w:bookmarkStart w:id="2" w:name="_Toc28535"/>
+      <w:bookmarkStart w:id="3" w:name="_Toc10016"/>
       <w:r>
         <w:rPr>
           <w:rFonts w:hint="eastAsia"/>
@@ -1202,7 +1263,7 @@
           <w:lang w:val="en-US" w:eastAsia="zh-CN"/>
         </w:rPr>
       </w:pPr>
-      <w:bookmarkStart w:id="4" w:name="_Toc2163"/>
+      <w:bookmarkStart w:id="4" w:name="_Toc22670"/>
       <w:r>
         <w:rPr>
           <w:rFonts w:hint="eastAsia"/>
@@ -1221,8 +1282,8 @@
           <w:lang w:val="en-US" w:eastAsia="zh-CN"/>
         </w:rPr>
       </w:pPr>
-      <w:bookmarkStart w:id="5" w:name="_Toc12007"/>
-      <w:bookmarkStart w:id="6" w:name="_Toc27094"/>
+      <w:bookmarkStart w:id="5" w:name="_Toc27094"/>
+      <w:bookmarkStart w:id="6" w:name="_Toc25408"/>
       <w:r>
         <w:rPr>
           <w:rFonts w:hint="eastAsia"/>
@@ -1247,7 +1308,7 @@
         </w:rPr>
       </w:pPr>
       <w:bookmarkStart w:id="7" w:name="_Toc21688"/>
-      <w:bookmarkStart w:id="8" w:name="_Toc5939"/>
+      <w:bookmarkStart w:id="8" w:name="_Toc12709"/>
       <w:r>
         <w:rPr>
           <w:rFonts w:hint="eastAsia"/>
@@ -1272,8 +1333,8 @@
           <w:lang w:val="en-US" w:eastAsia="zh-CN"/>
         </w:rPr>
       </w:pPr>
-      <w:bookmarkStart w:id="9" w:name="_Toc16133"/>
-      <w:bookmarkStart w:id="10" w:name="_Toc195"/>
+      <w:bookmarkStart w:id="9" w:name="_Toc195"/>
+      <w:bookmarkStart w:id="10" w:name="_Toc22707"/>
       <w:r>
         <w:rPr>
           <w:rFonts w:hint="eastAsia" w:ascii="Arial" w:hAnsi="Arial"/>
@@ -1293,7 +1354,7 @@
           <w:lang w:val="en-US" w:eastAsia="zh-CN"/>
         </w:rPr>
       </w:pPr>
-      <w:bookmarkStart w:id="11" w:name="_Toc2656"/>
+      <w:bookmarkStart w:id="11" w:name="_Toc21443"/>
       <w:r>
         <w:rPr>
           <w:rFonts w:hint="eastAsia"/>
@@ -1327,7 +1388,7 @@
           <w:lang w:val="en-US" w:eastAsia="zh-CN"/>
         </w:rPr>
       </w:pPr>
-      <w:bookmarkStart w:id="12" w:name="_Toc28936"/>
+      <w:bookmarkStart w:id="12" w:name="_Toc23833"/>
       <w:r>
         <w:rPr>
           <w:rFonts w:hint="eastAsia"/>
@@ -1768,7 +1829,7 @@
           <w:rFonts w:hint="eastAsia"/>
           <w:lang w:val="en-US" w:eastAsia="zh-CN"/>
         </w:rPr>
-        <w:instrText xml:space="preserve"> HYPERLINK "image/矛盾分析方法总结.png" </w:instrText>
+        <w:instrText xml:space="preserve"> HYPERLINK "image/马原-18-矛盾分析方法总结.png" </w:instrText>
       </w:r>
       <w:r>
         <w:rPr>
@@ -1779,11 +1840,11 @@
       </w:r>
       <w:r>
         <w:rPr>
-          <w:rStyle w:val="13"/>
-          <w:rFonts w:hint="eastAsia"/>
-          <w:lang w:val="en-US" w:eastAsia="zh-CN"/>
-        </w:rPr>
-        <w:t>image\矛盾分析方法总结.png</w:t>
+          <w:rStyle w:val="14"/>
+          <w:rFonts w:hint="eastAsia"/>
+          <w:lang w:val="en-US" w:eastAsia="zh-CN"/>
+        </w:rPr>
+        <w:t>image\马原-18-矛盾分析方法总结.png</w:t>
       </w:r>
       <w:r>
         <w:rPr>
@@ -1792,6 +1853,8 @@
         </w:rPr>
         <w:fldChar w:fldCharType="end"/>
       </w:r>
+      <w:bookmarkStart w:id="31" w:name="_GoBack"/>
+      <w:bookmarkEnd w:id="31"/>
     </w:p>
     <w:p>
       <w:pPr>
@@ -1817,7 +1880,7 @@
           <w:lang w:val="en-US" w:eastAsia="zh-CN"/>
         </w:rPr>
       </w:pPr>
-      <w:bookmarkStart w:id="13" w:name="_Toc28503"/>
+      <w:bookmarkStart w:id="13" w:name="_Toc12281"/>
       <w:r>
         <w:rPr>
           <w:rFonts w:hint="eastAsia"/>
@@ -2106,6 +2169,7 @@
           <w:lang w:val="en-US" w:eastAsia="zh-CN"/>
         </w:rPr>
       </w:pPr>
+      <w:bookmarkStart w:id="14" w:name="_Toc3939"/>
       <w:r>
         <w:rPr>
           <w:rFonts w:hint="eastAsia"/>
@@ -2113,6 +2177,7 @@
         </w:rPr>
         <w:t>考点20 否定之否定（唯物辩证法第三规律）（选择题）</w:t>
       </w:r>
+      <w:bookmarkEnd w:id="14"/>
     </w:p>
     <w:p>
       <w:pPr>
@@ -2156,36 +2221,36 @@
       </w:r>
       <w:r>
         <w:rPr>
-          <w:rFonts w:hint="default"/>
+          <w:rFonts w:hint="eastAsia"/>
           <w:lang w:val="en-US" w:eastAsia="zh-CN"/>
         </w:rPr>
         <w:fldChar w:fldCharType="begin"/>
       </w:r>
       <w:r>
         <w:rPr>
-          <w:rFonts w:hint="default"/>
-          <w:lang w:val="en-US" w:eastAsia="zh-CN"/>
-        </w:rPr>
-        <w:instrText xml:space="preserve"> HYPERLINK "image/辩证否定观和形而上学否定观的区别.png" </w:instrText>
-      </w:r>
-      <w:r>
-        <w:rPr>
-          <w:rFonts w:hint="default"/>
+          <w:rFonts w:hint="eastAsia"/>
+          <w:lang w:val="en-US" w:eastAsia="zh-CN"/>
+        </w:rPr>
+        <w:instrText xml:space="preserve"> HYPERLINK "image/马原-20-辩证否定观和形而上学否定观的区别.png" </w:instrText>
+      </w:r>
+      <w:r>
+        <w:rPr>
+          <w:rFonts w:hint="eastAsia"/>
           <w:lang w:val="en-US" w:eastAsia="zh-CN"/>
         </w:rPr>
         <w:fldChar w:fldCharType="separate"/>
       </w:r>
       <w:r>
         <w:rPr>
-          <w:rStyle w:val="13"/>
-          <w:rFonts w:hint="default"/>
-          <w:lang w:val="en-US" w:eastAsia="zh-CN"/>
-        </w:rPr>
-        <w:t>image\辩证否定观和形而上学否定观的区别.png</w:t>
-      </w:r>
-      <w:r>
-        <w:rPr>
-          <w:rFonts w:hint="default"/>
+          <w:rStyle w:val="14"/>
+          <w:rFonts w:hint="eastAsia"/>
+          <w:lang w:val="en-US" w:eastAsia="zh-CN"/>
+        </w:rPr>
+        <w:t>image\马原-20-辩证否定观和形而上学否定观的区别.png</w:t>
+      </w:r>
+      <w:r>
+        <w:rPr>
+          <w:rFonts w:hint="eastAsia"/>
           <w:lang w:val="en-US" w:eastAsia="zh-CN"/>
         </w:rPr>
         <w:fldChar w:fldCharType="end"/>
@@ -2216,6 +2281,7 @@
     <w:p>
       <w:pPr>
         <w:numPr>
+          <w:ilvl w:val="0"/>
           <w:numId w:val="0"/>
         </w:numPr>
         <w:ind w:leftChars="250"/>
@@ -2251,6 +2317,7 @@
     <w:p>
       <w:pPr>
         <w:numPr>
+          <w:ilvl w:val="0"/>
           <w:numId w:val="0"/>
         </w:numPr>
         <w:ind w:leftChars="250"/>
@@ -2323,8 +2390,6 @@
         </w:rPr>
         <w:br w:type="page"/>
       </w:r>
-      <w:bookmarkStart w:id="30" w:name="_GoBack"/>
-      <w:bookmarkEnd w:id="30"/>
     </w:p>
     <w:p>
       <w:pPr>
@@ -2364,8 +2429,8 @@
           <w:lang w:val="en-US" w:eastAsia="zh-CN"/>
         </w:rPr>
       </w:pPr>
-      <w:bookmarkStart w:id="14" w:name="_Toc30791"/>
       <w:bookmarkStart w:id="15" w:name="_Toc1657"/>
+      <w:bookmarkStart w:id="16" w:name="_Toc15091"/>
       <w:r>
         <w:rPr>
           <w:rFonts w:hint="eastAsia" w:ascii="Arial" w:hAnsi="Arial"/>
@@ -2373,8 +2438,8 @@
         </w:rPr>
         <w:t>认识论</w:t>
       </w:r>
-      <w:bookmarkEnd w:id="14"/>
       <w:bookmarkEnd w:id="15"/>
+      <w:bookmarkEnd w:id="16"/>
     </w:p>
     <w:p>
       <w:pPr>
@@ -2390,8 +2455,8 @@
           <w:lang w:val="en-US" w:eastAsia="zh-CN"/>
         </w:rPr>
       </w:pPr>
-      <w:bookmarkStart w:id="16" w:name="_Toc16853"/>
       <w:bookmarkStart w:id="17" w:name="_Toc10246"/>
+      <w:bookmarkStart w:id="18" w:name="_Toc9484"/>
       <w:r>
         <w:rPr>
           <w:rFonts w:hint="eastAsia" w:ascii="Arial" w:hAnsi="Arial"/>
@@ -2399,8 +2464,8 @@
         </w:rPr>
         <w:t>唯物史观</w:t>
       </w:r>
-      <w:bookmarkEnd w:id="16"/>
       <w:bookmarkEnd w:id="17"/>
+      <w:bookmarkEnd w:id="18"/>
     </w:p>
     <w:p>
       <w:pPr>
@@ -2412,8 +2477,8 @@
           <w:lang w:val="en-US" w:eastAsia="zh-CN"/>
         </w:rPr>
       </w:pPr>
-      <w:bookmarkStart w:id="18" w:name="_Toc31430"/>
-      <w:bookmarkStart w:id="19" w:name="_Toc10303"/>
+      <w:bookmarkStart w:id="19" w:name="_Toc31430"/>
+      <w:bookmarkStart w:id="20" w:name="_Toc467"/>
       <w:r>
         <w:rPr>
           <w:rFonts w:hint="eastAsia"/>
@@ -2421,8 +2486,8 @@
         </w:rPr>
         <w:t>马克思主义政治经济学</w:t>
       </w:r>
-      <w:bookmarkEnd w:id="18"/>
       <w:bookmarkEnd w:id="19"/>
+      <w:bookmarkEnd w:id="20"/>
     </w:p>
     <w:p>
       <w:pPr>
@@ -2437,8 +2502,8 @@
           <w:lang w:val="en-US" w:eastAsia="zh-CN"/>
         </w:rPr>
       </w:pPr>
-      <w:bookmarkStart w:id="20" w:name="_Toc6960"/>
       <w:bookmarkStart w:id="21" w:name="_Toc11772"/>
+      <w:bookmarkStart w:id="22" w:name="_Toc13813"/>
       <w:r>
         <w:rPr>
           <w:rFonts w:hint="eastAsia"/>
@@ -2447,8 +2512,8 @@
         </w:rPr>
         <w:t>资本主义的本质及规律</w:t>
       </w:r>
-      <w:bookmarkEnd w:id="20"/>
       <w:bookmarkEnd w:id="21"/>
+      <w:bookmarkEnd w:id="22"/>
     </w:p>
     <w:p>
       <w:pPr>
@@ -2463,8 +2528,8 @@
           <w:lang w:val="en-US" w:eastAsia="zh-CN"/>
         </w:rPr>
       </w:pPr>
-      <w:bookmarkStart w:id="22" w:name="_Toc23785"/>
-      <w:bookmarkStart w:id="23" w:name="_Toc16764"/>
+      <w:bookmarkStart w:id="23" w:name="_Toc23785"/>
+      <w:bookmarkStart w:id="24" w:name="_Toc10012"/>
       <w:r>
         <w:rPr>
           <w:rFonts w:hint="eastAsia"/>
@@ -2472,8 +2537,8 @@
         </w:rPr>
         <w:t>资本主义的发展及其趋势</w:t>
       </w:r>
-      <w:bookmarkEnd w:id="22"/>
       <w:bookmarkEnd w:id="23"/>
+      <w:bookmarkEnd w:id="24"/>
     </w:p>
     <w:p>
       <w:pPr>
@@ -2484,8 +2549,8 @@
           <w:lang w:val="en-US" w:eastAsia="zh-CN"/>
         </w:rPr>
       </w:pPr>
-      <w:bookmarkStart w:id="24" w:name="_Toc15407"/>
       <w:bookmarkStart w:id="25" w:name="_Toc21929"/>
+      <w:bookmarkStart w:id="26" w:name="_Toc9266"/>
       <w:r>
         <w:rPr>
           <w:rFonts w:hint="eastAsia"/>
@@ -2493,8 +2558,8 @@
         </w:rPr>
         <w:t>科学社会主义</w:t>
       </w:r>
-      <w:bookmarkEnd w:id="24"/>
       <w:bookmarkEnd w:id="25"/>
+      <w:bookmarkEnd w:id="26"/>
     </w:p>
     <w:p>
       <w:pPr>
@@ -2509,8 +2574,8 @@
           <w:lang w:val="en-US" w:eastAsia="zh-CN"/>
         </w:rPr>
       </w:pPr>
-      <w:bookmarkStart w:id="26" w:name="_Toc32071"/>
-      <w:bookmarkStart w:id="27" w:name="_Toc642"/>
+      <w:bookmarkStart w:id="27" w:name="_Toc32071"/>
+      <w:bookmarkStart w:id="28" w:name="_Toc4031"/>
       <w:r>
         <w:rPr>
           <w:rFonts w:hint="eastAsia"/>
@@ -2519,8 +2584,8 @@
         </w:rPr>
         <w:t>社会主义的发展及其规律</w:t>
       </w:r>
-      <w:bookmarkEnd w:id="26"/>
       <w:bookmarkEnd w:id="27"/>
+      <w:bookmarkEnd w:id="28"/>
     </w:p>
     <w:p>
       <w:pPr>
@@ -2535,8 +2600,8 @@
           <w:lang w:val="en-US" w:eastAsia="zh-CN"/>
         </w:rPr>
       </w:pPr>
-      <w:bookmarkStart w:id="28" w:name="_Toc10626"/>
-      <w:bookmarkStart w:id="29" w:name="_Toc20144"/>
+      <w:bookmarkStart w:id="29" w:name="_Toc10626"/>
+      <w:bookmarkStart w:id="30" w:name="_Toc26455"/>
       <w:r>
         <w:rPr>
           <w:rFonts w:hint="eastAsia"/>
@@ -2544,8 +2609,8 @@
         </w:rPr>
         <w:t>共产主义崇高理想及其最终实现</w:t>
       </w:r>
-      <w:bookmarkEnd w:id="28"/>
       <w:bookmarkEnd w:id="29"/>
+      <w:bookmarkEnd w:id="30"/>
     </w:p>
     <w:sectPr>
       <w:pgSz w:w="11906" w:h="16838"/>

--- a/马克思主义基本原理.docx
+++ b/马克思主义基本原理.docx
@@ -94,7 +94,7 @@
               <w:rFonts w:hint="eastAsia"/>
               <w:lang w:val="en-US" w:eastAsia="zh-CN"/>
             </w:rPr>
-            <w:instrText xml:space="preserve"> HYPERLINK \l _Toc11583 </w:instrText>
+            <w:instrText xml:space="preserve"> HYPERLINK \l _Toc9485 </w:instrText>
           </w:r>
           <w:r>
             <w:rPr>
@@ -117,13 +117,13 @@
             <w:fldChar w:fldCharType="begin"/>
           </w:r>
           <w:r>
-            <w:instrText xml:space="preserve"> PAGEREF _Toc11583 \h </w:instrText>
-          </w:r>
-          <w:r>
-            <w:fldChar w:fldCharType="separate"/>
-          </w:r>
-          <w:r>
-            <w:t>2</w:t>
+            <w:instrText xml:space="preserve"> PAGEREF _Toc9485 \h </w:instrText>
+          </w:r>
+          <w:r>
+            <w:fldChar w:fldCharType="separate"/>
+          </w:r>
+          <w:r>
+            <w:t>3</w:t>
           </w:r>
           <w:r>
             <w:fldChar w:fldCharType="end"/>
@@ -155,7 +155,7 @@
               <w:rFonts w:hint="eastAsia"/>
               <w:lang w:val="en-US" w:eastAsia="zh-CN"/>
             </w:rPr>
-            <w:instrText xml:space="preserve"> HYPERLINK \l _Toc10016 </w:instrText>
+            <w:instrText xml:space="preserve"> HYPERLINK \l _Toc6161 </w:instrText>
           </w:r>
           <w:r>
             <w:rPr>
@@ -178,13 +178,13 @@
             <w:fldChar w:fldCharType="begin"/>
           </w:r>
           <w:r>
-            <w:instrText xml:space="preserve"> PAGEREF _Toc10016 \h </w:instrText>
-          </w:r>
-          <w:r>
-            <w:fldChar w:fldCharType="separate"/>
-          </w:r>
-          <w:r>
-            <w:t>2</w:t>
+            <w:instrText xml:space="preserve"> PAGEREF _Toc6161 \h </w:instrText>
+          </w:r>
+          <w:r>
+            <w:fldChar w:fldCharType="separate"/>
+          </w:r>
+          <w:r>
+            <w:t>3</w:t>
           </w:r>
           <w:r>
             <w:fldChar w:fldCharType="end"/>
@@ -216,7 +216,68 @@
               <w:rFonts w:hint="eastAsia"/>
               <w:lang w:val="en-US" w:eastAsia="zh-CN"/>
             </w:rPr>
-            <w:instrText xml:space="preserve"> HYPERLINK \l _Toc22670 </w:instrText>
+            <w:instrText xml:space="preserve"> HYPERLINK \l _Toc25760 </w:instrText>
+          </w:r>
+          <w:r>
+            <w:rPr>
+              <w:rFonts w:hint="eastAsia"/>
+              <w:lang w:val="en-US" w:eastAsia="zh-CN"/>
+            </w:rPr>
+            <w:fldChar w:fldCharType="separate"/>
+          </w:r>
+          <w:r>
+            <w:rPr>
+              <w:rFonts w:hint="eastAsia"/>
+              <w:lang w:val="en-US" w:eastAsia="zh-CN"/>
+            </w:rPr>
+            <w:t>第一节 马克思主义的创立和发展</w:t>
+          </w:r>
+          <w:r>
+            <w:tab/>
+          </w:r>
+          <w:r>
+            <w:fldChar w:fldCharType="begin"/>
+          </w:r>
+          <w:r>
+            <w:instrText xml:space="preserve"> PAGEREF _Toc25760 \h </w:instrText>
+          </w:r>
+          <w:r>
+            <w:fldChar w:fldCharType="separate"/>
+          </w:r>
+          <w:r>
+            <w:t>3</w:t>
+          </w:r>
+          <w:r>
+            <w:fldChar w:fldCharType="end"/>
+          </w:r>
+          <w:r>
+            <w:rPr>
+              <w:rFonts w:hint="eastAsia"/>
+              <w:lang w:val="en-US" w:eastAsia="zh-CN"/>
+            </w:rPr>
+            <w:fldChar w:fldCharType="end"/>
+          </w:r>
+        </w:p>
+        <w:p>
+          <w:pPr>
+            <w:pStyle w:val="8"/>
+            <w:tabs>
+              <w:tab w:val="right" w:leader="dot" w:pos="8306"/>
+            </w:tabs>
+          </w:pPr>
+          <w:r>
+            <w:rPr>
+              <w:rFonts w:hint="eastAsia"/>
+              <w:lang w:val="en-US" w:eastAsia="zh-CN"/>
+            </w:rPr>
+            <w:fldChar w:fldCharType="begin"/>
+          </w:r>
+          <w:r>
+            <w:rPr>
+              <w:rFonts w:hint="eastAsia"/>
+              <w:lang w:val="en-US" w:eastAsia="zh-CN"/>
+            </w:rPr>
+            <w:instrText xml:space="preserve"> HYPERLINK \l _Toc10895 </w:instrText>
           </w:r>
           <w:r>
             <w:rPr>
@@ -239,13 +300,318 @@
             <w:fldChar w:fldCharType="begin"/>
           </w:r>
           <w:r>
-            <w:instrText xml:space="preserve"> PAGEREF _Toc22670 \h </w:instrText>
-          </w:r>
-          <w:r>
-            <w:fldChar w:fldCharType="separate"/>
-          </w:r>
-          <w:r>
-            <w:t>2</w:t>
+            <w:instrText xml:space="preserve"> PAGEREF _Toc10895 \h </w:instrText>
+          </w:r>
+          <w:r>
+            <w:fldChar w:fldCharType="separate"/>
+          </w:r>
+          <w:r>
+            <w:t>3</w:t>
+          </w:r>
+          <w:r>
+            <w:fldChar w:fldCharType="end"/>
+          </w:r>
+          <w:r>
+            <w:rPr>
+              <w:rFonts w:hint="eastAsia"/>
+              <w:lang w:val="en-US" w:eastAsia="zh-CN"/>
+            </w:rPr>
+            <w:fldChar w:fldCharType="end"/>
+          </w:r>
+        </w:p>
+        <w:p>
+          <w:pPr>
+            <w:pStyle w:val="8"/>
+            <w:tabs>
+              <w:tab w:val="right" w:leader="dot" w:pos="8306"/>
+            </w:tabs>
+          </w:pPr>
+          <w:r>
+            <w:rPr>
+              <w:rFonts w:hint="eastAsia"/>
+              <w:lang w:val="en-US" w:eastAsia="zh-CN"/>
+            </w:rPr>
+            <w:fldChar w:fldCharType="begin"/>
+          </w:r>
+          <w:r>
+            <w:rPr>
+              <w:rFonts w:hint="eastAsia"/>
+              <w:lang w:val="en-US" w:eastAsia="zh-CN"/>
+            </w:rPr>
+            <w:instrText xml:space="preserve"> HYPERLINK \l _Toc16544 </w:instrText>
+          </w:r>
+          <w:r>
+            <w:rPr>
+              <w:rFonts w:hint="eastAsia"/>
+              <w:lang w:val="en-US" w:eastAsia="zh-CN"/>
+            </w:rPr>
+            <w:fldChar w:fldCharType="separate"/>
+          </w:r>
+          <w:r>
+            <w:rPr>
+              <w:rFonts w:hint="eastAsia"/>
+              <w:lang w:val="en-US" w:eastAsia="zh-CN"/>
+            </w:rPr>
+            <w:t>考点2 马克思主义的基本立场，基本观点和方法</w:t>
+          </w:r>
+          <w:r>
+            <w:tab/>
+          </w:r>
+          <w:r>
+            <w:fldChar w:fldCharType="begin"/>
+          </w:r>
+          <w:r>
+            <w:instrText xml:space="preserve"> PAGEREF _Toc16544 \h </w:instrText>
+          </w:r>
+          <w:r>
+            <w:fldChar w:fldCharType="separate"/>
+          </w:r>
+          <w:r>
+            <w:t>3</w:t>
+          </w:r>
+          <w:r>
+            <w:fldChar w:fldCharType="end"/>
+          </w:r>
+          <w:r>
+            <w:rPr>
+              <w:rFonts w:hint="eastAsia"/>
+              <w:lang w:val="en-US" w:eastAsia="zh-CN"/>
+            </w:rPr>
+            <w:fldChar w:fldCharType="end"/>
+          </w:r>
+        </w:p>
+        <w:p>
+          <w:pPr>
+            <w:pStyle w:val="8"/>
+            <w:tabs>
+              <w:tab w:val="right" w:leader="dot" w:pos="8306"/>
+            </w:tabs>
+          </w:pPr>
+          <w:r>
+            <w:rPr>
+              <w:rFonts w:hint="eastAsia"/>
+              <w:lang w:val="en-US" w:eastAsia="zh-CN"/>
+            </w:rPr>
+            <w:fldChar w:fldCharType="begin"/>
+          </w:r>
+          <w:r>
+            <w:rPr>
+              <w:rFonts w:hint="eastAsia"/>
+              <w:lang w:val="en-US" w:eastAsia="zh-CN"/>
+            </w:rPr>
+            <w:instrText xml:space="preserve"> HYPERLINK \l _Toc18113 </w:instrText>
+          </w:r>
+          <w:r>
+            <w:rPr>
+              <w:rFonts w:hint="eastAsia"/>
+              <w:lang w:val="en-US" w:eastAsia="zh-CN"/>
+            </w:rPr>
+            <w:fldChar w:fldCharType="separate"/>
+          </w:r>
+          <w:r>
+            <w:rPr>
+              <w:rFonts w:hint="eastAsia"/>
+              <w:lang w:val="en-US" w:eastAsia="zh-CN"/>
+            </w:rPr>
+            <w:t>考点3 马克思主义的创立</w:t>
+          </w:r>
+          <w:r>
+            <w:tab/>
+          </w:r>
+          <w:r>
+            <w:fldChar w:fldCharType="begin"/>
+          </w:r>
+          <w:r>
+            <w:instrText xml:space="preserve"> PAGEREF _Toc18113 \h </w:instrText>
+          </w:r>
+          <w:r>
+            <w:fldChar w:fldCharType="separate"/>
+          </w:r>
+          <w:r>
+            <w:t>3</w:t>
+          </w:r>
+          <w:r>
+            <w:fldChar w:fldCharType="end"/>
+          </w:r>
+          <w:r>
+            <w:rPr>
+              <w:rFonts w:hint="eastAsia"/>
+              <w:lang w:val="en-US" w:eastAsia="zh-CN"/>
+            </w:rPr>
+            <w:fldChar w:fldCharType="end"/>
+          </w:r>
+        </w:p>
+        <w:p>
+          <w:pPr>
+            <w:pStyle w:val="8"/>
+            <w:tabs>
+              <w:tab w:val="right" w:leader="dot" w:pos="8306"/>
+            </w:tabs>
+          </w:pPr>
+          <w:r>
+            <w:rPr>
+              <w:rFonts w:hint="eastAsia"/>
+              <w:lang w:val="en-US" w:eastAsia="zh-CN"/>
+            </w:rPr>
+            <w:fldChar w:fldCharType="begin"/>
+          </w:r>
+          <w:r>
+            <w:rPr>
+              <w:rFonts w:hint="eastAsia"/>
+              <w:lang w:val="en-US" w:eastAsia="zh-CN"/>
+            </w:rPr>
+            <w:instrText xml:space="preserve"> HYPERLINK \l _Toc7063 </w:instrText>
+          </w:r>
+          <w:r>
+            <w:rPr>
+              <w:rFonts w:hint="eastAsia"/>
+              <w:lang w:val="en-US" w:eastAsia="zh-CN"/>
+            </w:rPr>
+            <w:fldChar w:fldCharType="separate"/>
+          </w:r>
+          <w:r>
+            <w:rPr>
+              <w:rFonts w:hint="eastAsia"/>
+              <w:lang w:val="en-US" w:eastAsia="zh-CN"/>
+            </w:rPr>
+            <w:t>考点4 马克思主义的发展.</w:t>
+          </w:r>
+          <w:r>
+            <w:tab/>
+          </w:r>
+          <w:r>
+            <w:fldChar w:fldCharType="begin"/>
+          </w:r>
+          <w:r>
+            <w:instrText xml:space="preserve"> PAGEREF _Toc7063 \h </w:instrText>
+          </w:r>
+          <w:r>
+            <w:fldChar w:fldCharType="separate"/>
+          </w:r>
+          <w:r>
+            <w:t>3</w:t>
+          </w:r>
+          <w:r>
+            <w:fldChar w:fldCharType="end"/>
+          </w:r>
+          <w:r>
+            <w:rPr>
+              <w:rFonts w:hint="eastAsia"/>
+              <w:lang w:val="en-US" w:eastAsia="zh-CN"/>
+            </w:rPr>
+            <w:fldChar w:fldCharType="end"/>
+          </w:r>
+        </w:p>
+        <w:p>
+          <w:pPr>
+            <w:pStyle w:val="8"/>
+            <w:tabs>
+              <w:tab w:val="right" w:leader="dot" w:pos="8306"/>
+            </w:tabs>
+          </w:pPr>
+          <w:r>
+            <w:rPr>
+              <w:rFonts w:hint="eastAsia"/>
+              <w:lang w:val="en-US" w:eastAsia="zh-CN"/>
+            </w:rPr>
+            <w:fldChar w:fldCharType="begin"/>
+          </w:r>
+          <w:r>
+            <w:rPr>
+              <w:rFonts w:hint="eastAsia"/>
+              <w:lang w:val="en-US" w:eastAsia="zh-CN"/>
+            </w:rPr>
+            <w:instrText xml:space="preserve"> HYPERLINK \l _Toc26328 </w:instrText>
+          </w:r>
+          <w:r>
+            <w:rPr>
+              <w:rFonts w:hint="eastAsia"/>
+              <w:lang w:val="en-US" w:eastAsia="zh-CN"/>
+            </w:rPr>
+            <w:fldChar w:fldCharType="separate"/>
+          </w:r>
+          <w:r>
+            <w:rPr>
+              <w:rFonts w:hint="eastAsia"/>
+              <w:lang w:val="en-US" w:eastAsia="zh-CN"/>
+            </w:rPr>
+            <w:t>第二节 马克思主义的基本特征和当代价值</w:t>
+          </w:r>
+          <w:r>
+            <w:tab/>
+          </w:r>
+          <w:r>
+            <w:fldChar w:fldCharType="begin"/>
+          </w:r>
+          <w:r>
+            <w:instrText xml:space="preserve"> PAGEREF _Toc26328 \h </w:instrText>
+          </w:r>
+          <w:r>
+            <w:fldChar w:fldCharType="separate"/>
+          </w:r>
+          <w:r>
+            <w:t>3</w:t>
+          </w:r>
+          <w:r>
+            <w:fldChar w:fldCharType="end"/>
+          </w:r>
+          <w:r>
+            <w:rPr>
+              <w:rFonts w:hint="eastAsia"/>
+              <w:lang w:val="en-US" w:eastAsia="zh-CN"/>
+            </w:rPr>
+            <w:fldChar w:fldCharType="end"/>
+          </w:r>
+        </w:p>
+        <w:p>
+          <w:pPr>
+            <w:pStyle w:val="8"/>
+            <w:tabs>
+              <w:tab w:val="right" w:leader="dot" w:pos="8306"/>
+            </w:tabs>
+          </w:pPr>
+          <w:r>
+            <w:rPr>
+              <w:rFonts w:hint="eastAsia"/>
+              <w:lang w:val="en-US" w:eastAsia="zh-CN"/>
+            </w:rPr>
+            <w:fldChar w:fldCharType="begin"/>
+          </w:r>
+          <w:r>
+            <w:rPr>
+              <w:rFonts w:hint="eastAsia"/>
+              <w:lang w:val="en-US" w:eastAsia="zh-CN"/>
+            </w:rPr>
+            <w:instrText xml:space="preserve"> HYPERLINK \l _Toc26998 </w:instrText>
+          </w:r>
+          <w:r>
+            <w:rPr>
+              <w:rFonts w:hint="eastAsia"/>
+              <w:lang w:val="en-US" w:eastAsia="zh-CN"/>
+            </w:rPr>
+            <w:fldChar w:fldCharType="separate"/>
+          </w:r>
+          <w:r>
+            <w:rPr>
+              <w:rFonts w:hint="eastAsia"/>
+              <w:lang w:val="en-US" w:eastAsia="zh-CN"/>
+            </w:rPr>
+            <w:t>考点5 马克思主义的基本特征和当代价值</w:t>
+          </w:r>
+          <w:r>
+            <w:tab/>
+          </w:r>
+          <w:r>
+            <w:fldChar w:fldCharType="begin"/>
+          </w:r>
+          <w:r>
+            <w:instrText xml:space="preserve"> PAGEREF _Toc26998 \h </w:instrText>
+          </w:r>
+          <w:r>
+            <w:fldChar w:fldCharType="separate"/>
+          </w:r>
+          <w:r>
+            <w:t>3</w:t>
           </w:r>
           <w:r>
             <w:fldChar w:fldCharType="end"/>
@@ -277,7 +643,7 @@
               <w:rFonts w:hint="eastAsia"/>
               <w:lang w:val="en-US" w:eastAsia="zh-CN"/>
             </w:rPr>
-            <w:instrText xml:space="preserve"> HYPERLINK \l _Toc25408 </w:instrText>
+            <w:instrText xml:space="preserve"> HYPERLINK \l _Toc12134 </w:instrText>
           </w:r>
           <w:r>
             <w:rPr>
@@ -300,13 +666,13 @@
             <w:fldChar w:fldCharType="begin"/>
           </w:r>
           <w:r>
-            <w:instrText xml:space="preserve"> PAGEREF _Toc25408 \h </w:instrText>
-          </w:r>
-          <w:r>
-            <w:fldChar w:fldCharType="separate"/>
-          </w:r>
-          <w:r>
-            <w:t>2</w:t>
+            <w:instrText xml:space="preserve"> PAGEREF _Toc12134 \h </w:instrText>
+          </w:r>
+          <w:r>
+            <w:fldChar w:fldCharType="separate"/>
+          </w:r>
+          <w:r>
+            <w:t>3</w:t>
           </w:r>
           <w:r>
             <w:fldChar w:fldCharType="end"/>
@@ -338,7 +704,7 @@
               <w:rFonts w:hint="eastAsia"/>
               <w:lang w:val="en-US" w:eastAsia="zh-CN"/>
             </w:rPr>
-            <w:instrText xml:space="preserve"> HYPERLINK \l _Toc12709 </w:instrText>
+            <w:instrText xml:space="preserve"> HYPERLINK \l _Toc17256 </w:instrText>
           </w:r>
           <w:r>
             <w:rPr>
@@ -361,13 +727,13 @@
             <w:fldChar w:fldCharType="begin"/>
           </w:r>
           <w:r>
-            <w:instrText xml:space="preserve"> PAGEREF _Toc12709 \h </w:instrText>
-          </w:r>
-          <w:r>
-            <w:fldChar w:fldCharType="separate"/>
-          </w:r>
-          <w:r>
-            <w:t>2</w:t>
+            <w:instrText xml:space="preserve"> PAGEREF _Toc17256 \h </w:instrText>
+          </w:r>
+          <w:r>
+            <w:fldChar w:fldCharType="separate"/>
+          </w:r>
+          <w:r>
+            <w:t>3</w:t>
           </w:r>
           <w:r>
             <w:fldChar w:fldCharType="end"/>
@@ -399,7 +765,7 @@
               <w:rFonts w:hint="eastAsia"/>
               <w:lang w:val="en-US" w:eastAsia="zh-CN"/>
             </w:rPr>
-            <w:instrText xml:space="preserve"> HYPERLINK \l _Toc22707 </w:instrText>
+            <w:instrText xml:space="preserve"> HYPERLINK \l _Toc10334 </w:instrText>
           </w:r>
           <w:r>
             <w:rPr>
@@ -422,13 +788,13 @@
             <w:fldChar w:fldCharType="begin"/>
           </w:r>
           <w:r>
-            <w:instrText xml:space="preserve"> PAGEREF _Toc22707 \h </w:instrText>
-          </w:r>
-          <w:r>
-            <w:fldChar w:fldCharType="separate"/>
-          </w:r>
-          <w:r>
-            <w:t>2</w:t>
+            <w:instrText xml:space="preserve"> PAGEREF _Toc10334 \h </w:instrText>
+          </w:r>
+          <w:r>
+            <w:fldChar w:fldCharType="separate"/>
+          </w:r>
+          <w:r>
+            <w:t>4</w:t>
           </w:r>
           <w:r>
             <w:fldChar w:fldCharType="end"/>
@@ -460,21 +826,21 @@
               <w:rFonts w:hint="eastAsia"/>
               <w:lang w:val="en-US" w:eastAsia="zh-CN"/>
             </w:rPr>
-            <w:instrText xml:space="preserve"> HYPERLINK \l _Toc21443 </w:instrText>
-          </w:r>
-          <w:r>
-            <w:rPr>
-              <w:rFonts w:hint="eastAsia"/>
-              <w:lang w:val="en-US" w:eastAsia="zh-CN"/>
-            </w:rPr>
-            <w:fldChar w:fldCharType="separate"/>
-          </w:r>
-          <w:r>
-            <w:rPr>
-              <w:rFonts w:hint="eastAsia"/>
-              <w:lang w:val="en-US" w:eastAsia="zh-CN"/>
-            </w:rPr>
-            <w:t>考点17 唯物辩证法两大总特征</w:t>
+            <w:instrText xml:space="preserve"> HYPERLINK \l _Toc24379 </w:instrText>
+          </w:r>
+          <w:r>
+            <w:rPr>
+              <w:rFonts w:hint="eastAsia"/>
+              <w:lang w:val="en-US" w:eastAsia="zh-CN"/>
+            </w:rPr>
+            <w:fldChar w:fldCharType="separate"/>
+          </w:r>
+          <w:r>
+            <w:rPr>
+              <w:rFonts w:hint="eastAsia"/>
+              <w:lang w:val="en-US" w:eastAsia="zh-CN"/>
+            </w:rPr>
+            <w:t>第一节 事物的普遍联系和变化发展</w:t>
           </w:r>
           <w:r>
             <w:tab/>
@@ -483,13 +849,13 @@
             <w:fldChar w:fldCharType="begin"/>
           </w:r>
           <w:r>
-            <w:instrText xml:space="preserve"> PAGEREF _Toc21443 \h </w:instrText>
-          </w:r>
-          <w:r>
-            <w:fldChar w:fldCharType="separate"/>
-          </w:r>
-          <w:r>
-            <w:t>2</w:t>
+            <w:instrText xml:space="preserve"> PAGEREF _Toc24379 \h </w:instrText>
+          </w:r>
+          <w:r>
+            <w:fldChar w:fldCharType="separate"/>
+          </w:r>
+          <w:r>
+            <w:t>4</w:t>
           </w:r>
           <w:r>
             <w:fldChar w:fldCharType="end"/>
@@ -521,21 +887,21 @@
               <w:rFonts w:hint="eastAsia"/>
               <w:lang w:val="en-US" w:eastAsia="zh-CN"/>
             </w:rPr>
-            <w:instrText xml:space="preserve"> HYPERLINK \l _Toc23833 </w:instrText>
-          </w:r>
-          <w:r>
-            <w:rPr>
-              <w:rFonts w:hint="eastAsia"/>
-              <w:lang w:val="en-US" w:eastAsia="zh-CN"/>
-            </w:rPr>
-            <w:fldChar w:fldCharType="separate"/>
-          </w:r>
-          <w:r>
-            <w:rPr>
-              <w:rFonts w:hint="eastAsia"/>
-              <w:lang w:val="en-US" w:eastAsia="zh-CN"/>
-            </w:rPr>
-            <w:t>考点18 对立统一规律（唯物辩证法第一规律）（分析题）</w:t>
+            <w:instrText xml:space="preserve"> HYPERLINK \l _Toc28498 </w:instrText>
+          </w:r>
+          <w:r>
+            <w:rPr>
+              <w:rFonts w:hint="eastAsia"/>
+              <w:lang w:val="en-US" w:eastAsia="zh-CN"/>
+            </w:rPr>
+            <w:fldChar w:fldCharType="separate"/>
+          </w:r>
+          <w:r>
+            <w:rPr>
+              <w:rFonts w:hint="eastAsia"/>
+              <w:lang w:val="en-US" w:eastAsia="zh-CN"/>
+            </w:rPr>
+            <w:t>考点17 唯物辩证法两大总特征</w:t>
           </w:r>
           <w:r>
             <w:tab/>
@@ -544,13 +910,13 @@
             <w:fldChar w:fldCharType="begin"/>
           </w:r>
           <w:r>
-            <w:instrText xml:space="preserve"> PAGEREF _Toc23833 \h </w:instrText>
-          </w:r>
-          <w:r>
-            <w:fldChar w:fldCharType="separate"/>
-          </w:r>
-          <w:r>
-            <w:t>3</w:t>
+            <w:instrText xml:space="preserve"> PAGEREF _Toc28498 \h </w:instrText>
+          </w:r>
+          <w:r>
+            <w:fldChar w:fldCharType="separate"/>
+          </w:r>
+          <w:r>
+            <w:t>4</w:t>
           </w:r>
           <w:r>
             <w:fldChar w:fldCharType="end"/>
@@ -582,21 +948,21 @@
               <w:rFonts w:hint="eastAsia"/>
               <w:lang w:val="en-US" w:eastAsia="zh-CN"/>
             </w:rPr>
-            <w:instrText xml:space="preserve"> HYPERLINK \l _Toc12281 </w:instrText>
-          </w:r>
-          <w:r>
-            <w:rPr>
-              <w:rFonts w:hint="eastAsia"/>
-              <w:lang w:val="en-US" w:eastAsia="zh-CN"/>
-            </w:rPr>
-            <w:fldChar w:fldCharType="separate"/>
-          </w:r>
-          <w:r>
-            <w:rPr>
-              <w:rFonts w:hint="eastAsia"/>
-              <w:lang w:val="en-US" w:eastAsia="zh-CN"/>
-            </w:rPr>
-            <w:t>考点19 量变质变规律（唯物辩证法第二规律）（选择题）</w:t>
+            <w:instrText xml:space="preserve"> HYPERLINK \l _Toc12083 </w:instrText>
+          </w:r>
+          <w:r>
+            <w:rPr>
+              <w:rFonts w:hint="eastAsia"/>
+              <w:lang w:val="en-US" w:eastAsia="zh-CN"/>
+            </w:rPr>
+            <w:fldChar w:fldCharType="separate"/>
+          </w:r>
+          <w:r>
+            <w:rPr>
+              <w:rFonts w:hint="eastAsia"/>
+              <w:lang w:val="en-US" w:eastAsia="zh-CN"/>
+            </w:rPr>
+            <w:t>考点18 对立统一规律（唯物辩证法第一规律）（分析题）</w:t>
           </w:r>
           <w:r>
             <w:tab/>
@@ -605,13 +971,13 @@
             <w:fldChar w:fldCharType="begin"/>
           </w:r>
           <w:r>
-            <w:instrText xml:space="preserve"> PAGEREF _Toc12281 \h </w:instrText>
-          </w:r>
-          <w:r>
-            <w:fldChar w:fldCharType="separate"/>
-          </w:r>
-          <w:r>
-            <w:t>4</w:t>
+            <w:instrText xml:space="preserve"> PAGEREF _Toc12083 \h </w:instrText>
+          </w:r>
+          <w:r>
+            <w:fldChar w:fldCharType="separate"/>
+          </w:r>
+          <w:r>
+            <w:t>5</w:t>
           </w:r>
           <w:r>
             <w:fldChar w:fldCharType="end"/>
@@ -643,7 +1009,68 @@
               <w:rFonts w:hint="eastAsia"/>
               <w:lang w:val="en-US" w:eastAsia="zh-CN"/>
             </w:rPr>
-            <w:instrText xml:space="preserve"> HYPERLINK \l _Toc3939 </w:instrText>
+            <w:instrText xml:space="preserve"> HYPERLINK \l _Toc13453 </w:instrText>
+          </w:r>
+          <w:r>
+            <w:rPr>
+              <w:rFonts w:hint="eastAsia"/>
+              <w:lang w:val="en-US" w:eastAsia="zh-CN"/>
+            </w:rPr>
+            <w:fldChar w:fldCharType="separate"/>
+          </w:r>
+          <w:r>
+            <w:rPr>
+              <w:rFonts w:hint="eastAsia"/>
+              <w:lang w:val="en-US" w:eastAsia="zh-CN"/>
+            </w:rPr>
+            <w:t>考点19 量变质变规律（唯物辩证法第二规律）（选择题）</w:t>
+          </w:r>
+          <w:r>
+            <w:tab/>
+          </w:r>
+          <w:r>
+            <w:fldChar w:fldCharType="begin"/>
+          </w:r>
+          <w:r>
+            <w:instrText xml:space="preserve"> PAGEREF _Toc13453 \h </w:instrText>
+          </w:r>
+          <w:r>
+            <w:fldChar w:fldCharType="separate"/>
+          </w:r>
+          <w:r>
+            <w:t>6</w:t>
+          </w:r>
+          <w:r>
+            <w:fldChar w:fldCharType="end"/>
+          </w:r>
+          <w:r>
+            <w:rPr>
+              <w:rFonts w:hint="eastAsia"/>
+              <w:lang w:val="en-US" w:eastAsia="zh-CN"/>
+            </w:rPr>
+            <w:fldChar w:fldCharType="end"/>
+          </w:r>
+        </w:p>
+        <w:p>
+          <w:pPr>
+            <w:pStyle w:val="8"/>
+            <w:tabs>
+              <w:tab w:val="right" w:leader="dot" w:pos="8306"/>
+            </w:tabs>
+          </w:pPr>
+          <w:r>
+            <w:rPr>
+              <w:rFonts w:hint="eastAsia"/>
+              <w:lang w:val="en-US" w:eastAsia="zh-CN"/>
+            </w:rPr>
+            <w:fldChar w:fldCharType="begin"/>
+          </w:r>
+          <w:r>
+            <w:rPr>
+              <w:rFonts w:hint="eastAsia"/>
+              <w:lang w:val="en-US" w:eastAsia="zh-CN"/>
+            </w:rPr>
+            <w:instrText xml:space="preserve"> HYPERLINK \l _Toc21820 </w:instrText>
           </w:r>
           <w:r>
             <w:rPr>
@@ -666,13 +1093,562 @@
             <w:fldChar w:fldCharType="begin"/>
           </w:r>
           <w:r>
-            <w:instrText xml:space="preserve"> PAGEREF _Toc3939 \h </w:instrText>
-          </w:r>
-          <w:r>
-            <w:fldChar w:fldCharType="separate"/>
-          </w:r>
-          <w:r>
-            <w:t>4</w:t>
+            <w:instrText xml:space="preserve"> PAGEREF _Toc21820 \h </w:instrText>
+          </w:r>
+          <w:r>
+            <w:fldChar w:fldCharType="separate"/>
+          </w:r>
+          <w:r>
+            <w:t>6</w:t>
+          </w:r>
+          <w:r>
+            <w:fldChar w:fldCharType="end"/>
+          </w:r>
+          <w:r>
+            <w:rPr>
+              <w:rFonts w:hint="eastAsia"/>
+              <w:lang w:val="en-US" w:eastAsia="zh-CN"/>
+            </w:rPr>
+            <w:fldChar w:fldCharType="end"/>
+          </w:r>
+        </w:p>
+        <w:p>
+          <w:pPr>
+            <w:pStyle w:val="8"/>
+            <w:tabs>
+              <w:tab w:val="right" w:leader="dot" w:pos="8306"/>
+            </w:tabs>
+          </w:pPr>
+          <w:r>
+            <w:rPr>
+              <w:rFonts w:hint="eastAsia"/>
+              <w:lang w:val="en-US" w:eastAsia="zh-CN"/>
+            </w:rPr>
+            <w:fldChar w:fldCharType="begin"/>
+          </w:r>
+          <w:r>
+            <w:rPr>
+              <w:rFonts w:hint="eastAsia"/>
+              <w:lang w:val="en-US" w:eastAsia="zh-CN"/>
+            </w:rPr>
+            <w:instrText xml:space="preserve"> HYPERLINK \l _Toc8685 </w:instrText>
+          </w:r>
+          <w:r>
+            <w:rPr>
+              <w:rFonts w:hint="eastAsia"/>
+              <w:lang w:val="en-US" w:eastAsia="zh-CN"/>
+            </w:rPr>
+            <w:fldChar w:fldCharType="separate"/>
+          </w:r>
+          <w:r>
+            <w:rPr>
+              <w:rFonts w:hint="eastAsia"/>
+              <w:lang w:val="en-US" w:eastAsia="zh-CN"/>
+            </w:rPr>
+            <w:t>考点21 内容和形式（唯物辩证法第一对基本范畴）</w:t>
+          </w:r>
+          <w:r>
+            <w:tab/>
+          </w:r>
+          <w:r>
+            <w:fldChar w:fldCharType="begin"/>
+          </w:r>
+          <w:r>
+            <w:instrText xml:space="preserve"> PAGEREF _Toc8685 \h </w:instrText>
+          </w:r>
+          <w:r>
+            <w:fldChar w:fldCharType="separate"/>
+          </w:r>
+          <w:r>
+            <w:t>7</w:t>
+          </w:r>
+          <w:r>
+            <w:fldChar w:fldCharType="end"/>
+          </w:r>
+          <w:r>
+            <w:rPr>
+              <w:rFonts w:hint="eastAsia"/>
+              <w:lang w:val="en-US" w:eastAsia="zh-CN"/>
+            </w:rPr>
+            <w:fldChar w:fldCharType="end"/>
+          </w:r>
+        </w:p>
+        <w:p>
+          <w:pPr>
+            <w:pStyle w:val="8"/>
+            <w:tabs>
+              <w:tab w:val="right" w:leader="dot" w:pos="8306"/>
+            </w:tabs>
+          </w:pPr>
+          <w:r>
+            <w:rPr>
+              <w:rFonts w:hint="eastAsia"/>
+              <w:lang w:val="en-US" w:eastAsia="zh-CN"/>
+            </w:rPr>
+            <w:fldChar w:fldCharType="begin"/>
+          </w:r>
+          <w:r>
+            <w:rPr>
+              <w:rFonts w:hint="eastAsia"/>
+              <w:lang w:val="en-US" w:eastAsia="zh-CN"/>
+            </w:rPr>
+            <w:instrText xml:space="preserve"> HYPERLINK \l _Toc11471 </w:instrText>
+          </w:r>
+          <w:r>
+            <w:rPr>
+              <w:rFonts w:hint="eastAsia"/>
+              <w:lang w:val="en-US" w:eastAsia="zh-CN"/>
+            </w:rPr>
+            <w:fldChar w:fldCharType="separate"/>
+          </w:r>
+          <w:r>
+            <w:rPr>
+              <w:rFonts w:hint="eastAsia"/>
+              <w:lang w:val="en-US" w:eastAsia="zh-CN"/>
+            </w:rPr>
+            <w:t>考点22 现象和本质（唯物辩证法第二对基本范畴）</w:t>
+          </w:r>
+          <w:r>
+            <w:tab/>
+          </w:r>
+          <w:r>
+            <w:fldChar w:fldCharType="begin"/>
+          </w:r>
+          <w:r>
+            <w:instrText xml:space="preserve"> PAGEREF _Toc11471 \h </w:instrText>
+          </w:r>
+          <w:r>
+            <w:fldChar w:fldCharType="separate"/>
+          </w:r>
+          <w:r>
+            <w:t>7</w:t>
+          </w:r>
+          <w:r>
+            <w:fldChar w:fldCharType="end"/>
+          </w:r>
+          <w:r>
+            <w:rPr>
+              <w:rFonts w:hint="eastAsia"/>
+              <w:lang w:val="en-US" w:eastAsia="zh-CN"/>
+            </w:rPr>
+            <w:fldChar w:fldCharType="end"/>
+          </w:r>
+        </w:p>
+        <w:p>
+          <w:pPr>
+            <w:pStyle w:val="8"/>
+            <w:tabs>
+              <w:tab w:val="right" w:leader="dot" w:pos="8306"/>
+            </w:tabs>
+          </w:pPr>
+          <w:r>
+            <w:rPr>
+              <w:rFonts w:hint="eastAsia"/>
+              <w:lang w:val="en-US" w:eastAsia="zh-CN"/>
+            </w:rPr>
+            <w:fldChar w:fldCharType="begin"/>
+          </w:r>
+          <w:r>
+            <w:rPr>
+              <w:rFonts w:hint="eastAsia"/>
+              <w:lang w:val="en-US" w:eastAsia="zh-CN"/>
+            </w:rPr>
+            <w:instrText xml:space="preserve"> HYPERLINK \l _Toc435 </w:instrText>
+          </w:r>
+          <w:r>
+            <w:rPr>
+              <w:rFonts w:hint="eastAsia"/>
+              <w:lang w:val="en-US" w:eastAsia="zh-CN"/>
+            </w:rPr>
+            <w:fldChar w:fldCharType="separate"/>
+          </w:r>
+          <w:r>
+            <w:rPr>
+              <w:rFonts w:hint="eastAsia"/>
+              <w:lang w:val="en-US" w:eastAsia="zh-CN"/>
+            </w:rPr>
+            <w:t>考点23 原因和结果（唯物辩证法第三对基本范畴）</w:t>
+          </w:r>
+          <w:r>
+            <w:tab/>
+          </w:r>
+          <w:r>
+            <w:fldChar w:fldCharType="begin"/>
+          </w:r>
+          <w:r>
+            <w:instrText xml:space="preserve"> PAGEREF _Toc435 \h </w:instrText>
+          </w:r>
+          <w:r>
+            <w:fldChar w:fldCharType="separate"/>
+          </w:r>
+          <w:r>
+            <w:t>7</w:t>
+          </w:r>
+          <w:r>
+            <w:fldChar w:fldCharType="end"/>
+          </w:r>
+          <w:r>
+            <w:rPr>
+              <w:rFonts w:hint="eastAsia"/>
+              <w:lang w:val="en-US" w:eastAsia="zh-CN"/>
+            </w:rPr>
+            <w:fldChar w:fldCharType="end"/>
+          </w:r>
+        </w:p>
+        <w:p>
+          <w:pPr>
+            <w:pStyle w:val="8"/>
+            <w:tabs>
+              <w:tab w:val="right" w:leader="dot" w:pos="8306"/>
+            </w:tabs>
+          </w:pPr>
+          <w:r>
+            <w:rPr>
+              <w:rFonts w:hint="eastAsia"/>
+              <w:lang w:val="en-US" w:eastAsia="zh-CN"/>
+            </w:rPr>
+            <w:fldChar w:fldCharType="begin"/>
+          </w:r>
+          <w:r>
+            <w:rPr>
+              <w:rFonts w:hint="eastAsia"/>
+              <w:lang w:val="en-US" w:eastAsia="zh-CN"/>
+            </w:rPr>
+            <w:instrText xml:space="preserve"> HYPERLINK \l _Toc2331 </w:instrText>
+          </w:r>
+          <w:r>
+            <w:rPr>
+              <w:rFonts w:hint="eastAsia"/>
+              <w:lang w:val="en-US" w:eastAsia="zh-CN"/>
+            </w:rPr>
+            <w:fldChar w:fldCharType="separate"/>
+          </w:r>
+          <w:r>
+            <w:rPr>
+              <w:rFonts w:hint="eastAsia"/>
+              <w:lang w:val="en-US" w:eastAsia="zh-CN"/>
+            </w:rPr>
+            <w:t>考点24 必然和偶然（唯物辩证法第四对基本范畴）</w:t>
+          </w:r>
+          <w:r>
+            <w:tab/>
+          </w:r>
+          <w:r>
+            <w:fldChar w:fldCharType="begin"/>
+          </w:r>
+          <w:r>
+            <w:instrText xml:space="preserve"> PAGEREF _Toc2331 \h </w:instrText>
+          </w:r>
+          <w:r>
+            <w:fldChar w:fldCharType="separate"/>
+          </w:r>
+          <w:r>
+            <w:t>7</w:t>
+          </w:r>
+          <w:r>
+            <w:fldChar w:fldCharType="end"/>
+          </w:r>
+          <w:r>
+            <w:rPr>
+              <w:rFonts w:hint="eastAsia"/>
+              <w:lang w:val="en-US" w:eastAsia="zh-CN"/>
+            </w:rPr>
+            <w:fldChar w:fldCharType="end"/>
+          </w:r>
+        </w:p>
+        <w:p>
+          <w:pPr>
+            <w:pStyle w:val="8"/>
+            <w:tabs>
+              <w:tab w:val="right" w:leader="dot" w:pos="8306"/>
+            </w:tabs>
+          </w:pPr>
+          <w:r>
+            <w:rPr>
+              <w:rFonts w:hint="eastAsia"/>
+              <w:lang w:val="en-US" w:eastAsia="zh-CN"/>
+            </w:rPr>
+            <w:fldChar w:fldCharType="begin"/>
+          </w:r>
+          <w:r>
+            <w:rPr>
+              <w:rFonts w:hint="eastAsia"/>
+              <w:lang w:val="en-US" w:eastAsia="zh-CN"/>
+            </w:rPr>
+            <w:instrText xml:space="preserve"> HYPERLINK \l _Toc27805 </w:instrText>
+          </w:r>
+          <w:r>
+            <w:rPr>
+              <w:rFonts w:hint="eastAsia"/>
+              <w:lang w:val="en-US" w:eastAsia="zh-CN"/>
+            </w:rPr>
+            <w:fldChar w:fldCharType="separate"/>
+          </w:r>
+          <w:r>
+            <w:rPr>
+              <w:rFonts w:hint="eastAsia"/>
+              <w:lang w:val="en-US" w:eastAsia="zh-CN"/>
+            </w:rPr>
+            <w:t>考点25 可能和现实（唯物辩证法第五对基本范畴）</w:t>
+          </w:r>
+          <w:r>
+            <w:tab/>
+          </w:r>
+          <w:r>
+            <w:fldChar w:fldCharType="begin"/>
+          </w:r>
+          <w:r>
+            <w:instrText xml:space="preserve"> PAGEREF _Toc27805 \h </w:instrText>
+          </w:r>
+          <w:r>
+            <w:fldChar w:fldCharType="separate"/>
+          </w:r>
+          <w:r>
+            <w:t>7</w:t>
+          </w:r>
+          <w:r>
+            <w:fldChar w:fldCharType="end"/>
+          </w:r>
+          <w:r>
+            <w:rPr>
+              <w:rFonts w:hint="eastAsia"/>
+              <w:lang w:val="en-US" w:eastAsia="zh-CN"/>
+            </w:rPr>
+            <w:fldChar w:fldCharType="end"/>
+          </w:r>
+        </w:p>
+        <w:p>
+          <w:pPr>
+            <w:pStyle w:val="8"/>
+            <w:tabs>
+              <w:tab w:val="right" w:leader="dot" w:pos="8306"/>
+            </w:tabs>
+          </w:pPr>
+          <w:r>
+            <w:rPr>
+              <w:rFonts w:hint="eastAsia"/>
+              <w:lang w:val="en-US" w:eastAsia="zh-CN"/>
+            </w:rPr>
+            <w:fldChar w:fldCharType="begin"/>
+          </w:r>
+          <w:r>
+            <w:rPr>
+              <w:rFonts w:hint="eastAsia"/>
+              <w:lang w:val="en-US" w:eastAsia="zh-CN"/>
+            </w:rPr>
+            <w:instrText xml:space="preserve"> HYPERLINK \l _Toc28954 </w:instrText>
+          </w:r>
+          <w:r>
+            <w:rPr>
+              <w:rFonts w:hint="eastAsia"/>
+              <w:lang w:val="en-US" w:eastAsia="zh-CN"/>
+            </w:rPr>
+            <w:fldChar w:fldCharType="separate"/>
+          </w:r>
+          <w:r>
+            <w:rPr>
+              <w:rFonts w:hint="eastAsia"/>
+              <w:lang w:val="en-US" w:eastAsia="zh-CN"/>
+            </w:rPr>
+            <w:t>第二节 唯物辩证法是认识世界和改造世界的根本方法</w:t>
+          </w:r>
+          <w:r>
+            <w:tab/>
+          </w:r>
+          <w:r>
+            <w:fldChar w:fldCharType="begin"/>
+          </w:r>
+          <w:r>
+            <w:instrText xml:space="preserve"> PAGEREF _Toc28954 \h </w:instrText>
+          </w:r>
+          <w:r>
+            <w:fldChar w:fldCharType="separate"/>
+          </w:r>
+          <w:r>
+            <w:t>8</w:t>
+          </w:r>
+          <w:r>
+            <w:fldChar w:fldCharType="end"/>
+          </w:r>
+          <w:r>
+            <w:rPr>
+              <w:rFonts w:hint="eastAsia"/>
+              <w:lang w:val="en-US" w:eastAsia="zh-CN"/>
+            </w:rPr>
+            <w:fldChar w:fldCharType="end"/>
+          </w:r>
+        </w:p>
+        <w:p>
+          <w:pPr>
+            <w:pStyle w:val="8"/>
+            <w:tabs>
+              <w:tab w:val="right" w:leader="dot" w:pos="8306"/>
+            </w:tabs>
+          </w:pPr>
+          <w:r>
+            <w:rPr>
+              <w:rFonts w:hint="eastAsia"/>
+              <w:lang w:val="en-US" w:eastAsia="zh-CN"/>
+            </w:rPr>
+            <w:fldChar w:fldCharType="begin"/>
+          </w:r>
+          <w:r>
+            <w:rPr>
+              <w:rFonts w:hint="eastAsia"/>
+              <w:lang w:val="en-US" w:eastAsia="zh-CN"/>
+            </w:rPr>
+            <w:instrText xml:space="preserve"> HYPERLINK \l _Toc16903 </w:instrText>
+          </w:r>
+          <w:r>
+            <w:rPr>
+              <w:rFonts w:hint="eastAsia"/>
+              <w:lang w:val="en-US" w:eastAsia="zh-CN"/>
+            </w:rPr>
+            <w:fldChar w:fldCharType="separate"/>
+          </w:r>
+          <w:r>
+            <w:rPr>
+              <w:rFonts w:hint="eastAsia"/>
+              <w:lang w:val="en-US" w:eastAsia="zh-CN"/>
+            </w:rPr>
+            <w:t>考点26 唯物辩证法本质上是批判的和革命的</w:t>
+          </w:r>
+          <w:r>
+            <w:tab/>
+          </w:r>
+          <w:r>
+            <w:fldChar w:fldCharType="begin"/>
+          </w:r>
+          <w:r>
+            <w:instrText xml:space="preserve"> PAGEREF _Toc16903 \h </w:instrText>
+          </w:r>
+          <w:r>
+            <w:fldChar w:fldCharType="separate"/>
+          </w:r>
+          <w:r>
+            <w:t>8</w:t>
+          </w:r>
+          <w:r>
+            <w:fldChar w:fldCharType="end"/>
+          </w:r>
+          <w:r>
+            <w:rPr>
+              <w:rFonts w:hint="eastAsia"/>
+              <w:lang w:val="en-US" w:eastAsia="zh-CN"/>
+            </w:rPr>
+            <w:fldChar w:fldCharType="end"/>
+          </w:r>
+        </w:p>
+        <w:p>
+          <w:pPr>
+            <w:pStyle w:val="8"/>
+            <w:tabs>
+              <w:tab w:val="right" w:leader="dot" w:pos="8306"/>
+            </w:tabs>
+          </w:pPr>
+          <w:r>
+            <w:rPr>
+              <w:rFonts w:hint="eastAsia"/>
+              <w:lang w:val="en-US" w:eastAsia="zh-CN"/>
+            </w:rPr>
+            <w:fldChar w:fldCharType="begin"/>
+          </w:r>
+          <w:r>
+            <w:rPr>
+              <w:rFonts w:hint="eastAsia"/>
+              <w:lang w:val="en-US" w:eastAsia="zh-CN"/>
+            </w:rPr>
+            <w:instrText xml:space="preserve"> HYPERLINK \l _Toc12742 </w:instrText>
+          </w:r>
+          <w:r>
+            <w:rPr>
+              <w:rFonts w:hint="eastAsia"/>
+              <w:lang w:val="en-US" w:eastAsia="zh-CN"/>
+            </w:rPr>
+            <w:fldChar w:fldCharType="separate"/>
+          </w:r>
+          <w:r>
+            <w:rPr>
+              <w:rFonts w:hint="eastAsia"/>
+              <w:lang w:val="en-US" w:eastAsia="zh-CN"/>
+            </w:rPr>
+            <w:t>考点27 客观辩证法与主观辩证法的统一</w:t>
+          </w:r>
+          <w:r>
+            <w:tab/>
+          </w:r>
+          <w:r>
+            <w:fldChar w:fldCharType="begin"/>
+          </w:r>
+          <w:r>
+            <w:instrText xml:space="preserve"> PAGEREF _Toc12742 \h </w:instrText>
+          </w:r>
+          <w:r>
+            <w:fldChar w:fldCharType="separate"/>
+          </w:r>
+          <w:r>
+            <w:t>8</w:t>
+          </w:r>
+          <w:r>
+            <w:fldChar w:fldCharType="end"/>
+          </w:r>
+          <w:r>
+            <w:rPr>
+              <w:rFonts w:hint="eastAsia"/>
+              <w:lang w:val="en-US" w:eastAsia="zh-CN"/>
+            </w:rPr>
+            <w:fldChar w:fldCharType="end"/>
+          </w:r>
+        </w:p>
+        <w:p>
+          <w:pPr>
+            <w:pStyle w:val="8"/>
+            <w:tabs>
+              <w:tab w:val="right" w:leader="dot" w:pos="8306"/>
+            </w:tabs>
+          </w:pPr>
+          <w:r>
+            <w:rPr>
+              <w:rFonts w:hint="eastAsia"/>
+              <w:lang w:val="en-US" w:eastAsia="zh-CN"/>
+            </w:rPr>
+            <w:fldChar w:fldCharType="begin"/>
+          </w:r>
+          <w:r>
+            <w:rPr>
+              <w:rFonts w:hint="eastAsia"/>
+              <w:lang w:val="en-US" w:eastAsia="zh-CN"/>
+            </w:rPr>
+            <w:instrText xml:space="preserve"> HYPERLINK \l _Toc489 </w:instrText>
+          </w:r>
+          <w:r>
+            <w:rPr>
+              <w:rFonts w:hint="eastAsia"/>
+              <w:lang w:val="en-US" w:eastAsia="zh-CN"/>
+            </w:rPr>
+            <w:fldChar w:fldCharType="separate"/>
+          </w:r>
+          <w:r>
+            <w:rPr>
+              <w:rFonts w:hint="eastAsia"/>
+              <w:lang w:val="en-US" w:eastAsia="zh-CN"/>
+            </w:rPr>
+            <w:t>考点28 辩证思维方法</w:t>
+          </w:r>
+          <w:r>
+            <w:tab/>
+          </w:r>
+          <w:r>
+            <w:fldChar w:fldCharType="begin"/>
+          </w:r>
+          <w:r>
+            <w:instrText xml:space="preserve"> PAGEREF _Toc489 \h </w:instrText>
+          </w:r>
+          <w:r>
+            <w:fldChar w:fldCharType="separate"/>
+          </w:r>
+          <w:r>
+            <w:t>8</w:t>
           </w:r>
           <w:r>
             <w:fldChar w:fldCharType="end"/>
@@ -704,7 +1680,7 @@
               <w:rFonts w:hint="eastAsia"/>
               <w:lang w:val="en-US" w:eastAsia="zh-CN"/>
             </w:rPr>
-            <w:instrText xml:space="preserve"> HYPERLINK \l _Toc15091 </w:instrText>
+            <w:instrText xml:space="preserve"> HYPERLINK \l _Toc7821 </w:instrText>
           </w:r>
           <w:r>
             <w:rPr>
@@ -727,13 +1703,13 @@
             <w:fldChar w:fldCharType="begin"/>
           </w:r>
           <w:r>
-            <w:instrText xml:space="preserve"> PAGEREF _Toc15091 \h </w:instrText>
-          </w:r>
-          <w:r>
-            <w:fldChar w:fldCharType="separate"/>
-          </w:r>
-          <w:r>
-            <w:t>5</w:t>
+            <w:instrText xml:space="preserve"> PAGEREF _Toc7821 \h </w:instrText>
+          </w:r>
+          <w:r>
+            <w:fldChar w:fldCharType="separate"/>
+          </w:r>
+          <w:r>
+            <w:t>8</w:t>
           </w:r>
           <w:r>
             <w:fldChar w:fldCharType="end"/>
@@ -765,7 +1741,7 @@
               <w:rFonts w:hint="eastAsia"/>
               <w:lang w:val="en-US" w:eastAsia="zh-CN"/>
             </w:rPr>
-            <w:instrText xml:space="preserve"> HYPERLINK \l _Toc9484 </w:instrText>
+            <w:instrText xml:space="preserve"> HYPERLINK \l _Toc8169 </w:instrText>
           </w:r>
           <w:r>
             <w:rPr>
@@ -788,13 +1764,13 @@
             <w:fldChar w:fldCharType="begin"/>
           </w:r>
           <w:r>
-            <w:instrText xml:space="preserve"> PAGEREF _Toc9484 \h </w:instrText>
-          </w:r>
-          <w:r>
-            <w:fldChar w:fldCharType="separate"/>
-          </w:r>
-          <w:r>
-            <w:t>5</w:t>
+            <w:instrText xml:space="preserve"> PAGEREF _Toc8169 \h </w:instrText>
+          </w:r>
+          <w:r>
+            <w:fldChar w:fldCharType="separate"/>
+          </w:r>
+          <w:r>
+            <w:t>8</w:t>
           </w:r>
           <w:r>
             <w:fldChar w:fldCharType="end"/>
@@ -826,7 +1802,7 @@
               <w:rFonts w:hint="eastAsia"/>
               <w:lang w:val="en-US" w:eastAsia="zh-CN"/>
             </w:rPr>
-            <w:instrText xml:space="preserve"> HYPERLINK \l _Toc467 </w:instrText>
+            <w:instrText xml:space="preserve"> HYPERLINK \l _Toc23209 </w:instrText>
           </w:r>
           <w:r>
             <w:rPr>
@@ -849,13 +1825,13 @@
             <w:fldChar w:fldCharType="begin"/>
           </w:r>
           <w:r>
-            <w:instrText xml:space="preserve"> PAGEREF _Toc467 \h </w:instrText>
-          </w:r>
-          <w:r>
-            <w:fldChar w:fldCharType="separate"/>
-          </w:r>
-          <w:r>
-            <w:t>5</w:t>
+            <w:instrText xml:space="preserve"> PAGEREF _Toc23209 \h </w:instrText>
+          </w:r>
+          <w:r>
+            <w:fldChar w:fldCharType="separate"/>
+          </w:r>
+          <w:r>
+            <w:t>8</w:t>
           </w:r>
           <w:r>
             <w:fldChar w:fldCharType="end"/>
@@ -887,7 +1863,7 @@
               <w:rFonts w:hint="eastAsia"/>
               <w:lang w:val="en-US" w:eastAsia="zh-CN"/>
             </w:rPr>
-            <w:instrText xml:space="preserve"> HYPERLINK \l _Toc13813 </w:instrText>
+            <w:instrText xml:space="preserve"> HYPERLINK \l _Toc24541 </w:instrText>
           </w:r>
           <w:r>
             <w:rPr>
@@ -910,13 +1886,13 @@
             <w:fldChar w:fldCharType="begin"/>
           </w:r>
           <w:r>
-            <w:instrText xml:space="preserve"> PAGEREF _Toc13813 \h </w:instrText>
-          </w:r>
-          <w:r>
-            <w:fldChar w:fldCharType="separate"/>
-          </w:r>
-          <w:r>
-            <w:t>5</w:t>
+            <w:instrText xml:space="preserve"> PAGEREF _Toc24541 \h </w:instrText>
+          </w:r>
+          <w:r>
+            <w:fldChar w:fldCharType="separate"/>
+          </w:r>
+          <w:r>
+            <w:t>8</w:t>
           </w:r>
           <w:r>
             <w:fldChar w:fldCharType="end"/>
@@ -948,7 +1924,7 @@
               <w:rFonts w:hint="eastAsia"/>
               <w:lang w:val="en-US" w:eastAsia="zh-CN"/>
             </w:rPr>
-            <w:instrText xml:space="preserve"> HYPERLINK \l _Toc10012 </w:instrText>
+            <w:instrText xml:space="preserve"> HYPERLINK \l _Toc6676 </w:instrText>
           </w:r>
           <w:r>
             <w:rPr>
@@ -971,13 +1947,13 @@
             <w:fldChar w:fldCharType="begin"/>
           </w:r>
           <w:r>
-            <w:instrText xml:space="preserve"> PAGEREF _Toc10012 \h </w:instrText>
-          </w:r>
-          <w:r>
-            <w:fldChar w:fldCharType="separate"/>
-          </w:r>
-          <w:r>
-            <w:t>5</w:t>
+            <w:instrText xml:space="preserve"> PAGEREF _Toc6676 \h </w:instrText>
+          </w:r>
+          <w:r>
+            <w:fldChar w:fldCharType="separate"/>
+          </w:r>
+          <w:r>
+            <w:t>8</w:t>
           </w:r>
           <w:r>
             <w:fldChar w:fldCharType="end"/>
@@ -1009,7 +1985,7 @@
               <w:rFonts w:hint="eastAsia"/>
               <w:lang w:val="en-US" w:eastAsia="zh-CN"/>
             </w:rPr>
-            <w:instrText xml:space="preserve"> HYPERLINK \l _Toc9266 </w:instrText>
+            <w:instrText xml:space="preserve"> HYPERLINK \l _Toc3947 </w:instrText>
           </w:r>
           <w:r>
             <w:rPr>
@@ -1032,13 +2008,13 @@
             <w:fldChar w:fldCharType="begin"/>
           </w:r>
           <w:r>
-            <w:instrText xml:space="preserve"> PAGEREF _Toc9266 \h </w:instrText>
-          </w:r>
-          <w:r>
-            <w:fldChar w:fldCharType="separate"/>
-          </w:r>
-          <w:r>
-            <w:t>5</w:t>
+            <w:instrText xml:space="preserve"> PAGEREF _Toc3947 \h </w:instrText>
+          </w:r>
+          <w:r>
+            <w:fldChar w:fldCharType="separate"/>
+          </w:r>
+          <w:r>
+            <w:t>8</w:t>
           </w:r>
           <w:r>
             <w:fldChar w:fldCharType="end"/>
@@ -1070,7 +2046,7 @@
               <w:rFonts w:hint="eastAsia"/>
               <w:lang w:val="en-US" w:eastAsia="zh-CN"/>
             </w:rPr>
-            <w:instrText xml:space="preserve"> HYPERLINK \l _Toc4031 </w:instrText>
+            <w:instrText xml:space="preserve"> HYPERLINK \l _Toc32547 </w:instrText>
           </w:r>
           <w:r>
             <w:rPr>
@@ -1093,13 +2069,13 @@
             <w:fldChar w:fldCharType="begin"/>
           </w:r>
           <w:r>
-            <w:instrText xml:space="preserve"> PAGEREF _Toc4031 \h </w:instrText>
-          </w:r>
-          <w:r>
-            <w:fldChar w:fldCharType="separate"/>
-          </w:r>
-          <w:r>
-            <w:t>5</w:t>
+            <w:instrText xml:space="preserve"> PAGEREF _Toc32547 \h </w:instrText>
+          </w:r>
+          <w:r>
+            <w:fldChar w:fldCharType="separate"/>
+          </w:r>
+          <w:r>
+            <w:t>8</w:t>
           </w:r>
           <w:r>
             <w:fldChar w:fldCharType="end"/>
@@ -1131,7 +2107,7 @@
               <w:rFonts w:hint="eastAsia"/>
               <w:lang w:val="en-US" w:eastAsia="zh-CN"/>
             </w:rPr>
-            <w:instrText xml:space="preserve"> HYPERLINK \l _Toc26455 </w:instrText>
+            <w:instrText xml:space="preserve"> HYPERLINK \l _Toc19888 </w:instrText>
           </w:r>
           <w:r>
             <w:rPr>
@@ -1154,13 +2130,13 @@
             <w:fldChar w:fldCharType="begin"/>
           </w:r>
           <w:r>
-            <w:instrText xml:space="preserve"> PAGEREF _Toc26455 \h </w:instrText>
-          </w:r>
-          <w:r>
-            <w:fldChar w:fldCharType="separate"/>
-          </w:r>
-          <w:r>
-            <w:t>5</w:t>
+            <w:instrText xml:space="preserve"> PAGEREF _Toc19888 \h </w:instrText>
+          </w:r>
+          <w:r>
+            <w:fldChar w:fldCharType="separate"/>
+          </w:r>
+          <w:r>
+            <w:t>8</w:t>
           </w:r>
           <w:r>
             <w:fldChar w:fldCharType="end"/>
@@ -1203,26 +2179,29 @@
           <w:lang w:val="en-US" w:eastAsia="zh-CN" w:bidi="ar-SA"/>
         </w:rPr>
       </w:pPr>
-    </w:p>
-    <w:p>
-      <w:pPr>
-        <w:rPr>
-          <w:rFonts w:hint="eastAsia"/>
-          <w:lang w:val="en-US" w:eastAsia="zh-CN"/>
-        </w:rPr>
-      </w:pPr>
+      <w:r>
+        <w:rPr>
+          <w:rFonts w:hint="eastAsia" w:ascii="Times New Roman" w:hAnsi="Times New Roman" w:eastAsia="宋体" w:cstheme="minorBidi"/>
+          <w:kern w:val="2"/>
+          <w:sz w:val="24"/>
+          <w:szCs w:val="24"/>
+          <w:lang w:val="en-US" w:eastAsia="zh-CN" w:bidi="ar-SA"/>
+        </w:rPr>
+        <w:br w:type="page"/>
+      </w:r>
     </w:p>
     <w:p>
       <w:pPr>
         <w:pStyle w:val="2"/>
         <w:bidi w:val="0"/>
+        <w:jc w:val="center"/>
         <w:rPr>
           <w:rFonts w:hint="eastAsia"/>
           <w:lang w:val="en-US" w:eastAsia="zh-CN"/>
         </w:rPr>
       </w:pPr>
       <w:bookmarkStart w:id="0" w:name="_Toc23889"/>
-      <w:bookmarkStart w:id="1" w:name="_Toc11583"/>
+      <w:bookmarkStart w:id="1" w:name="_Toc9485"/>
       <w:r>
         <w:rPr>
           <w:rFonts w:hint="eastAsia"/>
@@ -1237,13 +2216,14 @@
       <w:pPr>
         <w:pStyle w:val="3"/>
         <w:bidi w:val="0"/>
+        <w:jc w:val="center"/>
         <w:rPr>
           <w:rFonts w:hint="eastAsia"/>
           <w:lang w:val="en-US" w:eastAsia="zh-CN"/>
         </w:rPr>
       </w:pPr>
       <w:bookmarkStart w:id="2" w:name="_Toc28535"/>
-      <w:bookmarkStart w:id="3" w:name="_Toc10016"/>
+      <w:bookmarkStart w:id="3" w:name="_Toc6161"/>
       <w:r>
         <w:rPr>
           <w:rFonts w:hint="eastAsia"/>
@@ -1258,12 +2238,32 @@
       <w:pPr>
         <w:pStyle w:val="4"/>
         <w:bidi w:val="0"/>
+        <w:jc w:val="center"/>
         <w:rPr>
           <w:rFonts w:hint="default"/>
           <w:lang w:val="en-US" w:eastAsia="zh-CN"/>
         </w:rPr>
       </w:pPr>
-      <w:bookmarkStart w:id="4" w:name="_Toc22670"/>
+      <w:bookmarkStart w:id="4" w:name="_Toc25760"/>
+      <w:r>
+        <w:rPr>
+          <w:rFonts w:hint="eastAsia"/>
+          <w:lang w:val="en-US" w:eastAsia="zh-CN"/>
+        </w:rPr>
+        <w:t>第一节 马克思主义的创立和发展</w:t>
+      </w:r>
+      <w:bookmarkEnd w:id="4"/>
+    </w:p>
+    <w:p>
+      <w:pPr>
+        <w:pStyle w:val="4"/>
+        <w:bidi w:val="0"/>
+        <w:rPr>
+          <w:rFonts w:hint="eastAsia"/>
+          <w:lang w:val="en-US" w:eastAsia="zh-CN"/>
+        </w:rPr>
+      </w:pPr>
+      <w:bookmarkStart w:id="5" w:name="_Toc10895"/>
       <w:r>
         <w:rPr>
           <w:rFonts w:hint="eastAsia"/>
@@ -1271,7 +2271,113 @@
         </w:rPr>
         <w:t>考点1 马克思主义的内涵及构成</w:t>
       </w:r>
-      <w:bookmarkEnd w:id="4"/>
+      <w:bookmarkEnd w:id="5"/>
+      <w:bookmarkStart w:id="47" w:name="_GoBack"/>
+      <w:bookmarkEnd w:id="47"/>
+    </w:p>
+    <w:p>
+      <w:pPr>
+        <w:pStyle w:val="4"/>
+        <w:bidi w:val="0"/>
+        <w:rPr>
+          <w:rFonts w:hint="eastAsia"/>
+          <w:lang w:val="en-US" w:eastAsia="zh-CN"/>
+        </w:rPr>
+      </w:pPr>
+      <w:bookmarkStart w:id="6" w:name="_Toc16544"/>
+      <w:r>
+        <w:rPr>
+          <w:rFonts w:hint="eastAsia"/>
+          <w:lang w:val="en-US" w:eastAsia="zh-CN"/>
+        </w:rPr>
+        <w:t>考点2 马克思主义的基本立场，基本观点和方法</w:t>
+      </w:r>
+      <w:bookmarkEnd w:id="6"/>
+    </w:p>
+    <w:p>
+      <w:pPr>
+        <w:pStyle w:val="4"/>
+        <w:bidi w:val="0"/>
+        <w:rPr>
+          <w:rFonts w:hint="eastAsia"/>
+          <w:lang w:val="en-US" w:eastAsia="zh-CN"/>
+        </w:rPr>
+      </w:pPr>
+      <w:bookmarkStart w:id="7" w:name="_Toc18113"/>
+      <w:r>
+        <w:rPr>
+          <w:rFonts w:hint="eastAsia"/>
+          <w:lang w:val="en-US" w:eastAsia="zh-CN"/>
+        </w:rPr>
+        <w:t>考点3 马克思主义的创立</w:t>
+      </w:r>
+      <w:bookmarkEnd w:id="7"/>
+    </w:p>
+    <w:p>
+      <w:pPr>
+        <w:pStyle w:val="4"/>
+        <w:bidi w:val="0"/>
+        <w:rPr>
+          <w:rFonts w:hint="eastAsia"/>
+          <w:lang w:val="en-US" w:eastAsia="zh-CN"/>
+        </w:rPr>
+      </w:pPr>
+      <w:bookmarkStart w:id="8" w:name="_Toc7063"/>
+      <w:r>
+        <w:rPr>
+          <w:rFonts w:hint="eastAsia"/>
+          <w:lang w:val="en-US" w:eastAsia="zh-CN"/>
+        </w:rPr>
+        <w:t>考点4 马克思主义的发展.</w:t>
+      </w:r>
+      <w:bookmarkEnd w:id="8"/>
+    </w:p>
+    <w:p>
+      <w:pPr>
+        <w:pStyle w:val="4"/>
+        <w:bidi w:val="0"/>
+        <w:jc w:val="center"/>
+        <w:rPr>
+          <w:rFonts w:hint="default"/>
+          <w:lang w:val="en-US" w:eastAsia="zh-CN"/>
+        </w:rPr>
+      </w:pPr>
+      <w:bookmarkStart w:id="9" w:name="_Toc26328"/>
+      <w:r>
+        <w:rPr>
+          <w:rFonts w:hint="eastAsia"/>
+          <w:lang w:val="en-US" w:eastAsia="zh-CN"/>
+        </w:rPr>
+        <w:t>第二节 马克思主义的基本特征和当代价值</w:t>
+      </w:r>
+      <w:bookmarkEnd w:id="9"/>
+    </w:p>
+    <w:p>
+      <w:pPr>
+        <w:pStyle w:val="4"/>
+        <w:bidi w:val="0"/>
+        <w:rPr>
+          <w:rFonts w:hint="default"/>
+          <w:lang w:val="en-US" w:eastAsia="zh-CN"/>
+        </w:rPr>
+      </w:pPr>
+      <w:bookmarkStart w:id="10" w:name="_Toc26998"/>
+      <w:r>
+        <w:rPr>
+          <w:rFonts w:hint="eastAsia"/>
+          <w:lang w:val="en-US" w:eastAsia="zh-CN"/>
+        </w:rPr>
+        <w:t>考点5 马克思主义的基本特征和当代价值</w:t>
+      </w:r>
+      <w:bookmarkEnd w:id="10"/>
+    </w:p>
+    <w:p>
+      <w:pPr>
+        <w:rPr>
+          <w:rFonts w:hint="default"/>
+          <w:lang w:val="en-US" w:eastAsia="zh-CN"/>
+        </w:rPr>
+      </w:pPr>
     </w:p>
     <w:p>
       <w:pPr>
@@ -1282,8 +2388,8 @@
           <w:lang w:val="en-US" w:eastAsia="zh-CN"/>
         </w:rPr>
       </w:pPr>
-      <w:bookmarkStart w:id="5" w:name="_Toc27094"/>
-      <w:bookmarkStart w:id="6" w:name="_Toc25408"/>
+      <w:bookmarkStart w:id="11" w:name="_Toc27094"/>
+      <w:bookmarkStart w:id="12" w:name="_Toc12134"/>
       <w:r>
         <w:rPr>
           <w:rFonts w:hint="eastAsia"/>
@@ -1291,8 +2397,8 @@
         </w:rPr>
         <w:t>马克思主义哲学</w:t>
       </w:r>
-      <w:bookmarkEnd w:id="5"/>
-      <w:bookmarkEnd w:id="6"/>
+      <w:bookmarkEnd w:id="11"/>
+      <w:bookmarkEnd w:id="12"/>
     </w:p>
     <w:p>
       <w:pPr>
@@ -1302,13 +2408,14 @@
           <w:numId w:val="1"/>
         </w:numPr>
         <w:bidi w:val="0"/>
-        <w:rPr>
-          <w:rFonts w:hint="eastAsia"/>
-          <w:lang w:val="en-US" w:eastAsia="zh-CN"/>
-        </w:rPr>
-      </w:pPr>
-      <w:bookmarkStart w:id="7" w:name="_Toc21688"/>
-      <w:bookmarkStart w:id="8" w:name="_Toc12709"/>
+        <w:jc w:val="center"/>
+        <w:rPr>
+          <w:rFonts w:hint="eastAsia"/>
+          <w:lang w:val="en-US" w:eastAsia="zh-CN"/>
+        </w:rPr>
+      </w:pPr>
+      <w:bookmarkStart w:id="13" w:name="_Toc21688"/>
+      <w:bookmarkStart w:id="14" w:name="_Toc17256"/>
       <w:r>
         <w:rPr>
           <w:rFonts w:hint="eastAsia"/>
@@ -1316,8 +2423,23 @@
         </w:rPr>
         <w:t>辩证唯物论</w:t>
       </w:r>
-      <w:bookmarkEnd w:id="7"/>
-      <w:bookmarkEnd w:id="8"/>
+      <w:bookmarkEnd w:id="13"/>
+      <w:bookmarkEnd w:id="14"/>
+    </w:p>
+    <w:p>
+      <w:pPr>
+        <w:rPr>
+          <w:rFonts w:hint="eastAsia"/>
+          <w:lang w:val="en-US" w:eastAsia="zh-CN"/>
+        </w:rPr>
+      </w:pPr>
+      <w:r>
+        <w:rPr>
+          <w:rFonts w:hint="eastAsia"/>
+          <w:lang w:val="en-US" w:eastAsia="zh-CN"/>
+        </w:rPr>
+        <w:br w:type="page"/>
+      </w:r>
     </w:p>
     <w:p>
       <w:pPr>
@@ -1328,13 +2450,14 @@
         </w:numPr>
         <w:bidi w:val="0"/>
         <w:ind w:firstLine="0"/>
+        <w:jc w:val="center"/>
         <w:rPr>
           <w:rFonts w:hint="default" w:ascii="Arial" w:hAnsi="Arial"/>
           <w:lang w:val="en-US" w:eastAsia="zh-CN"/>
         </w:rPr>
       </w:pPr>
-      <w:bookmarkStart w:id="9" w:name="_Toc195"/>
-      <w:bookmarkStart w:id="10" w:name="_Toc22707"/>
+      <w:bookmarkStart w:id="15" w:name="_Toc195"/>
+      <w:bookmarkStart w:id="16" w:name="_Toc10334"/>
       <w:r>
         <w:rPr>
           <w:rFonts w:hint="eastAsia" w:ascii="Arial" w:hAnsi="Arial"/>
@@ -1342,19 +2465,39 @@
         </w:rPr>
         <w:t>唯物辩证法</w:t>
       </w:r>
-      <w:bookmarkEnd w:id="9"/>
-      <w:bookmarkEnd w:id="10"/>
+      <w:bookmarkEnd w:id="15"/>
+      <w:bookmarkEnd w:id="16"/>
     </w:p>
     <w:p>
       <w:pPr>
         <w:pStyle w:val="4"/>
         <w:bidi w:val="0"/>
-        <w:rPr>
-          <w:rFonts w:hint="eastAsia"/>
-          <w:lang w:val="en-US" w:eastAsia="zh-CN"/>
-        </w:rPr>
-      </w:pPr>
-      <w:bookmarkStart w:id="11" w:name="_Toc21443"/>
+        <w:jc w:val="center"/>
+        <w:rPr>
+          <w:rFonts w:hint="default"/>
+          <w:lang w:val="en-US" w:eastAsia="zh-CN"/>
+        </w:rPr>
+      </w:pPr>
+      <w:bookmarkStart w:id="17" w:name="_Toc24379"/>
+      <w:r>
+        <w:rPr>
+          <w:rFonts w:hint="eastAsia"/>
+          <w:lang w:val="en-US" w:eastAsia="zh-CN"/>
+        </w:rPr>
+        <w:t>第一节 事物的普遍联系和变化发展</w:t>
+      </w:r>
+      <w:bookmarkEnd w:id="17"/>
+    </w:p>
+    <w:p>
+      <w:pPr>
+        <w:pStyle w:val="4"/>
+        <w:bidi w:val="0"/>
+        <w:rPr>
+          <w:rFonts w:hint="eastAsia"/>
+          <w:lang w:val="en-US" w:eastAsia="zh-CN"/>
+        </w:rPr>
+      </w:pPr>
+      <w:bookmarkStart w:id="18" w:name="_Toc28498"/>
       <w:r>
         <w:rPr>
           <w:rFonts w:hint="eastAsia"/>
@@ -1362,7 +2505,7 @@
         </w:rPr>
         <w:t>考点17 唯物辩证法两大总特征</w:t>
       </w:r>
-      <w:bookmarkEnd w:id="11"/>
+      <w:bookmarkEnd w:id="18"/>
     </w:p>
     <w:p>
       <w:pPr>
@@ -1388,7 +2531,7 @@
           <w:lang w:val="en-US" w:eastAsia="zh-CN"/>
         </w:rPr>
       </w:pPr>
-      <w:bookmarkStart w:id="12" w:name="_Toc23833"/>
+      <w:bookmarkStart w:id="19" w:name="_Toc12083"/>
       <w:r>
         <w:rPr>
           <w:rFonts w:hint="eastAsia"/>
@@ -1396,7 +2539,7 @@
         </w:rPr>
         <w:t>考点18 对立统一规律（唯物辩证法第一规律）（分析题）</w:t>
       </w:r>
-      <w:bookmarkEnd w:id="12"/>
+      <w:bookmarkEnd w:id="19"/>
     </w:p>
     <w:p>
       <w:pPr>
@@ -1853,8 +2996,6 @@
         </w:rPr>
         <w:fldChar w:fldCharType="end"/>
       </w:r>
-      <w:bookmarkStart w:id="31" w:name="_GoBack"/>
-      <w:bookmarkEnd w:id="31"/>
     </w:p>
     <w:p>
       <w:pPr>
@@ -1880,7 +3021,7 @@
           <w:lang w:val="en-US" w:eastAsia="zh-CN"/>
         </w:rPr>
       </w:pPr>
-      <w:bookmarkStart w:id="13" w:name="_Toc12281"/>
+      <w:bookmarkStart w:id="20" w:name="_Toc13453"/>
       <w:r>
         <w:rPr>
           <w:rFonts w:hint="eastAsia"/>
@@ -1888,7 +3029,7 @@
         </w:rPr>
         <w:t>考点19 量变质变规律（唯物辩证法第二规律）（选择题）</w:t>
       </w:r>
-      <w:bookmarkEnd w:id="13"/>
+      <w:bookmarkEnd w:id="20"/>
     </w:p>
     <w:p>
       <w:pPr>
@@ -2169,7 +3310,7 @@
           <w:lang w:val="en-US" w:eastAsia="zh-CN"/>
         </w:rPr>
       </w:pPr>
-      <w:bookmarkStart w:id="14" w:name="_Toc3939"/>
+      <w:bookmarkStart w:id="21" w:name="_Toc21820"/>
       <w:r>
         <w:rPr>
           <w:rFonts w:hint="eastAsia"/>
@@ -2177,7 +3318,7 @@
         </w:rPr>
         <w:t>考点20 否定之否定（唯物辩证法第三规律）（选择题）</w:t>
       </w:r>
-      <w:bookmarkEnd w:id="14"/>
+      <w:bookmarkEnd w:id="21"/>
     </w:p>
     <w:p>
       <w:pPr>
@@ -2393,11 +3534,280 @@
     </w:p>
     <w:p>
       <w:pPr>
+        <w:pStyle w:val="4"/>
+        <w:bidi w:val="0"/>
+        <w:rPr>
+          <w:rFonts w:hint="eastAsia"/>
+          <w:lang w:val="en-US" w:eastAsia="zh-CN"/>
+        </w:rPr>
+      </w:pPr>
+      <w:bookmarkStart w:id="22" w:name="_Toc8685"/>
+      <w:r>
+        <w:rPr>
+          <w:rFonts w:hint="eastAsia"/>
+          <w:lang w:val="en-US" w:eastAsia="zh-CN"/>
+        </w:rPr>
+        <w:t>考点21 内容和形式（唯物辩证法第一对基本范畴）</w:t>
+      </w:r>
+      <w:bookmarkEnd w:id="22"/>
+    </w:p>
+    <w:p>
+      <w:pPr>
         <w:rPr>
           <w:rFonts w:hint="default"/>
           <w:lang w:val="en-US" w:eastAsia="zh-CN"/>
         </w:rPr>
       </w:pPr>
+      <w:r>
+        <w:rPr>
+          <w:rFonts w:hint="eastAsia"/>
+          <w:lang w:val="en-US" w:eastAsia="zh-CN"/>
+        </w:rPr>
+        <w:t>分析：多种形式表达内容，没有内容就没有事物；内容和形式缺一不可；好的形式推动内容，不好的形式阻碍发展，但是内容才是核心，要把握形式的限度；形式承载内容。</w:t>
+      </w:r>
+    </w:p>
+    <w:p>
+      <w:pPr>
+        <w:pStyle w:val="4"/>
+        <w:bidi w:val="0"/>
+        <w:rPr>
+          <w:rFonts w:hint="eastAsia"/>
+          <w:lang w:val="en-US" w:eastAsia="zh-CN"/>
+        </w:rPr>
+      </w:pPr>
+      <w:bookmarkStart w:id="23" w:name="_Toc11471"/>
+      <w:r>
+        <w:rPr>
+          <w:rFonts w:hint="eastAsia"/>
+          <w:lang w:val="en-US" w:eastAsia="zh-CN"/>
+        </w:rPr>
+        <w:t>考点22 现象和本质（唯物辩证法第二对基本范畴）</w:t>
+      </w:r>
+      <w:bookmarkEnd w:id="23"/>
+    </w:p>
+    <w:p>
+      <w:pPr>
+        <w:rPr>
+          <w:rFonts w:hint="default"/>
+          <w:lang w:val="en-US" w:eastAsia="zh-CN"/>
+        </w:rPr>
+      </w:pPr>
+      <w:r>
+        <w:rPr>
+          <w:rFonts w:hint="eastAsia"/>
+          <w:lang w:val="en-US" w:eastAsia="zh-CN"/>
+        </w:rPr>
+        <w:t>分析：表里关系；现象是感官能感受到的，不需要太多的思考；本质要思考概括提炼抽象分析；假象（看似），客观存在虚假的现象（海市蜃楼）；错觉（我认为），错误的感觉（主观的错误）；假象也是本质的表现（侧面反面弯曲的表现本质）。真像假象都外露于事物外部，本质才在事物内部。</w:t>
+      </w:r>
+    </w:p>
+    <w:p>
+      <w:pPr>
+        <w:pStyle w:val="4"/>
+        <w:bidi w:val="0"/>
+        <w:rPr>
+          <w:rFonts w:hint="eastAsia"/>
+          <w:lang w:val="en-US" w:eastAsia="zh-CN"/>
+        </w:rPr>
+      </w:pPr>
+      <w:bookmarkStart w:id="24" w:name="_Toc435"/>
+      <w:r>
+        <w:rPr>
+          <w:rFonts w:hint="eastAsia"/>
+          <w:lang w:val="en-US" w:eastAsia="zh-CN"/>
+        </w:rPr>
+        <w:t>考点23 原因和结果（唯物辩证法第三对基本范畴）</w:t>
+      </w:r>
+      <w:bookmarkEnd w:id="24"/>
+    </w:p>
+    <w:p>
+      <w:pPr>
+        <w:rPr>
+          <w:rFonts w:hint="eastAsia"/>
+          <w:lang w:val="en-US" w:eastAsia="zh-CN"/>
+        </w:rPr>
+      </w:pPr>
+      <w:r>
+        <w:rPr>
+          <w:rFonts w:hint="eastAsia"/>
+          <w:lang w:val="en-US" w:eastAsia="zh-CN"/>
+        </w:rPr>
+        <w:t>分析：原因和结果是前后相继的，但前后相继的不一定是因果。发生在你之后，不一定是你所导致的；同一种范围内，是确定的，超出这个范围，是不确定的，没有前缀就是既确定又不确定；互为因果，良性循环，我表扬你，你变的更好；结果存在于原因中，原因表现在结果中，看因猜果，看果猜因；关系是复杂多样的，同样的原因不一定是同样的结果，有因必有果，但是很复杂异果异因；</w:t>
+      </w:r>
+    </w:p>
+    <w:p>
+      <w:pPr>
+        <w:rPr>
+          <w:rFonts w:hint="default"/>
+          <w:lang w:val="en-US" w:eastAsia="zh-CN"/>
+        </w:rPr>
+      </w:pPr>
+      <w:r>
+        <w:rPr>
+          <w:rFonts w:hint="eastAsia"/>
+          <w:lang w:val="en-US" w:eastAsia="zh-CN"/>
+        </w:rPr>
+        <w:t>方法论：预则立，不预则废（因果）</w:t>
+      </w:r>
+    </w:p>
+    <w:p>
+      <w:pPr>
+        <w:pStyle w:val="4"/>
+        <w:bidi w:val="0"/>
+        <w:rPr>
+          <w:rFonts w:hint="eastAsia"/>
+          <w:lang w:val="en-US" w:eastAsia="zh-CN"/>
+        </w:rPr>
+      </w:pPr>
+      <w:bookmarkStart w:id="25" w:name="_Toc2331"/>
+      <w:r>
+        <w:rPr>
+          <w:rFonts w:hint="eastAsia"/>
+          <w:lang w:val="en-US" w:eastAsia="zh-CN"/>
+        </w:rPr>
+        <w:t>考点24 必然和偶然（唯物辩证法第四对基本范畴）</w:t>
+      </w:r>
+      <w:bookmarkEnd w:id="25"/>
+    </w:p>
+    <w:p>
+      <w:pPr>
+        <w:rPr>
+          <w:rFonts w:hint="default"/>
+          <w:lang w:val="en-US" w:eastAsia="zh-CN"/>
+        </w:rPr>
+      </w:pPr>
+      <w:r>
+        <w:rPr>
+          <w:rFonts w:hint="eastAsia"/>
+          <w:lang w:val="en-US" w:eastAsia="zh-CN"/>
+        </w:rPr>
+        <w:t>分析：任何事情的发生都是既是必然又是偶然的，一定要是事情，而不是客观规律。 必然决定，偶然从属。必然想被人们认知到，需要借助很多必然来开辟道路，让人们认知到，如果偶然不发生，那么永远无法发现必然。</w:t>
+      </w:r>
+    </w:p>
+    <w:p>
+      <w:pPr>
+        <w:pStyle w:val="4"/>
+        <w:bidi w:val="0"/>
+        <w:rPr>
+          <w:rFonts w:hint="eastAsia"/>
+          <w:lang w:val="en-US" w:eastAsia="zh-CN"/>
+        </w:rPr>
+      </w:pPr>
+      <w:bookmarkStart w:id="26" w:name="_Toc27805"/>
+      <w:r>
+        <w:rPr>
+          <w:rFonts w:hint="eastAsia"/>
+          <w:lang w:val="en-US" w:eastAsia="zh-CN"/>
+        </w:rPr>
+        <w:t>考点25 可能和现实（唯物辩证法第五对基本范畴）</w:t>
+      </w:r>
+      <w:bookmarkEnd w:id="26"/>
+    </w:p>
+    <w:p>
+      <w:pPr>
+        <w:rPr>
+          <w:rFonts w:hint="default"/>
+          <w:lang w:val="en-US" w:eastAsia="zh-CN"/>
+        </w:rPr>
+      </w:pPr>
+      <w:r>
+        <w:rPr>
+          <w:rFonts w:hint="eastAsia"/>
+          <w:lang w:val="en-US" w:eastAsia="zh-CN"/>
+        </w:rPr>
+        <w:t>分析：现实是已经发生的事情，可能是还没发生，可以相互转化，未来的可能性是现实萌发出去的，不是凭空产生的。现实发展的好，未来可能性就越多，是变化的过程。条件成熟才能转化。现实中有依据才是可能（认真学习考研成功），没有依据就是不可能（长翅膀飞）；依据多是现实可能，依据少（几乎不可能）是抽象（潜在可能）。</w:t>
+      </w:r>
+    </w:p>
+    <w:p>
+      <w:pPr>
+        <w:pStyle w:val="4"/>
+        <w:bidi w:val="0"/>
+        <w:jc w:val="center"/>
+        <w:rPr>
+          <w:rFonts w:hint="default"/>
+          <w:lang w:val="en-US" w:eastAsia="zh-CN"/>
+        </w:rPr>
+      </w:pPr>
+      <w:bookmarkStart w:id="27" w:name="_Toc28954"/>
+      <w:r>
+        <w:rPr>
+          <w:rFonts w:hint="eastAsia"/>
+          <w:lang w:val="en-US" w:eastAsia="zh-CN"/>
+        </w:rPr>
+        <w:t>第二节 唯物辩证法是认识世界和改造世界的根本方法</w:t>
+      </w:r>
+      <w:bookmarkEnd w:id="27"/>
+    </w:p>
+    <w:p>
+      <w:pPr>
+        <w:pStyle w:val="4"/>
+        <w:bidi w:val="0"/>
+        <w:rPr>
+          <w:rFonts w:hint="eastAsia"/>
+          <w:lang w:val="en-US" w:eastAsia="zh-CN"/>
+        </w:rPr>
+      </w:pPr>
+      <w:bookmarkStart w:id="28" w:name="_Toc16903"/>
+      <w:r>
+        <w:rPr>
+          <w:rFonts w:hint="eastAsia"/>
+          <w:lang w:val="en-US" w:eastAsia="zh-CN"/>
+        </w:rPr>
+        <w:t>考点26 唯物辩证法本质上是批判的和革命的</w:t>
+      </w:r>
+      <w:bookmarkEnd w:id="28"/>
+    </w:p>
+    <w:p>
+      <w:pPr>
+        <w:pStyle w:val="4"/>
+        <w:bidi w:val="0"/>
+        <w:rPr>
+          <w:rFonts w:hint="eastAsia"/>
+          <w:lang w:val="en-US" w:eastAsia="zh-CN"/>
+        </w:rPr>
+      </w:pPr>
+      <w:bookmarkStart w:id="29" w:name="_Toc12742"/>
+      <w:r>
+        <w:rPr>
+          <w:rFonts w:hint="eastAsia"/>
+          <w:lang w:val="en-US" w:eastAsia="zh-CN"/>
+        </w:rPr>
+        <w:t>考点27 客观辩证法与主观辩证法的统一</w:t>
+      </w:r>
+      <w:bookmarkEnd w:id="29"/>
+    </w:p>
+    <w:p>
+      <w:pPr>
+        <w:rPr>
+          <w:rFonts w:hint="eastAsia"/>
+          <w:lang w:val="en-US" w:eastAsia="zh-CN"/>
+        </w:rPr>
+      </w:pPr>
+      <w:r>
+        <w:rPr>
+          <w:rFonts w:hint="eastAsia"/>
+          <w:lang w:val="en-US" w:eastAsia="zh-CN"/>
+        </w:rPr>
+        <w:t>分析：客观辩证法（物质）哪怕所有人都死光了，世界仍然按照客观辩证法的规律演绎；主观辩证法（意识），主观世界的思维方式，有人才存在。是反映与被反映，物质与意识，第一性与第二性的关系，不是唯物（正确的）和维心（错误的）的关系</w:t>
+      </w:r>
+    </w:p>
+    <w:p>
+      <w:pPr>
+        <w:pStyle w:val="4"/>
+        <w:bidi w:val="0"/>
+        <w:rPr>
+          <w:rFonts w:hint="default"/>
+          <w:lang w:val="en-US" w:eastAsia="zh-CN"/>
+        </w:rPr>
+      </w:pPr>
+      <w:bookmarkStart w:id="30" w:name="_Toc489"/>
+      <w:r>
+        <w:rPr>
+          <w:rFonts w:hint="eastAsia"/>
+          <w:lang w:val="en-US" w:eastAsia="zh-CN"/>
+        </w:rPr>
+        <w:t>考点28 辩证思维方法</w:t>
+      </w:r>
+      <w:bookmarkEnd w:id="30"/>
     </w:p>
     <w:p>
       <w:pPr>
@@ -2429,8 +3839,8 @@
           <w:lang w:val="en-US" w:eastAsia="zh-CN"/>
         </w:rPr>
       </w:pPr>
-      <w:bookmarkStart w:id="15" w:name="_Toc1657"/>
-      <w:bookmarkStart w:id="16" w:name="_Toc15091"/>
+      <w:bookmarkStart w:id="31" w:name="_Toc1657"/>
+      <w:bookmarkStart w:id="32" w:name="_Toc7821"/>
       <w:r>
         <w:rPr>
           <w:rFonts w:hint="eastAsia" w:ascii="Arial" w:hAnsi="Arial"/>
@@ -2438,8 +3848,8 @@
         </w:rPr>
         <w:t>认识论</w:t>
       </w:r>
-      <w:bookmarkEnd w:id="15"/>
-      <w:bookmarkEnd w:id="16"/>
+      <w:bookmarkEnd w:id="31"/>
+      <w:bookmarkEnd w:id="32"/>
     </w:p>
     <w:p>
       <w:pPr>
@@ -2455,8 +3865,8 @@
           <w:lang w:val="en-US" w:eastAsia="zh-CN"/>
         </w:rPr>
       </w:pPr>
-      <w:bookmarkStart w:id="17" w:name="_Toc10246"/>
-      <w:bookmarkStart w:id="18" w:name="_Toc9484"/>
+      <w:bookmarkStart w:id="33" w:name="_Toc10246"/>
+      <w:bookmarkStart w:id="34" w:name="_Toc8169"/>
       <w:r>
         <w:rPr>
           <w:rFonts w:hint="eastAsia" w:ascii="Arial" w:hAnsi="Arial"/>
@@ -2464,8 +3874,8 @@
         </w:rPr>
         <w:t>唯物史观</w:t>
       </w:r>
-      <w:bookmarkEnd w:id="17"/>
-      <w:bookmarkEnd w:id="18"/>
+      <w:bookmarkEnd w:id="33"/>
+      <w:bookmarkEnd w:id="34"/>
     </w:p>
     <w:p>
       <w:pPr>
@@ -2477,8 +3887,8 @@
           <w:lang w:val="en-US" w:eastAsia="zh-CN"/>
         </w:rPr>
       </w:pPr>
-      <w:bookmarkStart w:id="19" w:name="_Toc31430"/>
-      <w:bookmarkStart w:id="20" w:name="_Toc467"/>
+      <w:bookmarkStart w:id="35" w:name="_Toc31430"/>
+      <w:bookmarkStart w:id="36" w:name="_Toc23209"/>
       <w:r>
         <w:rPr>
           <w:rFonts w:hint="eastAsia"/>
@@ -2486,8 +3896,8 @@
         </w:rPr>
         <w:t>马克思主义政治经济学</w:t>
       </w:r>
-      <w:bookmarkEnd w:id="19"/>
-      <w:bookmarkEnd w:id="20"/>
+      <w:bookmarkEnd w:id="35"/>
+      <w:bookmarkEnd w:id="36"/>
     </w:p>
     <w:p>
       <w:pPr>
@@ -2502,8 +3912,8 @@
           <w:lang w:val="en-US" w:eastAsia="zh-CN"/>
         </w:rPr>
       </w:pPr>
-      <w:bookmarkStart w:id="21" w:name="_Toc11772"/>
-      <w:bookmarkStart w:id="22" w:name="_Toc13813"/>
+      <w:bookmarkStart w:id="37" w:name="_Toc11772"/>
+      <w:bookmarkStart w:id="38" w:name="_Toc24541"/>
       <w:r>
         <w:rPr>
           <w:rFonts w:hint="eastAsia"/>
@@ -2512,8 +3922,8 @@
         </w:rPr>
         <w:t>资本主义的本质及规律</w:t>
       </w:r>
-      <w:bookmarkEnd w:id="21"/>
-      <w:bookmarkEnd w:id="22"/>
+      <w:bookmarkEnd w:id="37"/>
+      <w:bookmarkEnd w:id="38"/>
     </w:p>
     <w:p>
       <w:pPr>
@@ -2528,8 +3938,8 @@
           <w:lang w:val="en-US" w:eastAsia="zh-CN"/>
         </w:rPr>
       </w:pPr>
-      <w:bookmarkStart w:id="23" w:name="_Toc23785"/>
-      <w:bookmarkStart w:id="24" w:name="_Toc10012"/>
+      <w:bookmarkStart w:id="39" w:name="_Toc23785"/>
+      <w:bookmarkStart w:id="40" w:name="_Toc6676"/>
       <w:r>
         <w:rPr>
           <w:rFonts w:hint="eastAsia"/>
@@ -2537,8 +3947,8 @@
         </w:rPr>
         <w:t>资本主义的发展及其趋势</w:t>
       </w:r>
-      <w:bookmarkEnd w:id="23"/>
-      <w:bookmarkEnd w:id="24"/>
+      <w:bookmarkEnd w:id="39"/>
+      <w:bookmarkEnd w:id="40"/>
     </w:p>
     <w:p>
       <w:pPr>
@@ -2549,8 +3959,8 @@
           <w:lang w:val="en-US" w:eastAsia="zh-CN"/>
         </w:rPr>
       </w:pPr>
-      <w:bookmarkStart w:id="25" w:name="_Toc21929"/>
-      <w:bookmarkStart w:id="26" w:name="_Toc9266"/>
+      <w:bookmarkStart w:id="41" w:name="_Toc21929"/>
+      <w:bookmarkStart w:id="42" w:name="_Toc3947"/>
       <w:r>
         <w:rPr>
           <w:rFonts w:hint="eastAsia"/>
@@ -2558,8 +3968,8 @@
         </w:rPr>
         <w:t>科学社会主义</w:t>
       </w:r>
-      <w:bookmarkEnd w:id="25"/>
-      <w:bookmarkEnd w:id="26"/>
+      <w:bookmarkEnd w:id="41"/>
+      <w:bookmarkEnd w:id="42"/>
     </w:p>
     <w:p>
       <w:pPr>
@@ -2574,8 +3984,8 @@
           <w:lang w:val="en-US" w:eastAsia="zh-CN"/>
         </w:rPr>
       </w:pPr>
-      <w:bookmarkStart w:id="27" w:name="_Toc32071"/>
-      <w:bookmarkStart w:id="28" w:name="_Toc4031"/>
+      <w:bookmarkStart w:id="43" w:name="_Toc32071"/>
+      <w:bookmarkStart w:id="44" w:name="_Toc32547"/>
       <w:r>
         <w:rPr>
           <w:rFonts w:hint="eastAsia"/>
@@ -2584,8 +3994,8 @@
         </w:rPr>
         <w:t>社会主义的发展及其规律</w:t>
       </w:r>
-      <w:bookmarkEnd w:id="27"/>
-      <w:bookmarkEnd w:id="28"/>
+      <w:bookmarkEnd w:id="43"/>
+      <w:bookmarkEnd w:id="44"/>
     </w:p>
     <w:p>
       <w:pPr>
@@ -2600,8 +4010,8 @@
           <w:lang w:val="en-US" w:eastAsia="zh-CN"/>
         </w:rPr>
       </w:pPr>
-      <w:bookmarkStart w:id="29" w:name="_Toc10626"/>
-      <w:bookmarkStart w:id="30" w:name="_Toc26455"/>
+      <w:bookmarkStart w:id="45" w:name="_Toc10626"/>
+      <w:bookmarkStart w:id="46" w:name="_Toc19888"/>
       <w:r>
         <w:rPr>
           <w:rFonts w:hint="eastAsia"/>
@@ -2609,8 +4019,8 @@
         </w:rPr>
         <w:t>共产主义崇高理想及其最终实现</w:t>
       </w:r>
-      <w:bookmarkEnd w:id="29"/>
-      <w:bookmarkEnd w:id="30"/>
+      <w:bookmarkEnd w:id="45"/>
+      <w:bookmarkEnd w:id="46"/>
     </w:p>
     <w:sectPr>
       <w:pgSz w:w="11906" w:h="16838"/>

--- a/马克思主义基本原理.docx
+++ b/马克思主义基本原理.docx
@@ -46,6 +46,8 @@
             <w:ind w:left="0" w:leftChars="0" w:right="0" w:rightChars="0" w:firstLine="0" w:firstLineChars="0"/>
             <w:jc w:val="center"/>
           </w:pPr>
+          <w:bookmarkStart w:id="51" w:name="_GoBack"/>
+          <w:bookmarkEnd w:id="51"/>
           <w:r>
             <w:rPr>
               <w:rFonts w:ascii="宋体" w:hAnsi="宋体" w:eastAsia="宋体"/>
@@ -94,7 +96,7 @@
               <w:rFonts w:hint="eastAsia"/>
               <w:lang w:val="en-US" w:eastAsia="zh-CN"/>
             </w:rPr>
-            <w:instrText xml:space="preserve"> HYPERLINK \l _Toc9485 </w:instrText>
+            <w:instrText xml:space="preserve"> HYPERLINK \l _Toc19338 </w:instrText>
           </w:r>
           <w:r>
             <w:rPr>
@@ -117,7 +119,7 @@
             <w:fldChar w:fldCharType="begin"/>
           </w:r>
           <w:r>
-            <w:instrText xml:space="preserve"> PAGEREF _Toc9485 \h </w:instrText>
+            <w:instrText xml:space="preserve"> PAGEREF _Toc19338 \h </w:instrText>
           </w:r>
           <w:r>
             <w:fldChar w:fldCharType="separate"/>
@@ -155,7 +157,7 @@
               <w:rFonts w:hint="eastAsia"/>
               <w:lang w:val="en-US" w:eastAsia="zh-CN"/>
             </w:rPr>
-            <w:instrText xml:space="preserve"> HYPERLINK \l _Toc6161 </w:instrText>
+            <w:instrText xml:space="preserve"> HYPERLINK \l _Toc1514 </w:instrText>
           </w:r>
           <w:r>
             <w:rPr>
@@ -178,7 +180,7 @@
             <w:fldChar w:fldCharType="begin"/>
           </w:r>
           <w:r>
-            <w:instrText xml:space="preserve"> PAGEREF _Toc6161 \h </w:instrText>
+            <w:instrText xml:space="preserve"> PAGEREF _Toc1514 \h </w:instrText>
           </w:r>
           <w:r>
             <w:fldChar w:fldCharType="separate"/>
@@ -216,7 +218,7 @@
               <w:rFonts w:hint="eastAsia"/>
               <w:lang w:val="en-US" w:eastAsia="zh-CN"/>
             </w:rPr>
-            <w:instrText xml:space="preserve"> HYPERLINK \l _Toc25760 </w:instrText>
+            <w:instrText xml:space="preserve"> HYPERLINK \l _Toc11485 </w:instrText>
           </w:r>
           <w:r>
             <w:rPr>
@@ -239,7 +241,7 @@
             <w:fldChar w:fldCharType="begin"/>
           </w:r>
           <w:r>
-            <w:instrText xml:space="preserve"> PAGEREF _Toc25760 \h </w:instrText>
+            <w:instrText xml:space="preserve"> PAGEREF _Toc11485 \h </w:instrText>
           </w:r>
           <w:r>
             <w:fldChar w:fldCharType="separate"/>
@@ -277,7 +279,7 @@
               <w:rFonts w:hint="eastAsia"/>
               <w:lang w:val="en-US" w:eastAsia="zh-CN"/>
             </w:rPr>
-            <w:instrText xml:space="preserve"> HYPERLINK \l _Toc10895 </w:instrText>
+            <w:instrText xml:space="preserve"> HYPERLINK \l _Toc31548 </w:instrText>
           </w:r>
           <w:r>
             <w:rPr>
@@ -300,7 +302,7 @@
             <w:fldChar w:fldCharType="begin"/>
           </w:r>
           <w:r>
-            <w:instrText xml:space="preserve"> PAGEREF _Toc10895 \h </w:instrText>
+            <w:instrText xml:space="preserve"> PAGEREF _Toc31548 \h </w:instrText>
           </w:r>
           <w:r>
             <w:fldChar w:fldCharType="separate"/>
@@ -338,7 +340,7 @@
               <w:rFonts w:hint="eastAsia"/>
               <w:lang w:val="en-US" w:eastAsia="zh-CN"/>
             </w:rPr>
-            <w:instrText xml:space="preserve"> HYPERLINK \l _Toc16544 </w:instrText>
+            <w:instrText xml:space="preserve"> HYPERLINK \l _Toc13864 </w:instrText>
           </w:r>
           <w:r>
             <w:rPr>
@@ -361,7 +363,7 @@
             <w:fldChar w:fldCharType="begin"/>
           </w:r>
           <w:r>
-            <w:instrText xml:space="preserve"> PAGEREF _Toc16544 \h </w:instrText>
+            <w:instrText xml:space="preserve"> PAGEREF _Toc13864 \h </w:instrText>
           </w:r>
           <w:r>
             <w:fldChar w:fldCharType="separate"/>
@@ -399,7 +401,7 @@
               <w:rFonts w:hint="eastAsia"/>
               <w:lang w:val="en-US" w:eastAsia="zh-CN"/>
             </w:rPr>
-            <w:instrText xml:space="preserve"> HYPERLINK \l _Toc18113 </w:instrText>
+            <w:instrText xml:space="preserve"> HYPERLINK \l _Toc1086 </w:instrText>
           </w:r>
           <w:r>
             <w:rPr>
@@ -422,7 +424,7 @@
             <w:fldChar w:fldCharType="begin"/>
           </w:r>
           <w:r>
-            <w:instrText xml:space="preserve"> PAGEREF _Toc18113 \h </w:instrText>
+            <w:instrText xml:space="preserve"> PAGEREF _Toc1086 \h </w:instrText>
           </w:r>
           <w:r>
             <w:fldChar w:fldCharType="separate"/>
@@ -460,7 +462,7 @@
               <w:rFonts w:hint="eastAsia"/>
               <w:lang w:val="en-US" w:eastAsia="zh-CN"/>
             </w:rPr>
-            <w:instrText xml:space="preserve"> HYPERLINK \l _Toc7063 </w:instrText>
+            <w:instrText xml:space="preserve"> HYPERLINK \l _Toc2720 </w:instrText>
           </w:r>
           <w:r>
             <w:rPr>
@@ -483,7 +485,7 @@
             <w:fldChar w:fldCharType="begin"/>
           </w:r>
           <w:r>
-            <w:instrText xml:space="preserve"> PAGEREF _Toc7063 \h </w:instrText>
+            <w:instrText xml:space="preserve"> PAGEREF _Toc2720 \h </w:instrText>
           </w:r>
           <w:r>
             <w:fldChar w:fldCharType="separate"/>
@@ -521,7 +523,7 @@
               <w:rFonts w:hint="eastAsia"/>
               <w:lang w:val="en-US" w:eastAsia="zh-CN"/>
             </w:rPr>
-            <w:instrText xml:space="preserve"> HYPERLINK \l _Toc26328 </w:instrText>
+            <w:instrText xml:space="preserve"> HYPERLINK \l _Toc7679 </w:instrText>
           </w:r>
           <w:r>
             <w:rPr>
@@ -544,7 +546,7 @@
             <w:fldChar w:fldCharType="begin"/>
           </w:r>
           <w:r>
-            <w:instrText xml:space="preserve"> PAGEREF _Toc26328 \h </w:instrText>
+            <w:instrText xml:space="preserve"> PAGEREF _Toc7679 \h </w:instrText>
           </w:r>
           <w:r>
             <w:fldChar w:fldCharType="separate"/>
@@ -582,7 +584,7 @@
               <w:rFonts w:hint="eastAsia"/>
               <w:lang w:val="en-US" w:eastAsia="zh-CN"/>
             </w:rPr>
-            <w:instrText xml:space="preserve"> HYPERLINK \l _Toc26998 </w:instrText>
+            <w:instrText xml:space="preserve"> HYPERLINK \l _Toc18175 </w:instrText>
           </w:r>
           <w:r>
             <w:rPr>
@@ -605,7 +607,7 @@
             <w:fldChar w:fldCharType="begin"/>
           </w:r>
           <w:r>
-            <w:instrText xml:space="preserve"> PAGEREF _Toc26998 \h </w:instrText>
+            <w:instrText xml:space="preserve"> PAGEREF _Toc18175 \h </w:instrText>
           </w:r>
           <w:r>
             <w:fldChar w:fldCharType="separate"/>
@@ -643,7 +645,7 @@
               <w:rFonts w:hint="eastAsia"/>
               <w:lang w:val="en-US" w:eastAsia="zh-CN"/>
             </w:rPr>
-            <w:instrText xml:space="preserve"> HYPERLINK \l _Toc12134 </w:instrText>
+            <w:instrText xml:space="preserve"> HYPERLINK \l _Toc24212 </w:instrText>
           </w:r>
           <w:r>
             <w:rPr>
@@ -666,7 +668,7 @@
             <w:fldChar w:fldCharType="begin"/>
           </w:r>
           <w:r>
-            <w:instrText xml:space="preserve"> PAGEREF _Toc12134 \h </w:instrText>
+            <w:instrText xml:space="preserve"> PAGEREF _Toc24212 \h </w:instrText>
           </w:r>
           <w:r>
             <w:fldChar w:fldCharType="separate"/>
@@ -704,7 +706,7 @@
               <w:rFonts w:hint="eastAsia"/>
               <w:lang w:val="en-US" w:eastAsia="zh-CN"/>
             </w:rPr>
-            <w:instrText xml:space="preserve"> HYPERLINK \l _Toc17256 </w:instrText>
+            <w:instrText xml:space="preserve"> HYPERLINK \l _Toc27718 </w:instrText>
           </w:r>
           <w:r>
             <w:rPr>
@@ -727,7 +729,7 @@
             <w:fldChar w:fldCharType="begin"/>
           </w:r>
           <w:r>
-            <w:instrText xml:space="preserve"> PAGEREF _Toc17256 \h </w:instrText>
+            <w:instrText xml:space="preserve"> PAGEREF _Toc27718 \h </w:instrText>
           </w:r>
           <w:r>
             <w:fldChar w:fldCharType="separate"/>
@@ -765,7 +767,7 @@
               <w:rFonts w:hint="eastAsia"/>
               <w:lang w:val="en-US" w:eastAsia="zh-CN"/>
             </w:rPr>
-            <w:instrText xml:space="preserve"> HYPERLINK \l _Toc10334 </w:instrText>
+            <w:instrText xml:space="preserve"> HYPERLINK \l _Toc24912 </w:instrText>
           </w:r>
           <w:r>
             <w:rPr>
@@ -788,7 +790,7 @@
             <w:fldChar w:fldCharType="begin"/>
           </w:r>
           <w:r>
-            <w:instrText xml:space="preserve"> PAGEREF _Toc10334 \h </w:instrText>
+            <w:instrText xml:space="preserve"> PAGEREF _Toc24912 \h </w:instrText>
           </w:r>
           <w:r>
             <w:fldChar w:fldCharType="separate"/>
@@ -826,7 +828,7 @@
               <w:rFonts w:hint="eastAsia"/>
               <w:lang w:val="en-US" w:eastAsia="zh-CN"/>
             </w:rPr>
-            <w:instrText xml:space="preserve"> HYPERLINK \l _Toc24379 </w:instrText>
+            <w:instrText xml:space="preserve"> HYPERLINK \l _Toc5506 </w:instrText>
           </w:r>
           <w:r>
             <w:rPr>
@@ -849,7 +851,7 @@
             <w:fldChar w:fldCharType="begin"/>
           </w:r>
           <w:r>
-            <w:instrText xml:space="preserve"> PAGEREF _Toc24379 \h </w:instrText>
+            <w:instrText xml:space="preserve"> PAGEREF _Toc5506 \h </w:instrText>
           </w:r>
           <w:r>
             <w:fldChar w:fldCharType="separate"/>
@@ -887,7 +889,7 @@
               <w:rFonts w:hint="eastAsia"/>
               <w:lang w:val="en-US" w:eastAsia="zh-CN"/>
             </w:rPr>
-            <w:instrText xml:space="preserve"> HYPERLINK \l _Toc28498 </w:instrText>
+            <w:instrText xml:space="preserve"> HYPERLINK \l _Toc13801 </w:instrText>
           </w:r>
           <w:r>
             <w:rPr>
@@ -910,7 +912,7 @@
             <w:fldChar w:fldCharType="begin"/>
           </w:r>
           <w:r>
-            <w:instrText xml:space="preserve"> PAGEREF _Toc28498 \h </w:instrText>
+            <w:instrText xml:space="preserve"> PAGEREF _Toc13801 \h </w:instrText>
           </w:r>
           <w:r>
             <w:fldChar w:fldCharType="separate"/>
@@ -948,7 +950,7 @@
               <w:rFonts w:hint="eastAsia"/>
               <w:lang w:val="en-US" w:eastAsia="zh-CN"/>
             </w:rPr>
-            <w:instrText xml:space="preserve"> HYPERLINK \l _Toc12083 </w:instrText>
+            <w:instrText xml:space="preserve"> HYPERLINK \l _Toc30958 </w:instrText>
           </w:r>
           <w:r>
             <w:rPr>
@@ -971,7 +973,7 @@
             <w:fldChar w:fldCharType="begin"/>
           </w:r>
           <w:r>
-            <w:instrText xml:space="preserve"> PAGEREF _Toc12083 \h </w:instrText>
+            <w:instrText xml:space="preserve"> PAGEREF _Toc30958 \h </w:instrText>
           </w:r>
           <w:r>
             <w:fldChar w:fldCharType="separate"/>
@@ -1009,7 +1011,7 @@
               <w:rFonts w:hint="eastAsia"/>
               <w:lang w:val="en-US" w:eastAsia="zh-CN"/>
             </w:rPr>
-            <w:instrText xml:space="preserve"> HYPERLINK \l _Toc13453 </w:instrText>
+            <w:instrText xml:space="preserve"> HYPERLINK \l _Toc29092 </w:instrText>
           </w:r>
           <w:r>
             <w:rPr>
@@ -1032,7 +1034,7 @@
             <w:fldChar w:fldCharType="begin"/>
           </w:r>
           <w:r>
-            <w:instrText xml:space="preserve"> PAGEREF _Toc13453 \h </w:instrText>
+            <w:instrText xml:space="preserve"> PAGEREF _Toc29092 \h </w:instrText>
           </w:r>
           <w:r>
             <w:fldChar w:fldCharType="separate"/>
@@ -1070,7 +1072,7 @@
               <w:rFonts w:hint="eastAsia"/>
               <w:lang w:val="en-US" w:eastAsia="zh-CN"/>
             </w:rPr>
-            <w:instrText xml:space="preserve"> HYPERLINK \l _Toc21820 </w:instrText>
+            <w:instrText xml:space="preserve"> HYPERLINK \l _Toc30433 </w:instrText>
           </w:r>
           <w:r>
             <w:rPr>
@@ -1093,7 +1095,7 @@
             <w:fldChar w:fldCharType="begin"/>
           </w:r>
           <w:r>
-            <w:instrText xml:space="preserve"> PAGEREF _Toc21820 \h </w:instrText>
+            <w:instrText xml:space="preserve"> PAGEREF _Toc30433 \h </w:instrText>
           </w:r>
           <w:r>
             <w:fldChar w:fldCharType="separate"/>
@@ -1131,7 +1133,7 @@
               <w:rFonts w:hint="eastAsia"/>
               <w:lang w:val="en-US" w:eastAsia="zh-CN"/>
             </w:rPr>
-            <w:instrText xml:space="preserve"> HYPERLINK \l _Toc8685 </w:instrText>
+            <w:instrText xml:space="preserve"> HYPERLINK \l _Toc15101 </w:instrText>
           </w:r>
           <w:r>
             <w:rPr>
@@ -1154,7 +1156,7 @@
             <w:fldChar w:fldCharType="begin"/>
           </w:r>
           <w:r>
-            <w:instrText xml:space="preserve"> PAGEREF _Toc8685 \h </w:instrText>
+            <w:instrText xml:space="preserve"> PAGEREF _Toc15101 \h </w:instrText>
           </w:r>
           <w:r>
             <w:fldChar w:fldCharType="separate"/>
@@ -1192,7 +1194,7 @@
               <w:rFonts w:hint="eastAsia"/>
               <w:lang w:val="en-US" w:eastAsia="zh-CN"/>
             </w:rPr>
-            <w:instrText xml:space="preserve"> HYPERLINK \l _Toc11471 </w:instrText>
+            <w:instrText xml:space="preserve"> HYPERLINK \l _Toc19814 </w:instrText>
           </w:r>
           <w:r>
             <w:rPr>
@@ -1215,7 +1217,7 @@
             <w:fldChar w:fldCharType="begin"/>
           </w:r>
           <w:r>
-            <w:instrText xml:space="preserve"> PAGEREF _Toc11471 \h </w:instrText>
+            <w:instrText xml:space="preserve"> PAGEREF _Toc19814 \h </w:instrText>
           </w:r>
           <w:r>
             <w:fldChar w:fldCharType="separate"/>
@@ -1253,7 +1255,7 @@
               <w:rFonts w:hint="eastAsia"/>
               <w:lang w:val="en-US" w:eastAsia="zh-CN"/>
             </w:rPr>
-            <w:instrText xml:space="preserve"> HYPERLINK \l _Toc435 </w:instrText>
+            <w:instrText xml:space="preserve"> HYPERLINK \l _Toc11104 </w:instrText>
           </w:r>
           <w:r>
             <w:rPr>
@@ -1276,7 +1278,7 @@
             <w:fldChar w:fldCharType="begin"/>
           </w:r>
           <w:r>
-            <w:instrText xml:space="preserve"> PAGEREF _Toc435 \h </w:instrText>
+            <w:instrText xml:space="preserve"> PAGEREF _Toc11104 \h </w:instrText>
           </w:r>
           <w:r>
             <w:fldChar w:fldCharType="separate"/>
@@ -1314,7 +1316,7 @@
               <w:rFonts w:hint="eastAsia"/>
               <w:lang w:val="en-US" w:eastAsia="zh-CN"/>
             </w:rPr>
-            <w:instrText xml:space="preserve"> HYPERLINK \l _Toc2331 </w:instrText>
+            <w:instrText xml:space="preserve"> HYPERLINK \l _Toc32124 </w:instrText>
           </w:r>
           <w:r>
             <w:rPr>
@@ -1337,7 +1339,7 @@
             <w:fldChar w:fldCharType="begin"/>
           </w:r>
           <w:r>
-            <w:instrText xml:space="preserve"> PAGEREF _Toc2331 \h </w:instrText>
+            <w:instrText xml:space="preserve"> PAGEREF _Toc32124 \h </w:instrText>
           </w:r>
           <w:r>
             <w:fldChar w:fldCharType="separate"/>
@@ -1375,7 +1377,7 @@
               <w:rFonts w:hint="eastAsia"/>
               <w:lang w:val="en-US" w:eastAsia="zh-CN"/>
             </w:rPr>
-            <w:instrText xml:space="preserve"> HYPERLINK \l _Toc27805 </w:instrText>
+            <w:instrText xml:space="preserve"> HYPERLINK \l _Toc32761 </w:instrText>
           </w:r>
           <w:r>
             <w:rPr>
@@ -1398,7 +1400,7 @@
             <w:fldChar w:fldCharType="begin"/>
           </w:r>
           <w:r>
-            <w:instrText xml:space="preserve"> PAGEREF _Toc27805 \h </w:instrText>
+            <w:instrText xml:space="preserve"> PAGEREF _Toc32761 \h </w:instrText>
           </w:r>
           <w:r>
             <w:fldChar w:fldCharType="separate"/>
@@ -1436,7 +1438,7 @@
               <w:rFonts w:hint="eastAsia"/>
               <w:lang w:val="en-US" w:eastAsia="zh-CN"/>
             </w:rPr>
-            <w:instrText xml:space="preserve"> HYPERLINK \l _Toc28954 </w:instrText>
+            <w:instrText xml:space="preserve"> HYPERLINK \l _Toc5954 </w:instrText>
           </w:r>
           <w:r>
             <w:rPr>
@@ -1459,7 +1461,7 @@
             <w:fldChar w:fldCharType="begin"/>
           </w:r>
           <w:r>
-            <w:instrText xml:space="preserve"> PAGEREF _Toc28954 \h </w:instrText>
+            <w:instrText xml:space="preserve"> PAGEREF _Toc5954 \h </w:instrText>
           </w:r>
           <w:r>
             <w:fldChar w:fldCharType="separate"/>
@@ -1497,7 +1499,7 @@
               <w:rFonts w:hint="eastAsia"/>
               <w:lang w:val="en-US" w:eastAsia="zh-CN"/>
             </w:rPr>
-            <w:instrText xml:space="preserve"> HYPERLINK \l _Toc16903 </w:instrText>
+            <w:instrText xml:space="preserve"> HYPERLINK \l _Toc6556 </w:instrText>
           </w:r>
           <w:r>
             <w:rPr>
@@ -1520,7 +1522,7 @@
             <w:fldChar w:fldCharType="begin"/>
           </w:r>
           <w:r>
-            <w:instrText xml:space="preserve"> PAGEREF _Toc16903 \h </w:instrText>
+            <w:instrText xml:space="preserve"> PAGEREF _Toc6556 \h </w:instrText>
           </w:r>
           <w:r>
             <w:fldChar w:fldCharType="separate"/>
@@ -1558,7 +1560,7 @@
               <w:rFonts w:hint="eastAsia"/>
               <w:lang w:val="en-US" w:eastAsia="zh-CN"/>
             </w:rPr>
-            <w:instrText xml:space="preserve"> HYPERLINK \l _Toc12742 </w:instrText>
+            <w:instrText xml:space="preserve"> HYPERLINK \l _Toc3230 </w:instrText>
           </w:r>
           <w:r>
             <w:rPr>
@@ -1581,7 +1583,7 @@
             <w:fldChar w:fldCharType="begin"/>
           </w:r>
           <w:r>
-            <w:instrText xml:space="preserve"> PAGEREF _Toc12742 \h </w:instrText>
+            <w:instrText xml:space="preserve"> PAGEREF _Toc3230 \h </w:instrText>
           </w:r>
           <w:r>
             <w:fldChar w:fldCharType="separate"/>
@@ -1619,7 +1621,7 @@
               <w:rFonts w:hint="eastAsia"/>
               <w:lang w:val="en-US" w:eastAsia="zh-CN"/>
             </w:rPr>
-            <w:instrText xml:space="preserve"> HYPERLINK \l _Toc489 </w:instrText>
+            <w:instrText xml:space="preserve"> HYPERLINK \l _Toc3413 </w:instrText>
           </w:r>
           <w:r>
             <w:rPr>
@@ -1642,7 +1644,7 @@
             <w:fldChar w:fldCharType="begin"/>
           </w:r>
           <w:r>
-            <w:instrText xml:space="preserve"> PAGEREF _Toc489 \h </w:instrText>
+            <w:instrText xml:space="preserve"> PAGEREF _Toc3413 \h </w:instrText>
           </w:r>
           <w:r>
             <w:fldChar w:fldCharType="separate"/>
@@ -1680,7 +1682,7 @@
               <w:rFonts w:hint="eastAsia"/>
               <w:lang w:val="en-US" w:eastAsia="zh-CN"/>
             </w:rPr>
-            <w:instrText xml:space="preserve"> HYPERLINK \l _Toc7821 </w:instrText>
+            <w:instrText xml:space="preserve"> HYPERLINK \l _Toc26155 </w:instrText>
           </w:r>
           <w:r>
             <w:rPr>
@@ -1703,13 +1705,257 @@
             <w:fldChar w:fldCharType="begin"/>
           </w:r>
           <w:r>
-            <w:instrText xml:space="preserve"> PAGEREF _Toc7821 \h </w:instrText>
+            <w:instrText xml:space="preserve"> PAGEREF _Toc26155 \h </w:instrText>
           </w:r>
           <w:r>
             <w:fldChar w:fldCharType="separate"/>
           </w:r>
           <w:r>
             <w:t>8</w:t>
+          </w:r>
+          <w:r>
+            <w:fldChar w:fldCharType="end"/>
+          </w:r>
+          <w:r>
+            <w:rPr>
+              <w:rFonts w:hint="eastAsia"/>
+              <w:lang w:val="en-US" w:eastAsia="zh-CN"/>
+            </w:rPr>
+            <w:fldChar w:fldCharType="end"/>
+          </w:r>
+        </w:p>
+        <w:p>
+          <w:pPr>
+            <w:pStyle w:val="8"/>
+            <w:tabs>
+              <w:tab w:val="right" w:leader="dot" w:pos="8306"/>
+            </w:tabs>
+          </w:pPr>
+          <w:r>
+            <w:rPr>
+              <w:rFonts w:hint="eastAsia"/>
+              <w:lang w:val="en-US" w:eastAsia="zh-CN"/>
+            </w:rPr>
+            <w:fldChar w:fldCharType="begin"/>
+          </w:r>
+          <w:r>
+            <w:rPr>
+              <w:rFonts w:hint="eastAsia"/>
+              <w:lang w:val="en-US" w:eastAsia="zh-CN"/>
+            </w:rPr>
+            <w:instrText xml:space="preserve"> HYPERLINK \l _Toc21031 </w:instrText>
+          </w:r>
+          <w:r>
+            <w:rPr>
+              <w:rFonts w:hint="eastAsia"/>
+              <w:lang w:val="en-US" w:eastAsia="zh-CN"/>
+            </w:rPr>
+            <w:fldChar w:fldCharType="separate"/>
+          </w:r>
+          <w:r>
+            <w:rPr>
+              <w:rFonts w:hint="eastAsia" w:ascii="Arial" w:hAnsi="Arial"/>
+              <w:lang w:val="en-US" w:eastAsia="zh-CN"/>
+            </w:rPr>
+            <w:t>第一节实践</w:t>
+          </w:r>
+          <w:r>
+            <w:tab/>
+          </w:r>
+          <w:r>
+            <w:fldChar w:fldCharType="begin"/>
+          </w:r>
+          <w:r>
+            <w:instrText xml:space="preserve"> PAGEREF _Toc21031 \h </w:instrText>
+          </w:r>
+          <w:r>
+            <w:fldChar w:fldCharType="separate"/>
+          </w:r>
+          <w:r>
+            <w:t>8</w:t>
+          </w:r>
+          <w:r>
+            <w:fldChar w:fldCharType="end"/>
+          </w:r>
+          <w:r>
+            <w:rPr>
+              <w:rFonts w:hint="eastAsia"/>
+              <w:lang w:val="en-US" w:eastAsia="zh-CN"/>
+            </w:rPr>
+            <w:fldChar w:fldCharType="end"/>
+          </w:r>
+        </w:p>
+        <w:p>
+          <w:pPr>
+            <w:pStyle w:val="8"/>
+            <w:tabs>
+              <w:tab w:val="right" w:leader="dot" w:pos="8306"/>
+            </w:tabs>
+          </w:pPr>
+          <w:r>
+            <w:rPr>
+              <w:rFonts w:hint="eastAsia"/>
+              <w:lang w:val="en-US" w:eastAsia="zh-CN"/>
+            </w:rPr>
+            <w:fldChar w:fldCharType="begin"/>
+          </w:r>
+          <w:r>
+            <w:rPr>
+              <w:rFonts w:hint="eastAsia"/>
+              <w:lang w:val="en-US" w:eastAsia="zh-CN"/>
+            </w:rPr>
+            <w:instrText xml:space="preserve"> HYPERLINK \l _Toc21608 </w:instrText>
+          </w:r>
+          <w:r>
+            <w:rPr>
+              <w:rFonts w:hint="eastAsia"/>
+              <w:lang w:val="en-US" w:eastAsia="zh-CN"/>
+            </w:rPr>
+            <w:fldChar w:fldCharType="separate"/>
+          </w:r>
+          <w:r>
+            <w:rPr>
+              <w:rFonts w:hint="eastAsia" w:ascii="Arial" w:hAnsi="Arial"/>
+              <w:lang w:val="en-US" w:eastAsia="zh-CN"/>
+            </w:rPr>
+            <w:t>考点29 实践的本质和基本特征</w:t>
+          </w:r>
+          <w:r>
+            <w:tab/>
+          </w:r>
+          <w:r>
+            <w:fldChar w:fldCharType="begin"/>
+          </w:r>
+          <w:r>
+            <w:instrText xml:space="preserve"> PAGEREF _Toc21608 \h </w:instrText>
+          </w:r>
+          <w:r>
+            <w:fldChar w:fldCharType="separate"/>
+          </w:r>
+          <w:r>
+            <w:t>8</w:t>
+          </w:r>
+          <w:r>
+            <w:fldChar w:fldCharType="end"/>
+          </w:r>
+          <w:r>
+            <w:rPr>
+              <w:rFonts w:hint="eastAsia"/>
+              <w:lang w:val="en-US" w:eastAsia="zh-CN"/>
+            </w:rPr>
+            <w:fldChar w:fldCharType="end"/>
+          </w:r>
+        </w:p>
+        <w:p>
+          <w:pPr>
+            <w:pStyle w:val="8"/>
+            <w:tabs>
+              <w:tab w:val="right" w:leader="dot" w:pos="8306"/>
+            </w:tabs>
+          </w:pPr>
+          <w:r>
+            <w:rPr>
+              <w:rFonts w:hint="eastAsia"/>
+              <w:lang w:val="en-US" w:eastAsia="zh-CN"/>
+            </w:rPr>
+            <w:fldChar w:fldCharType="begin"/>
+          </w:r>
+          <w:r>
+            <w:rPr>
+              <w:rFonts w:hint="eastAsia"/>
+              <w:lang w:val="en-US" w:eastAsia="zh-CN"/>
+            </w:rPr>
+            <w:instrText xml:space="preserve"> HYPERLINK \l _Toc15865 </w:instrText>
+          </w:r>
+          <w:r>
+            <w:rPr>
+              <w:rFonts w:hint="eastAsia"/>
+              <w:lang w:val="en-US" w:eastAsia="zh-CN"/>
+            </w:rPr>
+            <w:fldChar w:fldCharType="separate"/>
+          </w:r>
+          <w:r>
+            <w:rPr>
+              <w:rFonts w:hint="eastAsia" w:ascii="Arial" w:hAnsi="Arial"/>
+              <w:lang w:val="en-US" w:eastAsia="zh-CN"/>
+            </w:rPr>
+            <w:t>考点30 实践的基本结构和形式</w:t>
+          </w:r>
+          <w:r>
+            <w:tab/>
+          </w:r>
+          <w:r>
+            <w:fldChar w:fldCharType="begin"/>
+          </w:r>
+          <w:r>
+            <w:instrText xml:space="preserve"> PAGEREF _Toc15865 \h </w:instrText>
+          </w:r>
+          <w:r>
+            <w:fldChar w:fldCharType="separate"/>
+          </w:r>
+          <w:r>
+            <w:t>9</w:t>
+          </w:r>
+          <w:r>
+            <w:fldChar w:fldCharType="end"/>
+          </w:r>
+          <w:r>
+            <w:rPr>
+              <w:rFonts w:hint="eastAsia"/>
+              <w:lang w:val="en-US" w:eastAsia="zh-CN"/>
+            </w:rPr>
+            <w:fldChar w:fldCharType="end"/>
+          </w:r>
+        </w:p>
+        <w:p>
+          <w:pPr>
+            <w:pStyle w:val="8"/>
+            <w:tabs>
+              <w:tab w:val="right" w:leader="dot" w:pos="8306"/>
+            </w:tabs>
+          </w:pPr>
+          <w:r>
+            <w:rPr>
+              <w:rFonts w:hint="eastAsia"/>
+              <w:lang w:val="en-US" w:eastAsia="zh-CN"/>
+            </w:rPr>
+            <w:fldChar w:fldCharType="begin"/>
+          </w:r>
+          <w:r>
+            <w:rPr>
+              <w:rFonts w:hint="eastAsia"/>
+              <w:lang w:val="en-US" w:eastAsia="zh-CN"/>
+            </w:rPr>
+            <w:instrText xml:space="preserve"> HYPERLINK \l _Toc10106 </w:instrText>
+          </w:r>
+          <w:r>
+            <w:rPr>
+              <w:rFonts w:hint="eastAsia"/>
+              <w:lang w:val="en-US" w:eastAsia="zh-CN"/>
+            </w:rPr>
+            <w:fldChar w:fldCharType="separate"/>
+          </w:r>
+          <w:r>
+            <w:rPr>
+              <w:rFonts w:hint="eastAsia" w:ascii="Arial" w:hAnsi="Arial"/>
+              <w:lang w:val="en-US" w:eastAsia="zh-CN"/>
+            </w:rPr>
+            <w:t>考点31 实践对认识的决定作用</w:t>
+          </w:r>
+          <w:r>
+            <w:tab/>
+          </w:r>
+          <w:r>
+            <w:fldChar w:fldCharType="begin"/>
+          </w:r>
+          <w:r>
+            <w:instrText xml:space="preserve"> PAGEREF _Toc10106 \h </w:instrText>
+          </w:r>
+          <w:r>
+            <w:fldChar w:fldCharType="separate"/>
+          </w:r>
+          <w:r>
+            <w:t>9</w:t>
           </w:r>
           <w:r>
             <w:fldChar w:fldCharType="end"/>
@@ -1741,7 +1987,7 @@
               <w:rFonts w:hint="eastAsia"/>
               <w:lang w:val="en-US" w:eastAsia="zh-CN"/>
             </w:rPr>
-            <w:instrText xml:space="preserve"> HYPERLINK \l _Toc8169 </w:instrText>
+            <w:instrText xml:space="preserve"> HYPERLINK \l _Toc21195 </w:instrText>
           </w:r>
           <w:r>
             <w:rPr>
@@ -1764,13 +2010,13 @@
             <w:fldChar w:fldCharType="begin"/>
           </w:r>
           <w:r>
-            <w:instrText xml:space="preserve"> PAGEREF _Toc8169 \h </w:instrText>
-          </w:r>
-          <w:r>
-            <w:fldChar w:fldCharType="separate"/>
-          </w:r>
-          <w:r>
-            <w:t>8</w:t>
+            <w:instrText xml:space="preserve"> PAGEREF _Toc21195 \h </w:instrText>
+          </w:r>
+          <w:r>
+            <w:fldChar w:fldCharType="separate"/>
+          </w:r>
+          <w:r>
+            <w:t>9</w:t>
           </w:r>
           <w:r>
             <w:fldChar w:fldCharType="end"/>
@@ -1802,7 +2048,7 @@
               <w:rFonts w:hint="eastAsia"/>
               <w:lang w:val="en-US" w:eastAsia="zh-CN"/>
             </w:rPr>
-            <w:instrText xml:space="preserve"> HYPERLINK \l _Toc23209 </w:instrText>
+            <w:instrText xml:space="preserve"> HYPERLINK \l _Toc18955 </w:instrText>
           </w:r>
           <w:r>
             <w:rPr>
@@ -1825,13 +2071,13 @@
             <w:fldChar w:fldCharType="begin"/>
           </w:r>
           <w:r>
-            <w:instrText xml:space="preserve"> PAGEREF _Toc23209 \h </w:instrText>
-          </w:r>
-          <w:r>
-            <w:fldChar w:fldCharType="separate"/>
-          </w:r>
-          <w:r>
-            <w:t>8</w:t>
+            <w:instrText xml:space="preserve"> PAGEREF _Toc18955 \h </w:instrText>
+          </w:r>
+          <w:r>
+            <w:fldChar w:fldCharType="separate"/>
+          </w:r>
+          <w:r>
+            <w:t>9</w:t>
           </w:r>
           <w:r>
             <w:fldChar w:fldCharType="end"/>
@@ -1863,7 +2109,7 @@
               <w:rFonts w:hint="eastAsia"/>
               <w:lang w:val="en-US" w:eastAsia="zh-CN"/>
             </w:rPr>
-            <w:instrText xml:space="preserve"> HYPERLINK \l _Toc24541 </w:instrText>
+            <w:instrText xml:space="preserve"> HYPERLINK \l _Toc9890 </w:instrText>
           </w:r>
           <w:r>
             <w:rPr>
@@ -1886,13 +2132,13 @@
             <w:fldChar w:fldCharType="begin"/>
           </w:r>
           <w:r>
-            <w:instrText xml:space="preserve"> PAGEREF _Toc24541 \h </w:instrText>
-          </w:r>
-          <w:r>
-            <w:fldChar w:fldCharType="separate"/>
-          </w:r>
-          <w:r>
-            <w:t>8</w:t>
+            <w:instrText xml:space="preserve"> PAGEREF _Toc9890 \h </w:instrText>
+          </w:r>
+          <w:r>
+            <w:fldChar w:fldCharType="separate"/>
+          </w:r>
+          <w:r>
+            <w:t>9</w:t>
           </w:r>
           <w:r>
             <w:fldChar w:fldCharType="end"/>
@@ -1924,7 +2170,7 @@
               <w:rFonts w:hint="eastAsia"/>
               <w:lang w:val="en-US" w:eastAsia="zh-CN"/>
             </w:rPr>
-            <w:instrText xml:space="preserve"> HYPERLINK \l _Toc6676 </w:instrText>
+            <w:instrText xml:space="preserve"> HYPERLINK \l _Toc6 </w:instrText>
           </w:r>
           <w:r>
             <w:rPr>
@@ -1947,13 +2193,13 @@
             <w:fldChar w:fldCharType="begin"/>
           </w:r>
           <w:r>
-            <w:instrText xml:space="preserve"> PAGEREF _Toc6676 \h </w:instrText>
-          </w:r>
-          <w:r>
-            <w:fldChar w:fldCharType="separate"/>
-          </w:r>
-          <w:r>
-            <w:t>8</w:t>
+            <w:instrText xml:space="preserve"> PAGEREF _Toc6 \h </w:instrText>
+          </w:r>
+          <w:r>
+            <w:fldChar w:fldCharType="separate"/>
+          </w:r>
+          <w:r>
+            <w:t>9</w:t>
           </w:r>
           <w:r>
             <w:fldChar w:fldCharType="end"/>
@@ -1985,7 +2231,7 @@
               <w:rFonts w:hint="eastAsia"/>
               <w:lang w:val="en-US" w:eastAsia="zh-CN"/>
             </w:rPr>
-            <w:instrText xml:space="preserve"> HYPERLINK \l _Toc3947 </w:instrText>
+            <w:instrText xml:space="preserve"> HYPERLINK \l _Toc17362 </w:instrText>
           </w:r>
           <w:r>
             <w:rPr>
@@ -2008,13 +2254,13 @@
             <w:fldChar w:fldCharType="begin"/>
           </w:r>
           <w:r>
-            <w:instrText xml:space="preserve"> PAGEREF _Toc3947 \h </w:instrText>
-          </w:r>
-          <w:r>
-            <w:fldChar w:fldCharType="separate"/>
-          </w:r>
-          <w:r>
-            <w:t>8</w:t>
+            <w:instrText xml:space="preserve"> PAGEREF _Toc17362 \h </w:instrText>
+          </w:r>
+          <w:r>
+            <w:fldChar w:fldCharType="separate"/>
+          </w:r>
+          <w:r>
+            <w:t>9</w:t>
           </w:r>
           <w:r>
             <w:fldChar w:fldCharType="end"/>
@@ -2046,7 +2292,7 @@
               <w:rFonts w:hint="eastAsia"/>
               <w:lang w:val="en-US" w:eastAsia="zh-CN"/>
             </w:rPr>
-            <w:instrText xml:space="preserve"> HYPERLINK \l _Toc32547 </w:instrText>
+            <w:instrText xml:space="preserve"> HYPERLINK \l _Toc28731 </w:instrText>
           </w:r>
           <w:r>
             <w:rPr>
@@ -2069,13 +2315,13 @@
             <w:fldChar w:fldCharType="begin"/>
           </w:r>
           <w:r>
-            <w:instrText xml:space="preserve"> PAGEREF _Toc32547 \h </w:instrText>
-          </w:r>
-          <w:r>
-            <w:fldChar w:fldCharType="separate"/>
-          </w:r>
-          <w:r>
-            <w:t>8</w:t>
+            <w:instrText xml:space="preserve"> PAGEREF _Toc28731 \h </w:instrText>
+          </w:r>
+          <w:r>
+            <w:fldChar w:fldCharType="separate"/>
+          </w:r>
+          <w:r>
+            <w:t>9</w:t>
           </w:r>
           <w:r>
             <w:fldChar w:fldCharType="end"/>
@@ -2107,7 +2353,7 @@
               <w:rFonts w:hint="eastAsia"/>
               <w:lang w:val="en-US" w:eastAsia="zh-CN"/>
             </w:rPr>
-            <w:instrText xml:space="preserve"> HYPERLINK \l _Toc19888 </w:instrText>
+            <w:instrText xml:space="preserve"> HYPERLINK \l _Toc3208 </w:instrText>
           </w:r>
           <w:r>
             <w:rPr>
@@ -2130,13 +2376,13 @@
             <w:fldChar w:fldCharType="begin"/>
           </w:r>
           <w:r>
-            <w:instrText xml:space="preserve"> PAGEREF _Toc19888 \h </w:instrText>
-          </w:r>
-          <w:r>
-            <w:fldChar w:fldCharType="separate"/>
-          </w:r>
-          <w:r>
-            <w:t>8</w:t>
+            <w:instrText xml:space="preserve"> PAGEREF _Toc3208 \h </w:instrText>
+          </w:r>
+          <w:r>
+            <w:fldChar w:fldCharType="separate"/>
+          </w:r>
+          <w:r>
+            <w:t>9</w:t>
           </w:r>
           <w:r>
             <w:fldChar w:fldCharType="end"/>
@@ -2201,7 +2447,7 @@
         </w:rPr>
       </w:pPr>
       <w:bookmarkStart w:id="0" w:name="_Toc23889"/>
-      <w:bookmarkStart w:id="1" w:name="_Toc9485"/>
+      <w:bookmarkStart w:id="1" w:name="_Toc19338"/>
       <w:r>
         <w:rPr>
           <w:rFonts w:hint="eastAsia"/>
@@ -2223,7 +2469,7 @@
         </w:rPr>
       </w:pPr>
       <w:bookmarkStart w:id="2" w:name="_Toc28535"/>
-      <w:bookmarkStart w:id="3" w:name="_Toc6161"/>
+      <w:bookmarkStart w:id="3" w:name="_Toc1514"/>
       <w:r>
         <w:rPr>
           <w:rFonts w:hint="eastAsia"/>
@@ -2244,7 +2490,7 @@
           <w:lang w:val="en-US" w:eastAsia="zh-CN"/>
         </w:rPr>
       </w:pPr>
-      <w:bookmarkStart w:id="4" w:name="_Toc25760"/>
+      <w:bookmarkStart w:id="4" w:name="_Toc11485"/>
       <w:r>
         <w:rPr>
           <w:rFonts w:hint="eastAsia"/>
@@ -2263,7 +2509,7 @@
           <w:lang w:val="en-US" w:eastAsia="zh-CN"/>
         </w:rPr>
       </w:pPr>
-      <w:bookmarkStart w:id="5" w:name="_Toc10895"/>
+      <w:bookmarkStart w:id="5" w:name="_Toc31548"/>
       <w:r>
         <w:rPr>
           <w:rFonts w:hint="eastAsia"/>
@@ -2272,8 +2518,6 @@
         <w:t>考点1 马克思主义的内涵及构成</w:t>
       </w:r>
       <w:bookmarkEnd w:id="5"/>
-      <w:bookmarkStart w:id="47" w:name="_GoBack"/>
-      <w:bookmarkEnd w:id="47"/>
     </w:p>
     <w:p>
       <w:pPr>
@@ -2284,7 +2528,7 @@
           <w:lang w:val="en-US" w:eastAsia="zh-CN"/>
         </w:rPr>
       </w:pPr>
-      <w:bookmarkStart w:id="6" w:name="_Toc16544"/>
+      <w:bookmarkStart w:id="6" w:name="_Toc13864"/>
       <w:r>
         <w:rPr>
           <w:rFonts w:hint="eastAsia"/>
@@ -2303,7 +2547,7 @@
           <w:lang w:val="en-US" w:eastAsia="zh-CN"/>
         </w:rPr>
       </w:pPr>
-      <w:bookmarkStart w:id="7" w:name="_Toc18113"/>
+      <w:bookmarkStart w:id="7" w:name="_Toc1086"/>
       <w:r>
         <w:rPr>
           <w:rFonts w:hint="eastAsia"/>
@@ -2322,7 +2566,7 @@
           <w:lang w:val="en-US" w:eastAsia="zh-CN"/>
         </w:rPr>
       </w:pPr>
-      <w:bookmarkStart w:id="8" w:name="_Toc7063"/>
+      <w:bookmarkStart w:id="8" w:name="_Toc2720"/>
       <w:r>
         <w:rPr>
           <w:rFonts w:hint="eastAsia"/>
@@ -2342,7 +2586,7 @@
           <w:lang w:val="en-US" w:eastAsia="zh-CN"/>
         </w:rPr>
       </w:pPr>
-      <w:bookmarkStart w:id="9" w:name="_Toc26328"/>
+      <w:bookmarkStart w:id="9" w:name="_Toc7679"/>
       <w:r>
         <w:rPr>
           <w:rFonts w:hint="eastAsia"/>
@@ -2361,7 +2605,7 @@
           <w:lang w:val="en-US" w:eastAsia="zh-CN"/>
         </w:rPr>
       </w:pPr>
-      <w:bookmarkStart w:id="10" w:name="_Toc26998"/>
+      <w:bookmarkStart w:id="10" w:name="_Toc18175"/>
       <w:r>
         <w:rPr>
           <w:rFonts w:hint="eastAsia"/>
@@ -2389,7 +2633,7 @@
         </w:rPr>
       </w:pPr>
       <w:bookmarkStart w:id="11" w:name="_Toc27094"/>
-      <w:bookmarkStart w:id="12" w:name="_Toc12134"/>
+      <w:bookmarkStart w:id="12" w:name="_Toc24212"/>
       <w:r>
         <w:rPr>
           <w:rFonts w:hint="eastAsia"/>
@@ -2415,7 +2659,7 @@
         </w:rPr>
       </w:pPr>
       <w:bookmarkStart w:id="13" w:name="_Toc21688"/>
-      <w:bookmarkStart w:id="14" w:name="_Toc17256"/>
+      <w:bookmarkStart w:id="14" w:name="_Toc27718"/>
       <w:r>
         <w:rPr>
           <w:rFonts w:hint="eastAsia"/>
@@ -2457,7 +2701,7 @@
         </w:rPr>
       </w:pPr>
       <w:bookmarkStart w:id="15" w:name="_Toc195"/>
-      <w:bookmarkStart w:id="16" w:name="_Toc10334"/>
+      <w:bookmarkStart w:id="16" w:name="_Toc24912"/>
       <w:r>
         <w:rPr>
           <w:rFonts w:hint="eastAsia" w:ascii="Arial" w:hAnsi="Arial"/>
@@ -2478,7 +2722,7 @@
           <w:lang w:val="en-US" w:eastAsia="zh-CN"/>
         </w:rPr>
       </w:pPr>
-      <w:bookmarkStart w:id="17" w:name="_Toc24379"/>
+      <w:bookmarkStart w:id="17" w:name="_Toc5506"/>
       <w:r>
         <w:rPr>
           <w:rFonts w:hint="eastAsia"/>
@@ -2497,7 +2741,7 @@
           <w:lang w:val="en-US" w:eastAsia="zh-CN"/>
         </w:rPr>
       </w:pPr>
-      <w:bookmarkStart w:id="18" w:name="_Toc28498"/>
+      <w:bookmarkStart w:id="18" w:name="_Toc13801"/>
       <w:r>
         <w:rPr>
           <w:rFonts w:hint="eastAsia"/>
@@ -2531,7 +2775,7 @@
           <w:lang w:val="en-US" w:eastAsia="zh-CN"/>
         </w:rPr>
       </w:pPr>
-      <w:bookmarkStart w:id="19" w:name="_Toc12083"/>
+      <w:bookmarkStart w:id="19" w:name="_Toc30958"/>
       <w:r>
         <w:rPr>
           <w:rFonts w:hint="eastAsia"/>
@@ -3021,7 +3265,7 @@
           <w:lang w:val="en-US" w:eastAsia="zh-CN"/>
         </w:rPr>
       </w:pPr>
-      <w:bookmarkStart w:id="20" w:name="_Toc13453"/>
+      <w:bookmarkStart w:id="20" w:name="_Toc29092"/>
       <w:r>
         <w:rPr>
           <w:rFonts w:hint="eastAsia"/>
@@ -3310,7 +3554,7 @@
           <w:lang w:val="en-US" w:eastAsia="zh-CN"/>
         </w:rPr>
       </w:pPr>
-      <w:bookmarkStart w:id="21" w:name="_Toc21820"/>
+      <w:bookmarkStart w:id="21" w:name="_Toc30433"/>
       <w:r>
         <w:rPr>
           <w:rFonts w:hint="eastAsia"/>
@@ -3541,7 +3785,7 @@
           <w:lang w:val="en-US" w:eastAsia="zh-CN"/>
         </w:rPr>
       </w:pPr>
-      <w:bookmarkStart w:id="22" w:name="_Toc8685"/>
+      <w:bookmarkStart w:id="22" w:name="_Toc15101"/>
       <w:r>
         <w:rPr>
           <w:rFonts w:hint="eastAsia"/>
@@ -3575,7 +3819,7 @@
           <w:lang w:val="en-US" w:eastAsia="zh-CN"/>
         </w:rPr>
       </w:pPr>
-      <w:bookmarkStart w:id="23" w:name="_Toc11471"/>
+      <w:bookmarkStart w:id="23" w:name="_Toc19814"/>
       <w:r>
         <w:rPr>
           <w:rFonts w:hint="eastAsia"/>
@@ -3609,7 +3853,7 @@
           <w:lang w:val="en-US" w:eastAsia="zh-CN"/>
         </w:rPr>
       </w:pPr>
-      <w:bookmarkStart w:id="24" w:name="_Toc435"/>
+      <w:bookmarkStart w:id="24" w:name="_Toc11104"/>
       <w:r>
         <w:rPr>
           <w:rFonts w:hint="eastAsia"/>
@@ -3658,7 +3902,7 @@
           <w:lang w:val="en-US" w:eastAsia="zh-CN"/>
         </w:rPr>
       </w:pPr>
-      <w:bookmarkStart w:id="25" w:name="_Toc2331"/>
+      <w:bookmarkStart w:id="25" w:name="_Toc32124"/>
       <w:r>
         <w:rPr>
           <w:rFonts w:hint="eastAsia"/>
@@ -3692,7 +3936,7 @@
           <w:lang w:val="en-US" w:eastAsia="zh-CN"/>
         </w:rPr>
       </w:pPr>
-      <w:bookmarkStart w:id="26" w:name="_Toc27805"/>
+      <w:bookmarkStart w:id="26" w:name="_Toc32761"/>
       <w:r>
         <w:rPr>
           <w:rFonts w:hint="eastAsia"/>
@@ -3721,13 +3965,23 @@
       <w:pPr>
         <w:pStyle w:val="4"/>
         <w:bidi w:val="0"/>
+        <w:rPr>
+          <w:rFonts w:hint="eastAsia"/>
+          <w:lang w:val="en-US" w:eastAsia="zh-CN"/>
+        </w:rPr>
+      </w:pPr>
+    </w:p>
+    <w:p>
+      <w:pPr>
+        <w:pStyle w:val="4"/>
+        <w:bidi w:val="0"/>
         <w:jc w:val="center"/>
         <w:rPr>
           <w:rFonts w:hint="default"/>
           <w:lang w:val="en-US" w:eastAsia="zh-CN"/>
         </w:rPr>
       </w:pPr>
-      <w:bookmarkStart w:id="27" w:name="_Toc28954"/>
+      <w:bookmarkStart w:id="27" w:name="_Toc5954"/>
       <w:r>
         <w:rPr>
           <w:rFonts w:hint="eastAsia"/>
@@ -3746,7 +4000,7 @@
           <w:lang w:val="en-US" w:eastAsia="zh-CN"/>
         </w:rPr>
       </w:pPr>
-      <w:bookmarkStart w:id="28" w:name="_Toc16903"/>
+      <w:bookmarkStart w:id="28" w:name="_Toc6556"/>
       <w:r>
         <w:rPr>
           <w:rFonts w:hint="eastAsia"/>
@@ -3765,7 +4019,7 @@
           <w:lang w:val="en-US" w:eastAsia="zh-CN"/>
         </w:rPr>
       </w:pPr>
-      <w:bookmarkStart w:id="29" w:name="_Toc12742"/>
+      <w:bookmarkStart w:id="29" w:name="_Toc3230"/>
       <w:r>
         <w:rPr>
           <w:rFonts w:hint="eastAsia"/>
@@ -3799,7 +4053,7 @@
           <w:lang w:val="en-US" w:eastAsia="zh-CN"/>
         </w:rPr>
       </w:pPr>
-      <w:bookmarkStart w:id="30" w:name="_Toc489"/>
+      <w:bookmarkStart w:id="30" w:name="_Toc3413"/>
       <w:r>
         <w:rPr>
           <w:rFonts w:hint="eastAsia"/>
@@ -3840,7 +4094,7 @@
         </w:rPr>
       </w:pPr>
       <w:bookmarkStart w:id="31" w:name="_Toc1657"/>
-      <w:bookmarkStart w:id="32" w:name="_Toc7821"/>
+      <w:bookmarkStart w:id="32" w:name="_Toc26155"/>
       <w:r>
         <w:rPr>
           <w:rFonts w:hint="eastAsia" w:ascii="Arial" w:hAnsi="Arial"/>
@@ -3850,6 +4104,340 @@
       </w:r>
       <w:bookmarkEnd w:id="31"/>
       <w:bookmarkEnd w:id="32"/>
+    </w:p>
+    <w:p>
+      <w:pPr>
+        <w:pStyle w:val="4"/>
+        <w:bidi w:val="0"/>
+        <w:jc w:val="center"/>
+        <w:rPr>
+          <w:rFonts w:hint="eastAsia" w:ascii="Arial" w:hAnsi="Arial"/>
+          <w:lang w:val="en-US" w:eastAsia="zh-CN"/>
+        </w:rPr>
+      </w:pPr>
+      <w:bookmarkStart w:id="33" w:name="_Toc21031"/>
+      <w:r>
+        <w:rPr>
+          <w:rFonts w:hint="eastAsia" w:ascii="Arial" w:hAnsi="Arial"/>
+          <w:lang w:val="en-US" w:eastAsia="zh-CN"/>
+        </w:rPr>
+        <w:t>第一节实践</w:t>
+      </w:r>
+      <w:bookmarkEnd w:id="33"/>
+    </w:p>
+    <w:p>
+      <w:pPr>
+        <w:pStyle w:val="4"/>
+        <w:bidi w:val="0"/>
+        <w:rPr>
+          <w:rFonts w:hint="eastAsia" w:ascii="Arial" w:hAnsi="Arial"/>
+          <w:lang w:val="en-US" w:eastAsia="zh-CN"/>
+        </w:rPr>
+      </w:pPr>
+      <w:bookmarkStart w:id="34" w:name="_Toc21608"/>
+      <w:r>
+        <w:rPr>
+          <w:rFonts w:hint="eastAsia" w:ascii="Arial" w:hAnsi="Arial"/>
+          <w:lang w:val="en-US" w:eastAsia="zh-CN"/>
+        </w:rPr>
+        <w:t>考点29 实践的本质和基本特征</w:t>
+      </w:r>
+      <w:bookmarkEnd w:id="34"/>
+    </w:p>
+    <w:p>
+      <w:pPr>
+        <w:rPr>
+          <w:rFonts w:hint="eastAsia" w:ascii="Arial" w:hAnsi="Arial"/>
+          <w:lang w:val="en-US" w:eastAsia="zh-CN"/>
+        </w:rPr>
+      </w:pPr>
+      <w:r>
+        <w:rPr>
+          <w:rFonts w:hint="eastAsia" w:ascii="Arial" w:hAnsi="Arial"/>
+          <w:lang w:val="en-US" w:eastAsia="zh-CN"/>
+        </w:rPr>
+        <w:t>分析：实践是马克思主义独有的，还有科学性也是独有的，实践是基本观点，把所有错误实践否定，剩下的正确实践就是马克思的实践，中国哲学的实践是人与人的道德问题，西方，自我实现的精神活动，先天的道德活动，日常活动</w:t>
+      </w:r>
+    </w:p>
+    <w:p>
+      <w:pPr>
+        <w:rPr>
+          <w:rFonts w:hint="eastAsia" w:ascii="Arial" w:hAnsi="Arial"/>
+          <w:lang w:val="en-US" w:eastAsia="zh-CN"/>
+        </w:rPr>
+      </w:pPr>
+      <w:r>
+        <w:rPr>
+          <w:rFonts w:hint="eastAsia" w:ascii="Arial" w:hAnsi="Arial"/>
+          <w:lang w:val="en-US" w:eastAsia="zh-CN"/>
+        </w:rPr>
+        <w:t>实践是感性的，对象性的物质活动</w:t>
+      </w:r>
+    </w:p>
+    <w:p>
+      <w:pPr>
+        <w:rPr>
+          <w:rFonts w:hint="default" w:ascii="Arial" w:hAnsi="Arial"/>
+          <w:lang w:val="en-US" w:eastAsia="zh-CN"/>
+        </w:rPr>
+      </w:pPr>
+      <w:r>
+        <w:rPr>
+          <w:rFonts w:hint="eastAsia" w:ascii="Arial" w:hAnsi="Arial"/>
+          <w:lang w:val="en-US" w:eastAsia="zh-CN"/>
+        </w:rPr>
+        <w:t>实践是能动的，体现主体的意愿，需要一个对象，并且是物质活动</w:t>
+      </w:r>
+    </w:p>
+    <w:p>
+      <w:pPr>
+        <w:rPr>
+          <w:rFonts w:hint="default" w:ascii="Arial" w:hAnsi="Arial"/>
+          <w:lang w:val="en-US" w:eastAsia="zh-CN"/>
+        </w:rPr>
+      </w:pPr>
+      <w:r>
+        <w:rPr>
+          <w:rFonts w:hint="eastAsia" w:ascii="Arial" w:hAnsi="Arial"/>
+          <w:lang w:val="en-US" w:eastAsia="zh-CN"/>
+        </w:rPr>
+        <w:t>行为分为两种，本能活动和实践活动</w:t>
+      </w:r>
+    </w:p>
+    <w:p>
+      <w:pPr>
+        <w:rPr>
+          <w:rFonts w:hint="default" w:ascii="Arial" w:hAnsi="Arial"/>
+          <w:lang w:val="en-US" w:eastAsia="zh-CN"/>
+        </w:rPr>
+      </w:pPr>
+      <w:r>
+        <w:rPr>
+          <w:rFonts w:hint="eastAsia" w:ascii="Arial" w:hAnsi="Arial"/>
+          <w:lang w:val="en-US" w:eastAsia="zh-CN"/>
+        </w:rPr>
+        <w:t>实践是沟通主客观的唯一桥梁，但实践是属于物质的</w:t>
+      </w:r>
+    </w:p>
+    <w:p>
+      <w:pPr>
+        <w:rPr>
+          <w:rFonts w:hint="eastAsia" w:ascii="Arial" w:hAnsi="Arial"/>
+          <w:lang w:val="en-US" w:eastAsia="zh-CN"/>
+        </w:rPr>
+      </w:pPr>
+      <w:r>
+        <w:rPr>
+          <w:rFonts w:hint="eastAsia" w:ascii="Arial" w:hAnsi="Arial"/>
+          <w:lang w:val="en-US" w:eastAsia="zh-CN"/>
+        </w:rPr>
+        <w:t>特点：客观实在性，自觉能动性，社会历史性</w:t>
+      </w:r>
+    </w:p>
+    <w:p>
+      <w:pPr>
+        <w:rPr>
+          <w:rFonts w:hint="default" w:ascii="Arial" w:hAnsi="Arial"/>
+          <w:lang w:val="en-US" w:eastAsia="zh-CN"/>
+        </w:rPr>
+      </w:pPr>
+      <w:r>
+        <w:rPr>
+          <w:rFonts w:hint="eastAsia" w:ascii="Arial" w:hAnsi="Arial"/>
+          <w:lang w:val="en-US" w:eastAsia="zh-CN"/>
+        </w:rPr>
+        <w:t>可以把脑中物变成现实中的物，直接现实性，一定要动手做</w:t>
+      </w:r>
+    </w:p>
+    <w:p>
+      <w:pPr>
+        <w:rPr>
+          <w:rFonts w:hint="default" w:ascii="Arial" w:hAnsi="Arial"/>
+          <w:lang w:val="en-US" w:eastAsia="zh-CN"/>
+        </w:rPr>
+      </w:pPr>
+      <w:r>
+        <w:rPr>
+          <w:rFonts w:hint="eastAsia" w:ascii="Arial" w:hAnsi="Arial"/>
+          <w:lang w:val="en-US" w:eastAsia="zh-CN"/>
+        </w:rPr>
+        <w:t>自觉能动性是带有感性与目的性的，不会盲目的去干一件事情，动脑想再去做</w:t>
+      </w:r>
+    </w:p>
+    <w:p>
+      <w:pPr>
+        <w:rPr>
+          <w:rFonts w:hint="eastAsia" w:ascii="Arial" w:hAnsi="Arial"/>
+          <w:lang w:val="en-US" w:eastAsia="zh-CN"/>
+        </w:rPr>
+      </w:pPr>
+      <w:r>
+        <w:rPr>
+          <w:rFonts w:hint="eastAsia" w:ascii="Arial" w:hAnsi="Arial"/>
+          <w:lang w:val="en-US" w:eastAsia="zh-CN"/>
+        </w:rPr>
+        <w:t>社会历史性，历史阶段不同，他就不同</w:t>
+      </w:r>
+    </w:p>
+    <w:p>
+      <w:pPr>
+        <w:rPr>
+          <w:rFonts w:hint="default" w:ascii="Arial" w:hAnsi="Arial"/>
+          <w:lang w:val="en-US" w:eastAsia="zh-CN"/>
+        </w:rPr>
+      </w:pPr>
+      <w:r>
+        <w:rPr>
+          <w:rFonts w:hint="default" w:ascii="Arial" w:hAnsi="Arial"/>
+          <w:lang w:val="en-US" w:eastAsia="zh-CN"/>
+        </w:rPr>
+        <w:br w:type="page"/>
+      </w:r>
+    </w:p>
+    <w:p>
+      <w:pPr>
+        <w:pStyle w:val="4"/>
+        <w:bidi w:val="0"/>
+        <w:rPr>
+          <w:rFonts w:hint="eastAsia" w:ascii="Arial" w:hAnsi="Arial"/>
+          <w:lang w:val="en-US" w:eastAsia="zh-CN"/>
+        </w:rPr>
+      </w:pPr>
+      <w:bookmarkStart w:id="35" w:name="_Toc15865"/>
+      <w:r>
+        <w:rPr>
+          <w:rFonts w:hint="eastAsia" w:ascii="Arial" w:hAnsi="Arial"/>
+          <w:lang w:val="en-US" w:eastAsia="zh-CN"/>
+        </w:rPr>
+        <w:t>考点30 实践的基本结构和形式</w:t>
+      </w:r>
+      <w:bookmarkEnd w:id="35"/>
+    </w:p>
+    <w:p>
+      <w:pPr>
+        <w:rPr>
+          <w:rFonts w:hint="eastAsia" w:ascii="Arial" w:hAnsi="Arial"/>
+          <w:lang w:val="en-US" w:eastAsia="zh-CN"/>
+        </w:rPr>
+      </w:pPr>
+      <w:r>
+        <w:rPr>
+          <w:rFonts w:hint="eastAsia" w:ascii="Arial" w:hAnsi="Arial"/>
+          <w:lang w:val="en-US" w:eastAsia="zh-CN"/>
+        </w:rPr>
+        <w:t>实践的主体只能人，自然能力，身体有多壮；精神能力，知识和非知识，情感欲望信仰两者缺一不可，知识因素是首要的能力；实践的客体在主体实践活动的范围内；实践中介，物质性工具，斧子之类的；语言符号工具系统，文字之类的；关系，只有我改造他，我才能认识他，并且他才能对我有用，但是我不改造他，我就不认识他，他也对我没用，所以实践才是根本，实践的主客体和认识的主客体是一致的，他俩具有同构性，都是主体---客体---中介，这种结构</w:t>
+      </w:r>
+    </w:p>
+    <w:p>
+      <w:pPr>
+        <w:rPr>
+          <w:rFonts w:hint="default" w:ascii="Arial" w:hAnsi="Arial"/>
+          <w:lang w:val="en-US" w:eastAsia="zh-CN"/>
+        </w:rPr>
+      </w:pPr>
+      <w:r>
+        <w:rPr>
+          <w:rFonts w:hint="eastAsia" w:ascii="Arial" w:hAnsi="Arial"/>
+          <w:lang w:val="en-US" w:eastAsia="zh-CN"/>
+        </w:rPr>
+        <w:t>主体客体化（客变），把我的需要作用其上，使它发生变化，例如树变筷子</w:t>
+      </w:r>
+    </w:p>
+    <w:p>
+      <w:pPr>
+        <w:rPr>
+          <w:rFonts w:hint="eastAsia" w:ascii="Arial" w:hAnsi="Arial"/>
+          <w:lang w:val="en-US" w:eastAsia="zh-CN"/>
+        </w:rPr>
+      </w:pPr>
+      <w:r>
+        <w:rPr>
+          <w:rFonts w:hint="eastAsia" w:ascii="Arial" w:hAnsi="Arial"/>
+          <w:lang w:val="en-US" w:eastAsia="zh-CN"/>
+        </w:rPr>
+        <w:t>客体主体化（主变），吃掉天山雪莲，我功力大增！我跑的很慢，但是买了辆车，我现在跑的飞快</w:t>
+      </w:r>
+    </w:p>
+    <w:p>
+      <w:pPr>
+        <w:rPr>
+          <w:rFonts w:hint="eastAsia" w:ascii="Arial" w:hAnsi="Arial"/>
+          <w:lang w:val="en-US" w:eastAsia="zh-CN"/>
+        </w:rPr>
+      </w:pPr>
+      <w:r>
+        <w:rPr>
+          <w:rFonts w:hint="eastAsia" w:ascii="Arial" w:hAnsi="Arial"/>
+          <w:lang w:val="en-US" w:eastAsia="zh-CN"/>
+        </w:rPr>
+        <w:t>形式三类，物质生产实践，社会政治实践，科学文化实践</w:t>
+      </w:r>
+    </w:p>
+    <w:p>
+      <w:pPr>
+        <w:ind w:left="0" w:leftChars="0" w:firstLine="0" w:firstLineChars="0"/>
+        <w:rPr>
+          <w:rFonts w:hint="default" w:ascii="Arial" w:hAnsi="Arial"/>
+          <w:lang w:val="en-US" w:eastAsia="zh-CN"/>
+        </w:rPr>
+      </w:pPr>
+      <w:r>
+        <w:rPr>
+          <w:rFonts w:hint="eastAsia" w:ascii="Arial" w:hAnsi="Arial"/>
+          <w:lang w:val="en-US" w:eastAsia="zh-CN"/>
+        </w:rPr>
+        <w:t>劳动是最基本的，现代科技发展出现了虚拟实践（相对独立性）</w:t>
+      </w:r>
+    </w:p>
+    <w:p>
+      <w:pPr>
+        <w:pStyle w:val="4"/>
+        <w:bidi w:val="0"/>
+        <w:rPr>
+          <w:rFonts w:hint="eastAsia" w:ascii="Arial" w:hAnsi="Arial"/>
+          <w:lang w:val="en-US" w:eastAsia="zh-CN"/>
+        </w:rPr>
+      </w:pPr>
+      <w:bookmarkStart w:id="36" w:name="_Toc10106"/>
+      <w:r>
+        <w:rPr>
+          <w:rFonts w:hint="eastAsia" w:ascii="Arial" w:hAnsi="Arial"/>
+          <w:lang w:val="en-US" w:eastAsia="zh-CN"/>
+        </w:rPr>
+        <w:t>考点31 实践对认识的决定作用</w:t>
+      </w:r>
+      <w:bookmarkEnd w:id="36"/>
+    </w:p>
+    <w:p>
+      <w:pPr>
+        <w:rPr>
+          <w:rFonts w:hint="default"/>
+          <w:lang w:val="en-US" w:eastAsia="zh-CN"/>
+        </w:rPr>
+      </w:pPr>
+      <w:r>
+        <w:rPr>
+          <w:rFonts w:hint="eastAsia"/>
+          <w:lang w:val="en-US" w:eastAsia="zh-CN"/>
+        </w:rPr>
+        <w:t>物质和意识的关系也就是实践和认识的关系，实践决定认识，认识反作用于实践，头脑中的认识是实践得来的，我的间接经验是别人实践经验得来的，和我无关的就没兴趣，有需要才实践，我认识一个东西一定是为了实践的，就像小马过河，到处打听，因为他要过河；实践是检验认识真理性的唯一标准，一定要从此岸到彼岸去检验真理。</w:t>
+      </w:r>
+    </w:p>
+    <w:p>
+      <w:pPr>
+        <w:rPr>
+          <w:rFonts w:hint="default" w:ascii="Arial" w:hAnsi="Arial"/>
+          <w:lang w:val="en-US" w:eastAsia="zh-CN"/>
+        </w:rPr>
+      </w:pPr>
+    </w:p>
+    <w:p>
+      <w:pPr>
+        <w:rPr>
+          <w:rFonts w:hint="default" w:ascii="Arial" w:hAnsi="Arial"/>
+          <w:lang w:val="en-US" w:eastAsia="zh-CN"/>
+        </w:rPr>
+      </w:pPr>
     </w:p>
     <w:p>
       <w:pPr>
@@ -3865,8 +4453,8 @@
           <w:lang w:val="en-US" w:eastAsia="zh-CN"/>
         </w:rPr>
       </w:pPr>
-      <w:bookmarkStart w:id="33" w:name="_Toc10246"/>
-      <w:bookmarkStart w:id="34" w:name="_Toc8169"/>
+      <w:bookmarkStart w:id="37" w:name="_Toc10246"/>
+      <w:bookmarkStart w:id="38" w:name="_Toc21195"/>
       <w:r>
         <w:rPr>
           <w:rFonts w:hint="eastAsia" w:ascii="Arial" w:hAnsi="Arial"/>
@@ -3874,8 +4462,8 @@
         </w:rPr>
         <w:t>唯物史观</w:t>
       </w:r>
-      <w:bookmarkEnd w:id="33"/>
-      <w:bookmarkEnd w:id="34"/>
+      <w:bookmarkEnd w:id="37"/>
+      <w:bookmarkEnd w:id="38"/>
     </w:p>
     <w:p>
       <w:pPr>
@@ -3887,8 +4475,8 @@
           <w:lang w:val="en-US" w:eastAsia="zh-CN"/>
         </w:rPr>
       </w:pPr>
-      <w:bookmarkStart w:id="35" w:name="_Toc31430"/>
-      <w:bookmarkStart w:id="36" w:name="_Toc23209"/>
+      <w:bookmarkStart w:id="39" w:name="_Toc31430"/>
+      <w:bookmarkStart w:id="40" w:name="_Toc18955"/>
       <w:r>
         <w:rPr>
           <w:rFonts w:hint="eastAsia"/>
@@ -3896,8 +4484,8 @@
         </w:rPr>
         <w:t>马克思主义政治经济学</w:t>
       </w:r>
-      <w:bookmarkEnd w:id="35"/>
-      <w:bookmarkEnd w:id="36"/>
+      <w:bookmarkEnd w:id="39"/>
+      <w:bookmarkEnd w:id="40"/>
     </w:p>
     <w:p>
       <w:pPr>
@@ -3912,8 +4500,8 @@
           <w:lang w:val="en-US" w:eastAsia="zh-CN"/>
         </w:rPr>
       </w:pPr>
-      <w:bookmarkStart w:id="37" w:name="_Toc11772"/>
-      <w:bookmarkStart w:id="38" w:name="_Toc24541"/>
+      <w:bookmarkStart w:id="41" w:name="_Toc11772"/>
+      <w:bookmarkStart w:id="42" w:name="_Toc9890"/>
       <w:r>
         <w:rPr>
           <w:rFonts w:hint="eastAsia"/>
@@ -3922,8 +4510,8 @@
         </w:rPr>
         <w:t>资本主义的本质及规律</w:t>
       </w:r>
-      <w:bookmarkEnd w:id="37"/>
-      <w:bookmarkEnd w:id="38"/>
+      <w:bookmarkEnd w:id="41"/>
+      <w:bookmarkEnd w:id="42"/>
     </w:p>
     <w:p>
       <w:pPr>
@@ -3938,8 +4526,8 @@
           <w:lang w:val="en-US" w:eastAsia="zh-CN"/>
         </w:rPr>
       </w:pPr>
-      <w:bookmarkStart w:id="39" w:name="_Toc23785"/>
-      <w:bookmarkStart w:id="40" w:name="_Toc6676"/>
+      <w:bookmarkStart w:id="43" w:name="_Toc23785"/>
+      <w:bookmarkStart w:id="44" w:name="_Toc6"/>
       <w:r>
         <w:rPr>
           <w:rFonts w:hint="eastAsia"/>
@@ -3947,8 +4535,8 @@
         </w:rPr>
         <w:t>资本主义的发展及其趋势</w:t>
       </w:r>
-      <w:bookmarkEnd w:id="39"/>
-      <w:bookmarkEnd w:id="40"/>
+      <w:bookmarkEnd w:id="43"/>
+      <w:bookmarkEnd w:id="44"/>
     </w:p>
     <w:p>
       <w:pPr>
@@ -3959,8 +4547,8 @@
           <w:lang w:val="en-US" w:eastAsia="zh-CN"/>
         </w:rPr>
       </w:pPr>
-      <w:bookmarkStart w:id="41" w:name="_Toc21929"/>
-      <w:bookmarkStart w:id="42" w:name="_Toc3947"/>
+      <w:bookmarkStart w:id="45" w:name="_Toc21929"/>
+      <w:bookmarkStart w:id="46" w:name="_Toc17362"/>
       <w:r>
         <w:rPr>
           <w:rFonts w:hint="eastAsia"/>
@@ -3968,8 +4556,8 @@
         </w:rPr>
         <w:t>科学社会主义</w:t>
       </w:r>
-      <w:bookmarkEnd w:id="41"/>
-      <w:bookmarkEnd w:id="42"/>
+      <w:bookmarkEnd w:id="45"/>
+      <w:bookmarkEnd w:id="46"/>
     </w:p>
     <w:p>
       <w:pPr>
@@ -3984,8 +4572,8 @@
           <w:lang w:val="en-US" w:eastAsia="zh-CN"/>
         </w:rPr>
       </w:pPr>
-      <w:bookmarkStart w:id="43" w:name="_Toc32071"/>
-      <w:bookmarkStart w:id="44" w:name="_Toc32547"/>
+      <w:bookmarkStart w:id="47" w:name="_Toc32071"/>
+      <w:bookmarkStart w:id="48" w:name="_Toc28731"/>
       <w:r>
         <w:rPr>
           <w:rFonts w:hint="eastAsia"/>
@@ -3994,8 +4582,8 @@
         </w:rPr>
         <w:t>社会主义的发展及其规律</w:t>
       </w:r>
-      <w:bookmarkEnd w:id="43"/>
-      <w:bookmarkEnd w:id="44"/>
+      <w:bookmarkEnd w:id="47"/>
+      <w:bookmarkEnd w:id="48"/>
     </w:p>
     <w:p>
       <w:pPr>
@@ -4010,8 +4598,8 @@
           <w:lang w:val="en-US" w:eastAsia="zh-CN"/>
         </w:rPr>
       </w:pPr>
-      <w:bookmarkStart w:id="45" w:name="_Toc10626"/>
-      <w:bookmarkStart w:id="46" w:name="_Toc19888"/>
+      <w:bookmarkStart w:id="49" w:name="_Toc10626"/>
+      <w:bookmarkStart w:id="50" w:name="_Toc3208"/>
       <w:r>
         <w:rPr>
           <w:rFonts w:hint="eastAsia"/>
@@ -4019,8 +4607,8 @@
         </w:rPr>
         <w:t>共产主义崇高理想及其最终实现</w:t>
       </w:r>
-      <w:bookmarkEnd w:id="45"/>
-      <w:bookmarkEnd w:id="46"/>
+      <w:bookmarkEnd w:id="49"/>
+      <w:bookmarkEnd w:id="50"/>
     </w:p>
     <w:sectPr>
       <w:pgSz w:w="11906" w:h="16838"/>
